--- a/MemoryBank/specs/LLM_Hardware_Brief_2026-04-22.docx
+++ b/MemoryBank/specs/LLM_Hardware_Brief_2026-04-22.docx
@@ -85,7 +85,7 @@
           <w:sz w:val="22"/>
           <w:szCs w:val="22"/>
         </w:rPr>
-        <w:t xml:space="preserve">Версия 1.0</w:t>
+        <w:t xml:space="preserve">Версия 1.1</w:t>
       </w:r>
     </w:p>
     <w:p>
@@ -154,7 +154,7 @@
           <w:sz w:val="22"/>
           <w:szCs w:val="22"/>
         </w:rPr>
-        <w:t xml:space="preserve">GLM-5.1 (754 B параметров) непригодна для локальной станции. Требует 8 × H200 либо 4–8 × MI300X. Рекомендуется исключить из тестирования.</w:t>
+        <w:t xml:space="preserve">GLM-5.1 (754 B параметров) непригодна для локальной станции. Требует 8 × H200 либо 4–8 × MI300X. Рекомендуется исключить из тестирования в рамках этого проекта.</w:t>
       </w:r>
     </w:p>
     <w:p>
@@ -172,7 +172,7 @@
           <w:sz w:val="22"/>
           <w:szCs w:val="22"/>
         </w:rPr>
-        <w:t xml:space="preserve">Минимально рабочая конфигурация — 2 × NVIDIA RTX 5090 (32 ГБ), суммарно 64 ГБ VRAM. Покрывает все модели кроме GLM-5.1 при трёх одновременных пользователях.</w:t>
+        <w:t xml:space="preserve">Серверная программа обязательна vLLM либо SGLang, а не Ollama. При трёх пользователях Ollama даёт задержку 24.7 с (p99), vLLM — меньше 3 с на том же железе.</w:t>
       </w:r>
     </w:p>
     <w:p>
@@ -190,7 +190,7 @@
           <w:sz w:val="22"/>
           <w:szCs w:val="22"/>
         </w:rPr>
-        <w:t xml:space="preserve">Рекомендуемая конфигурация — 1 × AMD Instinct MI300X (192 ГБ HBM3). Одна карта покрывает все задачи, включая LoRA 35 B, с запасом на рост до 15 пользователей.</w:t>
+        <w:t xml:space="preserve">Операционная система — Ubuntu 24.04 LTS. Windows не годится для серверной части.</w:t>
       </w:r>
     </w:p>
     <w:p>
@@ -208,25 +208,7 @@
           <w:sz w:val="22"/>
           <w:szCs w:val="22"/>
         </w:rPr>
-        <w:t xml:space="preserve">Серверная программа обязательна vLLM либо SGLang, не Ollama. При трёх пользователях Ollama даёт задержку 24.7 с (p99), vLLM — меньше 3 с на том же железе.</w:t>
-      </w:r>
-    </w:p>
-    <w:p>
-      <w:pPr>
-        <w:pStyle w:val="ListParagraph"/>
-        <w:numPr>
-          <w:ilvl w:val="0"/>
-          <w:numId w:val="2"/>
-        </w:numPr>
-        <w:spacing w:after="60"/>
-      </w:pPr>
-      <w:r>
-        <w:rPr>
-          <w:color w:val="1A1A1A"/>
-          <w:sz w:val="22"/>
-          <w:szCs w:val="22"/>
-        </w:rPr>
-        <w:t xml:space="preserve">Операционная система — Ubuntu 24.04 LTS. Windows не подходит для серверной части.</w:t>
+        <w:t xml:space="preserve">Существует несколько рабочих сборок, покрывающих задачу в разной степени. Выбор зависит от доступности карт и ожидаемой траектории роста нагрузки.</w:t>
       </w:r>
     </w:p>
     <w:p>
@@ -247,7 +229,7 @@
     </w:p>
     <w:tbl>
       <w:tblPr>
-        <w:tblW w:type="dxa" w:w="9840"/>
+        <w:tblW w:type="dxa" w:w="9360"/>
         <w:tblBorders>
           <w:top w:val="single" w:color="auto" w:sz="4"/>
           <w:left w:val="single" w:color="auto" w:sz="4"/>
@@ -258,12 +240,12 @@
         </w:tblBorders>
       </w:tblPr>
       <w:tblGrid>
-        <w:gridCol w:w="2600"/>
+        <w:gridCol w:w="2400"/>
         <w:gridCol w:w="1000"/>
         <w:gridCol w:w="900"/>
-        <w:gridCol w:w="1000"/>
-        <w:gridCol w:w="1000"/>
-        <w:gridCol w:w="3340"/>
+        <w:gridCol w:w="1100"/>
+        <w:gridCol w:w="1100"/>
+        <w:gridCol w:w="2860"/>
       </w:tblGrid>
       <w:tr>
         <w:trPr>
@@ -271,7 +253,7 @@
         </w:trPr>
         <w:tc>
           <w:tcPr>
-            <w:tcW w:type="dxa" w:w="2600"/>
+            <w:tcW w:type="dxa" w:w="2400"/>
             <w:tcBorders>
               <w:top w:val="single" w:color="CCCCCC" w:sz="4"/>
               <w:left w:val="single" w:color="CCCCCC" w:sz="4"/>
@@ -370,7 +352,7 @@
         </w:tc>
         <w:tc>
           <w:tcPr>
-            <w:tcW w:type="dxa" w:w="1000"/>
+            <w:tcW w:type="dxa" w:w="1100"/>
             <w:tcBorders>
               <w:top w:val="single" w:color="CCCCCC" w:sz="4"/>
               <w:left w:val="single" w:color="CCCCCC" w:sz="4"/>
@@ -403,7 +385,7 @@
         </w:tc>
         <w:tc>
           <w:tcPr>
-            <w:tcW w:type="dxa" w:w="1000"/>
+            <w:tcW w:type="dxa" w:w="1100"/>
             <w:tcBorders>
               <w:top w:val="single" w:color="CCCCCC" w:sz="4"/>
               <w:left w:val="single" w:color="CCCCCC" w:sz="4"/>
@@ -436,7 +418,7 @@
         </w:tc>
         <w:tc>
           <w:tcPr>
-            <w:tcW w:type="dxa" w:w="3340"/>
+            <w:tcW w:type="dxa" w:w="2860"/>
             <w:tcBorders>
               <w:top w:val="single" w:color="CCCCCC" w:sz="4"/>
               <w:left w:val="single" w:color="CCCCCC" w:sz="4"/>
@@ -471,7 +453,7 @@
       <w:tr>
         <w:tc>
           <w:tcPr>
-            <w:tcW w:type="dxa" w:w="2600"/>
+            <w:tcW w:type="dxa" w:w="2400"/>
             <w:tcBorders>
               <w:top w:val="single" w:color="CCCCCC" w:sz="4"/>
               <w:left w:val="single" w:color="CCCCCC" w:sz="4"/>
@@ -570,7 +552,7 @@
         </w:tc>
         <w:tc>
           <w:tcPr>
-            <w:tcW w:type="dxa" w:w="1000"/>
+            <w:tcW w:type="dxa" w:w="1100"/>
             <w:tcBorders>
               <w:top w:val="single" w:color="CCCCCC" w:sz="4"/>
               <w:left w:val="single" w:color="CCCCCC" w:sz="4"/>
@@ -603,7 +585,7 @@
         </w:tc>
         <w:tc>
           <w:tcPr>
-            <w:tcW w:type="dxa" w:w="1000"/>
+            <w:tcW w:type="dxa" w:w="1100"/>
             <w:tcBorders>
               <w:top w:val="single" w:color="CCCCCC" w:sz="4"/>
               <w:left w:val="single" w:color="CCCCCC" w:sz="4"/>
@@ -636,7 +618,7 @@
         </w:tc>
         <w:tc>
           <w:tcPr>
-            <w:tcW w:type="dxa" w:w="3340"/>
+            <w:tcW w:type="dxa" w:w="2860"/>
             <w:tcBorders>
               <w:top w:val="single" w:color="CCCCCC" w:sz="4"/>
               <w:left w:val="single" w:color="CCCCCC" w:sz="4"/>
@@ -671,7 +653,7 @@
       <w:tr>
         <w:tc>
           <w:tcPr>
-            <w:tcW w:type="dxa" w:w="2600"/>
+            <w:tcW w:type="dxa" w:w="2400"/>
             <w:tcBorders>
               <w:top w:val="single" w:color="CCCCCC" w:sz="4"/>
               <w:left w:val="single" w:color="CCCCCC" w:sz="4"/>
@@ -770,7 +752,7 @@
         </w:tc>
         <w:tc>
           <w:tcPr>
-            <w:tcW w:type="dxa" w:w="1000"/>
+            <w:tcW w:type="dxa" w:w="1100"/>
             <w:tcBorders>
               <w:top w:val="single" w:color="CCCCCC" w:sz="4"/>
               <w:left w:val="single" w:color="CCCCCC" w:sz="4"/>
@@ -797,13 +779,46 @@
                 <w:sz w:val="20"/>
                 <w:szCs w:val="20"/>
               </w:rPr>
+              <w:t xml:space="preserve">QLoRA 7B</w:t>
+            </w:r>
+          </w:p>
+        </w:tc>
+        <w:tc>
+          <w:tcPr>
+            <w:tcW w:type="dxa" w:w="1100"/>
+            <w:tcBorders>
+              <w:top w:val="single" w:color="CCCCCC" w:sz="4"/>
+              <w:left w:val="single" w:color="CCCCCC" w:sz="4"/>
+              <w:bottom w:val="single" w:color="CCCCCC" w:sz="4"/>
+              <w:right w:val="single" w:color="CCCCCC" w:sz="4"/>
+            </w:tcBorders>
+            <w:shd w:fill="F2F7FB" w:color="auto" w:val="clear"/>
+            <w:tcMar>
+              <w:top w:type="dxa" w:w="60"/>
+              <w:left w:type="dxa" w:w="120"/>
+              <w:bottom w:type="dxa" w:w="60"/>
+              <w:right w:type="dxa" w:w="120"/>
+            </w:tcMar>
+          </w:tcPr>
+          <w:p>
+            <w:pPr>
+              <w:jc w:val="center"/>
+            </w:pPr>
+            <w:r>
+              <w:rPr>
+                <w:b/>
+                <w:bCs/>
+                <w:color w:val="1A1A1A"/>
+                <w:sz w:val="20"/>
+                <w:szCs w:val="20"/>
+              </w:rPr>
               <w:t xml:space="preserve">нет</w:t>
             </w:r>
           </w:p>
         </w:tc>
         <w:tc>
           <w:tcPr>
-            <w:tcW w:type="dxa" w:w="1000"/>
+            <w:tcW w:type="dxa" w:w="2860"/>
             <w:tcBorders>
               <w:top w:val="single" w:color="CCCCCC" w:sz="4"/>
               <w:left w:val="single" w:color="CCCCCC" w:sz="4"/>
@@ -820,50 +835,17 @@
           </w:tcPr>
           <w:p>
             <w:pPr>
-              <w:jc w:val="center"/>
-            </w:pPr>
-            <w:r>
-              <w:rPr>
-                <w:b/>
-                <w:bCs/>
-                <w:color w:val="1A1A1A"/>
-                <w:sz w:val="20"/>
-                <w:szCs w:val="20"/>
-              </w:rPr>
-              <w:t xml:space="preserve">нет</w:t>
-            </w:r>
-          </w:p>
-        </w:tc>
-        <w:tc>
-          <w:tcPr>
-            <w:tcW w:type="dxa" w:w="3340"/>
-            <w:tcBorders>
-              <w:top w:val="single" w:color="CCCCCC" w:sz="4"/>
-              <w:left w:val="single" w:color="CCCCCC" w:sz="4"/>
-              <w:bottom w:val="single" w:color="CCCCCC" w:sz="4"/>
-              <w:right w:val="single" w:color="CCCCCC" w:sz="4"/>
-            </w:tcBorders>
-            <w:shd w:fill="F2F7FB" w:color="auto" w:val="clear"/>
-            <w:tcMar>
-              <w:top w:type="dxa" w:w="60"/>
-              <w:left w:type="dxa" w:w="120"/>
-              <w:bottom w:type="dxa" w:w="60"/>
-              <w:right w:type="dxa" w:w="120"/>
-            </w:tcMar>
-          </w:tcPr>
-          <w:p>
-            <w:pPr>
-              <w:jc w:val="left"/>
-            </w:pPr>
-            <w:r>
-              <w:rPr>
-                <w:b/>
-                <w:bCs/>
-                <w:color w:val="1A1A1A"/>
-                <w:sz w:val="20"/>
-                <w:szCs w:val="20"/>
-              </w:rPr>
-              <w:t xml:space="preserve">Multi-GPU без NVLink — 15-30% потерь</w:t>
+              <w:jc w:val="left"/>
+            </w:pPr>
+            <w:r>
+              <w:rPr>
+                <w:b/>
+                <w:bCs/>
+                <w:color w:val="1A1A1A"/>
+                <w:sz w:val="20"/>
+                <w:szCs w:val="20"/>
+              </w:rPr>
+              <w:t xml:space="preserve">Multi-GPU без NVLink — 25–40 % потерь</w:t>
             </w:r>
           </w:p>
         </w:tc>
@@ -871,7 +853,7 @@
       <w:tr>
         <w:tc>
           <w:tcPr>
-            <w:tcW w:type="dxa" w:w="2600"/>
+            <w:tcW w:type="dxa" w:w="2400"/>
             <w:tcBorders>
               <w:top w:val="single" w:color="CCCCCC" w:sz="4"/>
               <w:left w:val="single" w:color="CCCCCC" w:sz="4"/>
@@ -970,7 +952,7 @@
         </w:tc>
         <w:tc>
           <w:tcPr>
-            <w:tcW w:type="dxa" w:w="1000"/>
+            <w:tcW w:type="dxa" w:w="1100"/>
             <w:tcBorders>
               <w:top w:val="single" w:color="CCCCCC" w:sz="4"/>
               <w:left w:val="single" w:color="CCCCCC" w:sz="4"/>
@@ -1003,7 +985,7 @@
         </w:tc>
         <w:tc>
           <w:tcPr>
-            <w:tcW w:type="dxa" w:w="1000"/>
+            <w:tcW w:type="dxa" w:w="1100"/>
             <w:tcBorders>
               <w:top w:val="single" w:color="CCCCCC" w:sz="4"/>
               <w:left w:val="single" w:color="CCCCCC" w:sz="4"/>
@@ -1036,34 +1018,34 @@
         </w:tc>
         <w:tc>
           <w:tcPr>
-            <w:tcW w:type="dxa" w:w="3340"/>
-            <w:tcBorders>
-              <w:top w:val="single" w:color="CCCCCC" w:sz="4"/>
-              <w:left w:val="single" w:color="CCCCCC" w:sz="4"/>
-              <w:bottom w:val="single" w:color="CCCCCC" w:sz="4"/>
-              <w:right w:val="single" w:color="CCCCCC" w:sz="4"/>
-            </w:tcBorders>
-            <w:shd w:fill="FFFFFF" w:color="auto" w:val="clear"/>
-            <w:tcMar>
-              <w:top w:type="dxa" w:w="60"/>
-              <w:left w:type="dxa" w:w="120"/>
-              <w:bottom w:type="dxa" w:w="60"/>
-              <w:right w:type="dxa" w:w="120"/>
-            </w:tcMar>
-          </w:tcPr>
-          <w:p>
-            <w:pPr>
-              <w:jc w:val="left"/>
-            </w:pPr>
-            <w:r>
-              <w:rPr>
-                <w:b/>
-                <w:bCs/>
-                <w:color w:val="1A1A1A"/>
-                <w:sz w:val="20"/>
-                <w:szCs w:val="20"/>
-              </w:rPr>
-              <w:t xml:space="preserve">Выше bandwidth памяти чем 5060 Ti</w:t>
+            <w:tcW w:type="dxa" w:w="2860"/>
+            <w:tcBorders>
+              <w:top w:val="single" w:color="CCCCCC" w:sz="4"/>
+              <w:left w:val="single" w:color="CCCCCC" w:sz="4"/>
+              <w:bottom w:val="single" w:color="CCCCCC" w:sz="4"/>
+              <w:right w:val="single" w:color="CCCCCC" w:sz="4"/>
+            </w:tcBorders>
+            <w:shd w:fill="FFFFFF" w:color="auto" w:val="clear"/>
+            <w:tcMar>
+              <w:top w:type="dxa" w:w="60"/>
+              <w:left w:type="dxa" w:w="120"/>
+              <w:bottom w:type="dxa" w:w="60"/>
+              <w:right w:type="dxa" w:w="120"/>
+            </w:tcMar>
+          </w:tcPr>
+          <w:p>
+            <w:pPr>
+              <w:jc w:val="left"/>
+            </w:pPr>
+            <w:r>
+              <w:rPr>
+                <w:b/>
+                <w:bCs/>
+                <w:color w:val="1A1A1A"/>
+                <w:sz w:val="20"/>
+                <w:szCs w:val="20"/>
+              </w:rPr>
+              <w:t xml:space="preserve">Та же VRAM, но быстрее память</w:t>
             </w:r>
           </w:p>
         </w:tc>
@@ -1071,7 +1053,7 @@
       <w:tr>
         <w:tc>
           <w:tcPr>
-            <w:tcW w:type="dxa" w:w="2600"/>
+            <w:tcW w:type="dxa" w:w="2400"/>
             <w:tcBorders>
               <w:top w:val="single" w:color="CCCCCC" w:sz="4"/>
               <w:left w:val="single" w:color="CCCCCC" w:sz="4"/>
@@ -1098,7 +1080,7 @@
                 <w:sz w:val="20"/>
                 <w:szCs w:val="20"/>
               </w:rPr>
-              <w:t xml:space="preserve">4× RTX 4090 24</w:t>
+              <w:t xml:space="preserve">2× RTX 4090 24</w:t>
             </w:r>
           </w:p>
         </w:tc>
@@ -1131,7 +1113,7 @@
                 <w:sz w:val="20"/>
                 <w:szCs w:val="20"/>
               </w:rPr>
-              <w:t xml:space="preserve">96</w:t>
+              <w:t xml:space="preserve">48</w:t>
             </w:r>
           </w:p>
         </w:tc>
@@ -1164,13 +1146,13 @@
                 <w:sz w:val="20"/>
                 <w:szCs w:val="20"/>
               </w:rPr>
-              <w:t xml:space="preserve">14–16</w:t>
-            </w:r>
-          </w:p>
-        </w:tc>
-        <w:tc>
-          <w:tcPr>
-            <w:tcW w:type="dxa" w:w="1000"/>
+              <w:t xml:space="preserve">6–8</w:t>
+            </w:r>
+          </w:p>
+        </w:tc>
+        <w:tc>
+          <w:tcPr>
+            <w:tcW w:type="dxa" w:w="1100"/>
             <w:tcBorders>
               <w:top w:val="single" w:color="CCCCCC" w:sz="4"/>
               <w:left w:val="single" w:color="CCCCCC" w:sz="4"/>
@@ -1203,7 +1185,7 @@
         </w:tc>
         <w:tc>
           <w:tcPr>
-            <w:tcW w:type="dxa" w:w="1000"/>
+            <w:tcW w:type="dxa" w:w="1100"/>
             <w:tcBorders>
               <w:top w:val="single" w:color="CCCCCC" w:sz="4"/>
               <w:left w:val="single" w:color="CCCCCC" w:sz="4"/>
@@ -1230,13 +1212,13 @@
                 <w:sz w:val="20"/>
                 <w:szCs w:val="20"/>
               </w:rPr>
-              <w:t xml:space="preserve">ограниченно</w:t>
-            </w:r>
-          </w:p>
-        </w:tc>
-        <w:tc>
-          <w:tcPr>
-            <w:tcW w:type="dxa" w:w="3340"/>
+              <w:t xml:space="preserve">нет</w:t>
+            </w:r>
+          </w:p>
+        </w:tc>
+        <w:tc>
+          <w:tcPr>
+            <w:tcW w:type="dxa" w:w="2860"/>
             <w:tcBorders>
               <w:top w:val="single" w:color="CCCCCC" w:sz="4"/>
               <w:left w:val="single" w:color="CCCCCC" w:sz="4"/>
@@ -1263,7 +1245,7 @@
                 <w:sz w:val="20"/>
                 <w:szCs w:val="20"/>
               </w:rPr>
-              <w:t xml:space="preserve">Классическая AI-workstation</w:t>
+              <w:t xml:space="preserve">Переходный вариант</w:t>
             </w:r>
           </w:p>
         </w:tc>
@@ -1271,34 +1253,34 @@
       <w:tr>
         <w:tc>
           <w:tcPr>
-            <w:tcW w:type="dxa" w:w="2600"/>
-            <w:tcBorders>
-              <w:top w:val="single" w:color="CCCCCC" w:sz="4"/>
-              <w:left w:val="single" w:color="CCCCCC" w:sz="4"/>
-              <w:bottom w:val="single" w:color="CCCCCC" w:sz="4"/>
-              <w:right w:val="single" w:color="CCCCCC" w:sz="4"/>
-            </w:tcBorders>
-            <w:shd w:fill="FFFFFF" w:color="auto" w:val="clear"/>
-            <w:tcMar>
-              <w:top w:type="dxa" w:w="60"/>
-              <w:left w:type="dxa" w:w="120"/>
-              <w:bottom w:type="dxa" w:w="60"/>
-              <w:right w:type="dxa" w:w="120"/>
-            </w:tcMar>
-          </w:tcPr>
-          <w:p>
-            <w:pPr>
-              <w:jc w:val="left"/>
-            </w:pPr>
-            <w:r>
-              <w:rPr>
-                <w:b/>
-                <w:bCs/>
-                <w:color w:val="1A1A1A"/>
-                <w:sz w:val="20"/>
-                <w:szCs w:val="20"/>
-              </w:rPr>
-              <w:t xml:space="preserve">2× RTX 5090 32</w:t>
+            <w:tcW w:type="dxa" w:w="2400"/>
+            <w:tcBorders>
+              <w:top w:val="single" w:color="CCCCCC" w:sz="4"/>
+              <w:left w:val="single" w:color="CCCCCC" w:sz="4"/>
+              <w:bottom w:val="single" w:color="CCCCCC" w:sz="4"/>
+              <w:right w:val="single" w:color="CCCCCC" w:sz="4"/>
+            </w:tcBorders>
+            <w:shd w:fill="FFFFFF" w:color="auto" w:val="clear"/>
+            <w:tcMar>
+              <w:top w:type="dxa" w:w="60"/>
+              <w:left w:type="dxa" w:w="120"/>
+              <w:bottom w:type="dxa" w:w="60"/>
+              <w:right w:type="dxa" w:w="120"/>
+            </w:tcMar>
+          </w:tcPr>
+          <w:p>
+            <w:pPr>
+              <w:jc w:val="left"/>
+            </w:pPr>
+            <w:r>
+              <w:rPr>
+                <w:b/>
+                <w:bCs/>
+                <w:color w:val="1A1A1A"/>
+                <w:sz w:val="20"/>
+                <w:szCs w:val="20"/>
+              </w:rPr>
+              <w:t xml:space="preserve">4× RTX 4090 24</w:t>
             </w:r>
           </w:p>
         </w:tc>
@@ -1331,7 +1313,7 @@
                 <w:sz w:val="20"/>
                 <w:szCs w:val="20"/>
               </w:rPr>
-              <w:t xml:space="preserve">64</w:t>
+              <w:t xml:space="preserve">96</w:t>
             </w:r>
           </w:p>
         </w:tc>
@@ -1364,13 +1346,13 @@
                 <w:sz w:val="20"/>
                 <w:szCs w:val="20"/>
               </w:rPr>
-              <w:t xml:space="preserve">12–14</w:t>
-            </w:r>
-          </w:p>
-        </w:tc>
-        <w:tc>
-          <w:tcPr>
-            <w:tcW w:type="dxa" w:w="1000"/>
+              <w:t xml:space="preserve">14–16</w:t>
+            </w:r>
+          </w:p>
+        </w:tc>
+        <w:tc>
+          <w:tcPr>
+            <w:tcW w:type="dxa" w:w="1100"/>
             <w:tcBorders>
               <w:top w:val="single" w:color="CCCCCC" w:sz="4"/>
               <w:left w:val="single" w:color="CCCCCC" w:sz="4"/>
@@ -1403,7 +1385,7 @@
         </w:tc>
         <w:tc>
           <w:tcPr>
-            <w:tcW w:type="dxa" w:w="1000"/>
+            <w:tcW w:type="dxa" w:w="1100"/>
             <w:tcBorders>
               <w:top w:val="single" w:color="CCCCCC" w:sz="4"/>
               <w:left w:val="single" w:color="CCCCCC" w:sz="4"/>
@@ -1430,40 +1412,40 @@
                 <w:sz w:val="20"/>
                 <w:szCs w:val="20"/>
               </w:rPr>
-              <w:t xml:space="preserve">ограниченно</w:t>
-            </w:r>
-          </w:p>
-        </w:tc>
-        <w:tc>
-          <w:tcPr>
-            <w:tcW w:type="dxa" w:w="3340"/>
-            <w:tcBorders>
-              <w:top w:val="single" w:color="CCCCCC" w:sz="4"/>
-              <w:left w:val="single" w:color="CCCCCC" w:sz="4"/>
-              <w:bottom w:val="single" w:color="CCCCCC" w:sz="4"/>
-              <w:right w:val="single" w:color="CCCCCC" w:sz="4"/>
-            </w:tcBorders>
-            <w:shd w:fill="FFFFFF" w:color="auto" w:val="clear"/>
-            <w:tcMar>
-              <w:top w:type="dxa" w:w="60"/>
-              <w:left w:type="dxa" w:w="120"/>
-              <w:bottom w:type="dxa" w:w="60"/>
-              <w:right w:type="dxa" w:w="120"/>
-            </w:tcMar>
-          </w:tcPr>
-          <w:p>
-            <w:pPr>
-              <w:jc w:val="left"/>
-            </w:pPr>
-            <w:r>
-              <w:rPr>
-                <w:b/>
-                <w:bCs/>
-                <w:color w:val="1A1A1A"/>
-                <w:sz w:val="20"/>
-                <w:szCs w:val="20"/>
-              </w:rPr>
-              <w:t xml:space="preserve">Лучший потребительский вариант</w:t>
+              <w:t xml:space="preserve">QLoRA</w:t>
+            </w:r>
+          </w:p>
+        </w:tc>
+        <w:tc>
+          <w:tcPr>
+            <w:tcW w:type="dxa" w:w="2860"/>
+            <w:tcBorders>
+              <w:top w:val="single" w:color="CCCCCC" w:sz="4"/>
+              <w:left w:val="single" w:color="CCCCCC" w:sz="4"/>
+              <w:bottom w:val="single" w:color="CCCCCC" w:sz="4"/>
+              <w:right w:val="single" w:color="CCCCCC" w:sz="4"/>
+            </w:tcBorders>
+            <w:shd w:fill="FFFFFF" w:color="auto" w:val="clear"/>
+            <w:tcMar>
+              <w:top w:type="dxa" w:w="60"/>
+              <w:left w:type="dxa" w:w="120"/>
+              <w:bottom w:type="dxa" w:w="60"/>
+              <w:right w:type="dxa" w:w="120"/>
+            </w:tcMar>
+          </w:tcPr>
+          <w:p>
+            <w:pPr>
+              <w:jc w:val="left"/>
+            </w:pPr>
+            <w:r>
+              <w:rPr>
+                <w:b/>
+                <w:bCs/>
+                <w:color w:val="1A1A1A"/>
+                <w:sz w:val="20"/>
+                <w:szCs w:val="20"/>
+              </w:rPr>
+              <w:t xml:space="preserve">Классическая AI-workstation</w:t>
             </w:r>
           </w:p>
         </w:tc>
@@ -1471,7 +1453,7 @@
       <w:tr>
         <w:tc>
           <w:tcPr>
-            <w:tcW w:type="dxa" w:w="2600"/>
+            <w:tcW w:type="dxa" w:w="2400"/>
             <w:tcBorders>
               <w:top w:val="single" w:color="CCCCCC" w:sz="4"/>
               <w:left w:val="single" w:color="CCCCCC" w:sz="4"/>
@@ -1498,7 +1480,7 @@
                 <w:sz w:val="20"/>
                 <w:szCs w:val="20"/>
               </w:rPr>
-              <w:t xml:space="preserve">1× AMD MI210 64</w:t>
+              <w:t xml:space="preserve">2× RTX 5090 32</w:t>
             </w:r>
           </w:p>
         </w:tc>
@@ -1564,13 +1546,13 @@
                 <w:sz w:val="20"/>
                 <w:szCs w:val="20"/>
               </w:rPr>
-              <w:t xml:space="preserve">12</w:t>
-            </w:r>
-          </w:p>
-        </w:tc>
-        <w:tc>
-          <w:tcPr>
-            <w:tcW w:type="dxa" w:w="1000"/>
+              <w:t xml:space="preserve">12–14</w:t>
+            </w:r>
+          </w:p>
+        </w:tc>
+        <w:tc>
+          <w:tcPr>
+            <w:tcW w:type="dxa" w:w="1100"/>
             <w:tcBorders>
               <w:top w:val="single" w:color="CCCCCC" w:sz="4"/>
               <w:left w:val="single" w:color="CCCCCC" w:sz="4"/>
@@ -1603,7 +1585,7 @@
         </w:tc>
         <w:tc>
           <w:tcPr>
-            <w:tcW w:type="dxa" w:w="1000"/>
+            <w:tcW w:type="dxa" w:w="1100"/>
             <w:tcBorders>
               <w:top w:val="single" w:color="CCCCCC" w:sz="4"/>
               <w:left w:val="single" w:color="CCCCCC" w:sz="4"/>
@@ -1630,13 +1612,13 @@
                 <w:sz w:val="20"/>
                 <w:szCs w:val="20"/>
               </w:rPr>
-              <w:t xml:space="preserve">одна карта</w:t>
-            </w:r>
-          </w:p>
-        </w:tc>
-        <w:tc>
-          <w:tcPr>
-            <w:tcW w:type="dxa" w:w="3340"/>
+              <w:t xml:space="preserve">QLoRA</w:t>
+            </w:r>
+          </w:p>
+        </w:tc>
+        <w:tc>
+          <w:tcPr>
+            <w:tcW w:type="dxa" w:w="2860"/>
             <w:tcBorders>
               <w:top w:val="single" w:color="CCCCCC" w:sz="4"/>
               <w:left w:val="single" w:color="CCCCCC" w:sz="4"/>
@@ -1663,7 +1645,7 @@
                 <w:sz w:val="20"/>
                 <w:szCs w:val="20"/>
               </w:rPr>
-              <w:t xml:space="preserve">Не рекоменд. — исключён из нового vLLM</w:t>
+              <w:t xml:space="preserve">Лучший потребительский вариант</w:t>
             </w:r>
           </w:p>
         </w:tc>
@@ -1671,34 +1653,34 @@
       <w:tr>
         <w:tc>
           <w:tcPr>
-            <w:tcW w:type="dxa" w:w="2600"/>
-            <w:tcBorders>
-              <w:top w:val="single" w:color="CCCCCC" w:sz="4"/>
-              <w:left w:val="single" w:color="CCCCCC" w:sz="4"/>
-              <w:bottom w:val="single" w:color="CCCCCC" w:sz="4"/>
-              <w:right w:val="single" w:color="CCCCCC" w:sz="4"/>
-            </w:tcBorders>
-            <w:shd w:fill="FFFFFF" w:color="auto" w:val="clear"/>
-            <w:tcMar>
-              <w:top w:type="dxa" w:w="60"/>
-              <w:left w:type="dxa" w:w="120"/>
-              <w:bottom w:type="dxa" w:w="60"/>
-              <w:right w:type="dxa" w:w="120"/>
-            </w:tcMar>
-          </w:tcPr>
-          <w:p>
-            <w:pPr>
-              <w:jc w:val="left"/>
-            </w:pPr>
-            <w:r>
-              <w:rPr>
-                <w:b/>
-                <w:bCs/>
-                <w:color w:val="1A1A1A"/>
-                <w:sz w:val="20"/>
-                <w:szCs w:val="20"/>
-              </w:rPr>
-              <w:t xml:space="preserve">1× AMD MI250</w:t>
+            <w:tcW w:type="dxa" w:w="2400"/>
+            <w:tcBorders>
+              <w:top w:val="single" w:color="CCCCCC" w:sz="4"/>
+              <w:left w:val="single" w:color="CCCCCC" w:sz="4"/>
+              <w:bottom w:val="single" w:color="CCCCCC" w:sz="4"/>
+              <w:right w:val="single" w:color="CCCCCC" w:sz="4"/>
+            </w:tcBorders>
+            <w:shd w:fill="FFFFFF" w:color="auto" w:val="clear"/>
+            <w:tcMar>
+              <w:top w:type="dxa" w:w="60"/>
+              <w:left w:type="dxa" w:w="120"/>
+              <w:bottom w:type="dxa" w:w="60"/>
+              <w:right w:type="dxa" w:w="120"/>
+            </w:tcMar>
+          </w:tcPr>
+          <w:p>
+            <w:pPr>
+              <w:jc w:val="left"/>
+            </w:pPr>
+            <w:r>
+              <w:rPr>
+                <w:b/>
+                <w:bCs/>
+                <w:color w:val="1A1A1A"/>
+                <w:sz w:val="20"/>
+                <w:szCs w:val="20"/>
+              </w:rPr>
+              <w:t xml:space="preserve">1× AMD MI210 64</w:t>
             </w:r>
           </w:p>
         </w:tc>
@@ -1731,7 +1713,7 @@
                 <w:sz w:val="20"/>
                 <w:szCs w:val="20"/>
               </w:rPr>
-              <w:t xml:space="preserve">128</w:t>
+              <w:t xml:space="preserve">64</w:t>
             </w:r>
           </w:p>
         </w:tc>
@@ -1764,13 +1746,13 @@
                 <w:sz w:val="20"/>
                 <w:szCs w:val="20"/>
               </w:rPr>
-              <w:t xml:space="preserve">16</w:t>
-            </w:r>
-          </w:p>
-        </w:tc>
-        <w:tc>
-          <w:tcPr>
-            <w:tcW w:type="dxa" w:w="1000"/>
+              <w:t xml:space="preserve">12</w:t>
+            </w:r>
+          </w:p>
+        </w:tc>
+        <w:tc>
+          <w:tcPr>
+            <w:tcW w:type="dxa" w:w="1100"/>
             <w:tcBorders>
               <w:top w:val="single" w:color="CCCCCC" w:sz="4"/>
               <w:left w:val="single" w:color="CCCCCC" w:sz="4"/>
@@ -1803,7 +1785,7 @@
         </w:tc>
         <w:tc>
           <w:tcPr>
-            <w:tcW w:type="dxa" w:w="1000"/>
+            <w:tcW w:type="dxa" w:w="1100"/>
             <w:tcBorders>
               <w:top w:val="single" w:color="CCCCCC" w:sz="4"/>
               <w:left w:val="single" w:color="CCCCCC" w:sz="4"/>
@@ -1830,40 +1812,40 @@
                 <w:sz w:val="20"/>
                 <w:szCs w:val="20"/>
               </w:rPr>
-              <w:t xml:space="preserve">да</w:t>
-            </w:r>
-          </w:p>
-        </w:tc>
-        <w:tc>
-          <w:tcPr>
-            <w:tcW w:type="dxa" w:w="3340"/>
-            <w:tcBorders>
-              <w:top w:val="single" w:color="CCCCCC" w:sz="4"/>
-              <w:left w:val="single" w:color="CCCCCC" w:sz="4"/>
-              <w:bottom w:val="single" w:color="CCCCCC" w:sz="4"/>
-              <w:right w:val="single" w:color="CCCCCC" w:sz="4"/>
-            </w:tcBorders>
-            <w:shd w:fill="FFFFFF" w:color="auto" w:val="clear"/>
-            <w:tcMar>
-              <w:top w:type="dxa" w:w="60"/>
-              <w:left w:type="dxa" w:w="120"/>
-              <w:bottom w:type="dxa" w:w="60"/>
-              <w:right w:type="dxa" w:w="120"/>
-            </w:tcMar>
-          </w:tcPr>
-          <w:p>
-            <w:pPr>
-              <w:jc w:val="left"/>
-            </w:pPr>
-            <w:r>
-              <w:rPr>
-                <w:b/>
-                <w:bCs/>
-                <w:color w:val="1A1A1A"/>
-                <w:sz w:val="20"/>
-                <w:szCs w:val="20"/>
-              </w:rPr>
-              <w:t xml:space="preserve">То же — устаревшая поддержка</w:t>
+              <w:t xml:space="preserve">одна карта</w:t>
+            </w:r>
+          </w:p>
+        </w:tc>
+        <w:tc>
+          <w:tcPr>
+            <w:tcW w:type="dxa" w:w="2860"/>
+            <w:tcBorders>
+              <w:top w:val="single" w:color="CCCCCC" w:sz="4"/>
+              <w:left w:val="single" w:color="CCCCCC" w:sz="4"/>
+              <w:bottom w:val="single" w:color="CCCCCC" w:sz="4"/>
+              <w:right w:val="single" w:color="CCCCCC" w:sz="4"/>
+            </w:tcBorders>
+            <w:shd w:fill="FFFFFF" w:color="auto" w:val="clear"/>
+            <w:tcMar>
+              <w:top w:type="dxa" w:w="60"/>
+              <w:left w:type="dxa" w:w="120"/>
+              <w:bottom w:type="dxa" w:w="60"/>
+              <w:right w:type="dxa" w:w="120"/>
+            </w:tcMar>
+          </w:tcPr>
+          <w:p>
+            <w:pPr>
+              <w:jc w:val="left"/>
+            </w:pPr>
+            <w:r>
+              <w:rPr>
+                <w:b/>
+                <w:bCs/>
+                <w:color w:val="1A1A1A"/>
+                <w:sz w:val="20"/>
+                <w:szCs w:val="20"/>
+              </w:rPr>
+              <w:t xml:space="preserve">Не рек. — исключён из новых vLLM стеков</w:t>
             </w:r>
           </w:p>
         </w:tc>
@@ -1871,7 +1853,7 @@
       <w:tr>
         <w:tc>
           <w:tcPr>
-            <w:tcW w:type="dxa" w:w="2600"/>
+            <w:tcW w:type="dxa" w:w="2400"/>
             <w:tcBorders>
               <w:top w:val="single" w:color="CCCCCC" w:sz="4"/>
               <w:left w:val="single" w:color="CCCCCC" w:sz="4"/>
@@ -1898,7 +1880,7 @@
                 <w:sz w:val="20"/>
                 <w:szCs w:val="20"/>
               </w:rPr>
-              <w:t xml:space="preserve">1× AMD MI300X 192</w:t>
+              <w:t xml:space="preserve">1× AMD MI250</w:t>
             </w:r>
           </w:p>
         </w:tc>
@@ -1931,7 +1913,7 @@
                 <w:sz w:val="20"/>
                 <w:szCs w:val="20"/>
               </w:rPr>
-              <w:t xml:space="preserve">192</w:t>
+              <w:t xml:space="preserve">128</w:t>
             </w:r>
           </w:p>
         </w:tc>
@@ -1964,13 +1946,13 @@
                 <w:sz w:val="20"/>
                 <w:szCs w:val="20"/>
               </w:rPr>
-              <w:t xml:space="preserve">25–30</w:t>
-            </w:r>
-          </w:p>
-        </w:tc>
-        <w:tc>
-          <w:tcPr>
-            <w:tcW w:type="dxa" w:w="1000"/>
+              <w:t xml:space="preserve">16</w:t>
+            </w:r>
+          </w:p>
+        </w:tc>
+        <w:tc>
+          <w:tcPr>
+            <w:tcW w:type="dxa" w:w="1100"/>
             <w:tcBorders>
               <w:top w:val="single" w:color="CCCCCC" w:sz="4"/>
               <w:left w:val="single" w:color="CCCCCC" w:sz="4"/>
@@ -2003,7 +1985,7 @@
         </w:tc>
         <w:tc>
           <w:tcPr>
-            <w:tcW w:type="dxa" w:w="1000"/>
+            <w:tcW w:type="dxa" w:w="1100"/>
             <w:tcBorders>
               <w:top w:val="single" w:color="CCCCCC" w:sz="4"/>
               <w:left w:val="single" w:color="CCCCCC" w:sz="4"/>
@@ -2036,7 +2018,7 @@
         </w:tc>
         <w:tc>
           <w:tcPr>
-            <w:tcW w:type="dxa" w:w="3340"/>
+            <w:tcW w:type="dxa" w:w="2860"/>
             <w:tcBorders>
               <w:top w:val="single" w:color="CCCCCC" w:sz="4"/>
               <w:left w:val="single" w:color="CCCCCC" w:sz="4"/>
@@ -2059,11 +2041,11 @@
               <w:rPr>
                 <w:b/>
                 <w:bCs/>
-                <w:color w:val="2E7D32"/>
-                <w:sz w:val="20"/>
-                <w:szCs w:val="20"/>
-              </w:rPr>
-              <w:t xml:space="preserve">Рекомендуется</w:t>
+                <w:color w:val="1A1A1A"/>
+                <w:sz w:val="20"/>
+                <w:szCs w:val="20"/>
+              </w:rPr>
+              <w:t xml:space="preserve">То же — устаревшая поддержка</w:t>
             </w:r>
           </w:p>
         </w:tc>
@@ -2071,34 +2053,34 @@
       <w:tr>
         <w:tc>
           <w:tcPr>
-            <w:tcW w:type="dxa" w:w="2600"/>
-            <w:tcBorders>
-              <w:top w:val="single" w:color="CCCCCC" w:sz="4"/>
-              <w:left w:val="single" w:color="CCCCCC" w:sz="4"/>
-              <w:bottom w:val="single" w:color="CCCCCC" w:sz="4"/>
-              <w:right w:val="single" w:color="CCCCCC" w:sz="4"/>
-            </w:tcBorders>
-            <w:shd w:fill="FFFFFF" w:color="auto" w:val="clear"/>
-            <w:tcMar>
-              <w:top w:type="dxa" w:w="60"/>
-              <w:left w:type="dxa" w:w="120"/>
-              <w:bottom w:type="dxa" w:w="60"/>
-              <w:right w:type="dxa" w:w="120"/>
-            </w:tcMar>
-          </w:tcPr>
-          <w:p>
-            <w:pPr>
-              <w:jc w:val="left"/>
-            </w:pPr>
-            <w:r>
-              <w:rPr>
-                <w:b/>
-                <w:bCs/>
-                <w:color w:val="1A1A1A"/>
-                <w:sz w:val="20"/>
-                <w:szCs w:val="20"/>
-              </w:rPr>
-              <w:t xml:space="preserve">2× AMD MI300X</w:t>
+            <w:tcW w:type="dxa" w:w="2400"/>
+            <w:tcBorders>
+              <w:top w:val="single" w:color="CCCCCC" w:sz="4"/>
+              <w:left w:val="single" w:color="CCCCCC" w:sz="4"/>
+              <w:bottom w:val="single" w:color="CCCCCC" w:sz="4"/>
+              <w:right w:val="single" w:color="CCCCCC" w:sz="4"/>
+            </w:tcBorders>
+            <w:shd w:fill="FFFFFF" w:color="auto" w:val="clear"/>
+            <w:tcMar>
+              <w:top w:type="dxa" w:w="60"/>
+              <w:left w:type="dxa" w:w="120"/>
+              <w:bottom w:type="dxa" w:w="60"/>
+              <w:right w:type="dxa" w:w="120"/>
+            </w:tcMar>
+          </w:tcPr>
+          <w:p>
+            <w:pPr>
+              <w:jc w:val="left"/>
+            </w:pPr>
+            <w:r>
+              <w:rPr>
+                <w:b/>
+                <w:bCs/>
+                <w:color w:val="1A1A1A"/>
+                <w:sz w:val="20"/>
+                <w:szCs w:val="20"/>
+              </w:rPr>
+              <w:t xml:space="preserve">1× AMD MI300X 192</w:t>
             </w:r>
           </w:p>
         </w:tc>
@@ -2131,7 +2113,7 @@
                 <w:sz w:val="20"/>
                 <w:szCs w:val="20"/>
               </w:rPr>
-              <w:t xml:space="preserve">384</w:t>
+              <w:t xml:space="preserve">192</w:t>
             </w:r>
           </w:p>
         </w:tc>
@@ -2164,13 +2146,13 @@
                 <w:sz w:val="20"/>
                 <w:szCs w:val="20"/>
               </w:rPr>
-              <w:t xml:space="preserve">50–60</w:t>
-            </w:r>
-          </w:p>
-        </w:tc>
-        <w:tc>
-          <w:tcPr>
-            <w:tcW w:type="dxa" w:w="1000"/>
+              <w:t xml:space="preserve">25–30</w:t>
+            </w:r>
+          </w:p>
+        </w:tc>
+        <w:tc>
+          <w:tcPr>
+            <w:tcW w:type="dxa" w:w="1100"/>
             <w:tcBorders>
               <w:top w:val="single" w:color="CCCCCC" w:sz="4"/>
               <w:left w:val="single" w:color="CCCCCC" w:sz="4"/>
@@ -2203,7 +2185,7 @@
         </w:tc>
         <w:tc>
           <w:tcPr>
-            <w:tcW w:type="dxa" w:w="1000"/>
+            <w:tcW w:type="dxa" w:w="1100"/>
             <w:tcBorders>
               <w:top w:val="single" w:color="CCCCCC" w:sz="4"/>
               <w:left w:val="single" w:color="CCCCCC" w:sz="4"/>
@@ -2230,40 +2212,40 @@
                 <w:sz w:val="20"/>
                 <w:szCs w:val="20"/>
               </w:rPr>
-              <w:t xml:space="preserve">да (70B)</w:t>
-            </w:r>
-          </w:p>
-        </w:tc>
-        <w:tc>
-          <w:tcPr>
-            <w:tcW w:type="dxa" w:w="3340"/>
-            <w:tcBorders>
-              <w:top w:val="single" w:color="CCCCCC" w:sz="4"/>
-              <w:left w:val="single" w:color="CCCCCC" w:sz="4"/>
-              <w:bottom w:val="single" w:color="CCCCCC" w:sz="4"/>
-              <w:right w:val="single" w:color="CCCCCC" w:sz="4"/>
-            </w:tcBorders>
-            <w:shd w:fill="FFFFFF" w:color="auto" w:val="clear"/>
-            <w:tcMar>
-              <w:top w:type="dxa" w:w="60"/>
-              <w:left w:type="dxa" w:w="120"/>
-              <w:bottom w:type="dxa" w:w="60"/>
-              <w:right w:type="dxa" w:w="120"/>
-            </w:tcMar>
-          </w:tcPr>
-          <w:p>
-            <w:pPr>
-              <w:jc w:val="left"/>
-            </w:pPr>
-            <w:r>
-              <w:rPr>
-                <w:b/>
-                <w:bCs/>
-                <w:color w:val="1A1A1A"/>
-                <w:sz w:val="20"/>
-                <w:szCs w:val="20"/>
-              </w:rPr>
-              <w:t xml:space="preserve">С запасом на GLM-5.1 в INT4</w:t>
+              <w:t xml:space="preserve">да</w:t>
+            </w:r>
+          </w:p>
+        </w:tc>
+        <w:tc>
+          <w:tcPr>
+            <w:tcW w:type="dxa" w:w="2860"/>
+            <w:tcBorders>
+              <w:top w:val="single" w:color="CCCCCC" w:sz="4"/>
+              <w:left w:val="single" w:color="CCCCCC" w:sz="4"/>
+              <w:bottom w:val="single" w:color="CCCCCC" w:sz="4"/>
+              <w:right w:val="single" w:color="CCCCCC" w:sz="4"/>
+            </w:tcBorders>
+            <w:shd w:fill="FFFFFF" w:color="auto" w:val="clear"/>
+            <w:tcMar>
+              <w:top w:type="dxa" w:w="60"/>
+              <w:left w:type="dxa" w:w="120"/>
+              <w:bottom w:type="dxa" w:w="60"/>
+              <w:right w:type="dxa" w:w="120"/>
+            </w:tcMar>
+          </w:tcPr>
+          <w:p>
+            <w:pPr>
+              <w:jc w:val="left"/>
+            </w:pPr>
+            <w:r>
+              <w:rPr>
+                <w:b/>
+                <w:bCs/>
+                <w:color w:val="1A1A1A"/>
+                <w:sz w:val="20"/>
+                <w:szCs w:val="20"/>
+              </w:rPr>
+              <w:t xml:space="preserve">Идеал при доступе через OEM</w:t>
             </w:r>
           </w:p>
         </w:tc>
@@ -2271,7 +2253,7 @@
       <w:tr>
         <w:tc>
           <w:tcPr>
-            <w:tcW w:type="dxa" w:w="2600"/>
+            <w:tcW w:type="dxa" w:w="2400"/>
             <w:tcBorders>
               <w:top w:val="single" w:color="CCCCCC" w:sz="4"/>
               <w:left w:val="single" w:color="CCCCCC" w:sz="4"/>
@@ -2298,6 +2280,206 @@
                 <w:sz w:val="20"/>
                 <w:szCs w:val="20"/>
               </w:rPr>
+              <w:t xml:space="preserve">2× AMD MI300X</w:t>
+            </w:r>
+          </w:p>
+        </w:tc>
+        <w:tc>
+          <w:tcPr>
+            <w:tcW w:type="dxa" w:w="1000"/>
+            <w:tcBorders>
+              <w:top w:val="single" w:color="CCCCCC" w:sz="4"/>
+              <w:left w:val="single" w:color="CCCCCC" w:sz="4"/>
+              <w:bottom w:val="single" w:color="CCCCCC" w:sz="4"/>
+              <w:right w:val="single" w:color="CCCCCC" w:sz="4"/>
+            </w:tcBorders>
+            <w:shd w:fill="F2F7FB" w:color="auto" w:val="clear"/>
+            <w:tcMar>
+              <w:top w:type="dxa" w:w="60"/>
+              <w:left w:type="dxa" w:w="120"/>
+              <w:bottom w:type="dxa" w:w="60"/>
+              <w:right w:type="dxa" w:w="120"/>
+            </w:tcMar>
+          </w:tcPr>
+          <w:p>
+            <w:pPr>
+              <w:jc w:val="center"/>
+            </w:pPr>
+            <w:r>
+              <w:rPr>
+                <w:b/>
+                <w:bCs/>
+                <w:color w:val="1A1A1A"/>
+                <w:sz w:val="20"/>
+                <w:szCs w:val="20"/>
+              </w:rPr>
+              <w:t xml:space="preserve">384</w:t>
+            </w:r>
+          </w:p>
+        </w:tc>
+        <w:tc>
+          <w:tcPr>
+            <w:tcW w:type="dxa" w:w="900"/>
+            <w:tcBorders>
+              <w:top w:val="single" w:color="CCCCCC" w:sz="4"/>
+              <w:left w:val="single" w:color="CCCCCC" w:sz="4"/>
+              <w:bottom w:val="single" w:color="CCCCCC" w:sz="4"/>
+              <w:right w:val="single" w:color="CCCCCC" w:sz="4"/>
+            </w:tcBorders>
+            <w:shd w:fill="F2F7FB" w:color="auto" w:val="clear"/>
+            <w:tcMar>
+              <w:top w:type="dxa" w:w="60"/>
+              <w:left w:type="dxa" w:w="120"/>
+              <w:bottom w:type="dxa" w:w="60"/>
+              <w:right w:type="dxa" w:w="120"/>
+            </w:tcMar>
+          </w:tcPr>
+          <w:p>
+            <w:pPr>
+              <w:jc w:val="center"/>
+            </w:pPr>
+            <w:r>
+              <w:rPr>
+                <w:b/>
+                <w:bCs/>
+                <w:color w:val="1A1A1A"/>
+                <w:sz w:val="20"/>
+                <w:szCs w:val="20"/>
+              </w:rPr>
+              <w:t xml:space="preserve">50–60</w:t>
+            </w:r>
+          </w:p>
+        </w:tc>
+        <w:tc>
+          <w:tcPr>
+            <w:tcW w:type="dxa" w:w="1100"/>
+            <w:tcBorders>
+              <w:top w:val="single" w:color="CCCCCC" w:sz="4"/>
+              <w:left w:val="single" w:color="CCCCCC" w:sz="4"/>
+              <w:bottom w:val="single" w:color="CCCCCC" w:sz="4"/>
+              <w:right w:val="single" w:color="CCCCCC" w:sz="4"/>
+            </w:tcBorders>
+            <w:shd w:fill="F2F7FB" w:color="auto" w:val="clear"/>
+            <w:tcMar>
+              <w:top w:type="dxa" w:w="60"/>
+              <w:left w:type="dxa" w:w="120"/>
+              <w:bottom w:type="dxa" w:w="60"/>
+              <w:right w:type="dxa" w:w="120"/>
+            </w:tcMar>
+          </w:tcPr>
+          <w:p>
+            <w:pPr>
+              <w:jc w:val="center"/>
+            </w:pPr>
+            <w:r>
+              <w:rPr>
+                <w:b/>
+                <w:bCs/>
+                <w:color w:val="1A1A1A"/>
+                <w:sz w:val="20"/>
+                <w:szCs w:val="20"/>
+              </w:rPr>
+              <w:t xml:space="preserve">да</w:t>
+            </w:r>
+          </w:p>
+        </w:tc>
+        <w:tc>
+          <w:tcPr>
+            <w:tcW w:type="dxa" w:w="1100"/>
+            <w:tcBorders>
+              <w:top w:val="single" w:color="CCCCCC" w:sz="4"/>
+              <w:left w:val="single" w:color="CCCCCC" w:sz="4"/>
+              <w:bottom w:val="single" w:color="CCCCCC" w:sz="4"/>
+              <w:right w:val="single" w:color="CCCCCC" w:sz="4"/>
+            </w:tcBorders>
+            <w:shd w:fill="F2F7FB" w:color="auto" w:val="clear"/>
+            <w:tcMar>
+              <w:top w:type="dxa" w:w="60"/>
+              <w:left w:type="dxa" w:w="120"/>
+              <w:bottom w:type="dxa" w:w="60"/>
+              <w:right w:type="dxa" w:w="120"/>
+            </w:tcMar>
+          </w:tcPr>
+          <w:p>
+            <w:pPr>
+              <w:jc w:val="center"/>
+            </w:pPr>
+            <w:r>
+              <w:rPr>
+                <w:b/>
+                <w:bCs/>
+                <w:color w:val="1A1A1A"/>
+                <w:sz w:val="20"/>
+                <w:szCs w:val="20"/>
+              </w:rPr>
+              <w:t xml:space="preserve">да (70B)</w:t>
+            </w:r>
+          </w:p>
+        </w:tc>
+        <w:tc>
+          <w:tcPr>
+            <w:tcW w:type="dxa" w:w="2860"/>
+            <w:tcBorders>
+              <w:top w:val="single" w:color="CCCCCC" w:sz="4"/>
+              <w:left w:val="single" w:color="CCCCCC" w:sz="4"/>
+              <w:bottom w:val="single" w:color="CCCCCC" w:sz="4"/>
+              <w:right w:val="single" w:color="CCCCCC" w:sz="4"/>
+            </w:tcBorders>
+            <w:shd w:fill="F2F7FB" w:color="auto" w:val="clear"/>
+            <w:tcMar>
+              <w:top w:type="dxa" w:w="60"/>
+              <w:left w:type="dxa" w:w="120"/>
+              <w:bottom w:type="dxa" w:w="60"/>
+              <w:right w:type="dxa" w:w="120"/>
+            </w:tcMar>
+          </w:tcPr>
+          <w:p>
+            <w:pPr>
+              <w:jc w:val="left"/>
+            </w:pPr>
+            <w:r>
+              <w:rPr>
+                <w:b/>
+                <w:bCs/>
+                <w:color w:val="1A1A1A"/>
+                <w:sz w:val="20"/>
+                <w:szCs w:val="20"/>
+              </w:rPr>
+              <w:t xml:space="preserve">С запасом на GLM-5.1 в INT4</w:t>
+            </w:r>
+          </w:p>
+        </w:tc>
+      </w:tr>
+      <w:tr>
+        <w:tc>
+          <w:tcPr>
+            <w:tcW w:type="dxa" w:w="2400"/>
+            <w:tcBorders>
+              <w:top w:val="single" w:color="CCCCCC" w:sz="4"/>
+              <w:left w:val="single" w:color="CCCCCC" w:sz="4"/>
+              <w:bottom w:val="single" w:color="CCCCCC" w:sz="4"/>
+              <w:right w:val="single" w:color="CCCCCC" w:sz="4"/>
+            </w:tcBorders>
+            <w:shd w:fill="FFFFFF" w:color="auto" w:val="clear"/>
+            <w:tcMar>
+              <w:top w:type="dxa" w:w="60"/>
+              <w:left w:type="dxa" w:w="120"/>
+              <w:bottom w:type="dxa" w:w="60"/>
+              <w:right w:type="dxa" w:w="120"/>
+            </w:tcMar>
+          </w:tcPr>
+          <w:p>
+            <w:pPr>
+              <w:jc w:val="left"/>
+            </w:pPr>
+            <w:r>
+              <w:rPr>
+                <w:b/>
+                <w:bCs/>
+                <w:color w:val="1A1A1A"/>
+                <w:sz w:val="20"/>
+                <w:szCs w:val="20"/>
+              </w:rPr>
               <w:t xml:space="preserve">1× AMD MI350</w:t>
             </w:r>
           </w:p>
@@ -2311,7 +2493,7 @@
               <w:bottom w:val="single" w:color="CCCCCC" w:sz="4"/>
               <w:right w:val="single" w:color="CCCCCC" w:sz="4"/>
             </w:tcBorders>
-            <w:shd w:fill="F2F7FB" w:color="auto" w:val="clear"/>
+            <w:shd w:fill="FFFFFF" w:color="auto" w:val="clear"/>
             <w:tcMar>
               <w:top w:type="dxa" w:w="60"/>
               <w:left w:type="dxa" w:w="120"/>
@@ -2344,7 +2526,7 @@
               <w:bottom w:val="single" w:color="CCCCCC" w:sz="4"/>
               <w:right w:val="single" w:color="CCCCCC" w:sz="4"/>
             </w:tcBorders>
-            <w:shd w:fill="F2F7FB" w:color="auto" w:val="clear"/>
+            <w:shd w:fill="FFFFFF" w:color="auto" w:val="clear"/>
             <w:tcMar>
               <w:top w:type="dxa" w:w="60"/>
               <w:left w:type="dxa" w:w="120"/>
@@ -2370,14 +2552,14 @@
         </w:tc>
         <w:tc>
           <w:tcPr>
-            <w:tcW w:type="dxa" w:w="1000"/>
-            <w:tcBorders>
-              <w:top w:val="single" w:color="CCCCCC" w:sz="4"/>
-              <w:left w:val="single" w:color="CCCCCC" w:sz="4"/>
-              <w:bottom w:val="single" w:color="CCCCCC" w:sz="4"/>
-              <w:right w:val="single" w:color="CCCCCC" w:sz="4"/>
-            </w:tcBorders>
-            <w:shd w:fill="F2F7FB" w:color="auto" w:val="clear"/>
+            <w:tcW w:type="dxa" w:w="1100"/>
+            <w:tcBorders>
+              <w:top w:val="single" w:color="CCCCCC" w:sz="4"/>
+              <w:left w:val="single" w:color="CCCCCC" w:sz="4"/>
+              <w:bottom w:val="single" w:color="CCCCCC" w:sz="4"/>
+              <w:right w:val="single" w:color="CCCCCC" w:sz="4"/>
+            </w:tcBorders>
+            <w:shd w:fill="FFFFFF" w:color="auto" w:val="clear"/>
             <w:tcMar>
               <w:top w:type="dxa" w:w="60"/>
               <w:left w:type="dxa" w:w="120"/>
@@ -2403,14 +2585,14 @@
         </w:tc>
         <w:tc>
           <w:tcPr>
-            <w:tcW w:type="dxa" w:w="1000"/>
-            <w:tcBorders>
-              <w:top w:val="single" w:color="CCCCCC" w:sz="4"/>
-              <w:left w:val="single" w:color="CCCCCC" w:sz="4"/>
-              <w:bottom w:val="single" w:color="CCCCCC" w:sz="4"/>
-              <w:right w:val="single" w:color="CCCCCC" w:sz="4"/>
-            </w:tcBorders>
-            <w:shd w:fill="F2F7FB" w:color="auto" w:val="clear"/>
+            <w:tcW w:type="dxa" w:w="1100"/>
+            <w:tcBorders>
+              <w:top w:val="single" w:color="CCCCCC" w:sz="4"/>
+              <w:left w:val="single" w:color="CCCCCC" w:sz="4"/>
+              <w:bottom w:val="single" w:color="CCCCCC" w:sz="4"/>
+              <w:right w:val="single" w:color="CCCCCC" w:sz="4"/>
+            </w:tcBorders>
+            <w:shd w:fill="FFFFFF" w:color="auto" w:val="clear"/>
             <w:tcMar>
               <w:top w:type="dxa" w:w="60"/>
               <w:left w:type="dxa" w:w="120"/>
@@ -2436,14 +2618,14 @@
         </w:tc>
         <w:tc>
           <w:tcPr>
-            <w:tcW w:type="dxa" w:w="3340"/>
-            <w:tcBorders>
-              <w:top w:val="single" w:color="CCCCCC" w:sz="4"/>
-              <w:left w:val="single" w:color="CCCCCC" w:sz="4"/>
-              <w:bottom w:val="single" w:color="CCCCCC" w:sz="4"/>
-              <w:right w:val="single" w:color="CCCCCC" w:sz="4"/>
-            </w:tcBorders>
-            <w:shd w:fill="F2F7FB" w:color="auto" w:val="clear"/>
+            <w:tcW w:type="dxa" w:w="2860"/>
+            <w:tcBorders>
+              <w:top w:val="single" w:color="CCCCCC" w:sz="4"/>
+              <w:left w:val="single" w:color="CCCCCC" w:sz="4"/>
+              <w:bottom w:val="single" w:color="CCCCCC" w:sz="4"/>
+              <w:right w:val="single" w:color="CCCCCC" w:sz="4"/>
+            </w:tcBorders>
+            <w:shd w:fill="FFFFFF" w:color="auto" w:val="clear"/>
             <w:tcMar>
               <w:top w:type="dxa" w:w="60"/>
               <w:left w:type="dxa" w:w="120"/>
@@ -2688,7 +2870,7 @@
           <w:sz w:val="22"/>
           <w:szCs w:val="22"/>
         </w:rPr>
-        <w:t xml:space="preserve">Серверные AMD Instinct MI300X и выше имеют прямую поддержку ROCm 7.0, vLLM, SGLang в виде официальных Docker-контейнеров.</w:t>
+        <w:t xml:space="preserve">Серверные AMD Instinct MI300X имеют прямую поддержку ROCm 7.0, vLLM, SGLang в виде официальных Docker-контейнеров.</w:t>
       </w:r>
     </w:p>
     <w:p>
@@ -2830,6 +3012,42 @@
           <w:sz w:val="22"/>
           <w:szCs w:val="22"/>
         </w:rPr>
+        <w:t xml:space="preserve">Серверные карты AMD Instinct (MI300X, MI350) требуют OEM-платформу (Dell / Supermicro / HPE). Не устанавливаются в обычные workstation-корпуса.</w:t>
+      </w:r>
+    </w:p>
+    <w:p>
+      <w:pPr>
+        <w:pStyle w:val="ListParagraph"/>
+        <w:numPr>
+          <w:ilvl w:val="0"/>
+          <w:numId w:val="2"/>
+        </w:numPr>
+        <w:spacing w:after="60"/>
+      </w:pPr>
+      <w:r>
+        <w:rPr>
+          <w:color w:val="1A1A1A"/>
+          <w:sz w:val="22"/>
+          <w:szCs w:val="22"/>
+        </w:rPr>
+        <w:t xml:space="preserve">Производство RTX 4090 завершено в 2025 году. При заказе 4 одинаковых карт возможны задержки поставки.</w:t>
+      </w:r>
+    </w:p>
+    <w:p>
+      <w:pPr>
+        <w:pStyle w:val="ListParagraph"/>
+        <w:numPr>
+          <w:ilvl w:val="0"/>
+          <w:numId w:val="2"/>
+        </w:numPr>
+        <w:spacing w:after="60"/>
+      </w:pPr>
+      <w:r>
+        <w:rPr>
+          <w:color w:val="1A1A1A"/>
+          <w:sz w:val="22"/>
+          <w:szCs w:val="22"/>
+        </w:rPr>
         <w:t xml:space="preserve">Включение GLM-5.1 в программу тестирования потребует кластерной инфраструктуры вне рамок одной рабочей станции.</w:t>
       </w:r>
     </w:p>
@@ -2846,7 +3064,7 @@
           <w:sz w:val="36"/>
           <w:szCs w:val="36"/>
         </w:rPr>
-        <w:t xml:space="preserve">Финальная рекомендация</w:t>
+        <w:t xml:space="preserve">Рабочие сборки по уровням</w:t>
       </w:r>
     </w:p>
     <w:p>
@@ -2860,7 +3078,23 @@
           <w:sz w:val="22"/>
           <w:szCs w:val="22"/>
         </w:rPr>
-        <w:t xml:space="preserve">Сервер: 4U rack-mount на Supermicro AS-8125GS-TNMR2 или Dell PowerEdge XE9680.</w:t>
+        <w:t xml:space="preserve">Ниже — пять реалистичных сборок, покрывающих задачу в разной степени. Выбор определяется: доступностью конкретных GPU на рынке в момент закупки, форматом инфраструктуры (рабочая станция под столом vs серверный рэк), горизонтом планирования (6 месяцев vs 3+ года), бюджетом (не обсуждается в этом документе).</w:t>
+      </w:r>
+    </w:p>
+    <w:p>
+      <w:pPr>
+        <w:pStyle w:val="Heading2"/>
+        <w:spacing w:after="120" w:before="240"/>
+      </w:pPr>
+      <w:r>
+        <w:rPr>
+          <w:b/>
+          <w:bCs/>
+          <w:color w:val="2E75B6"/>
+          <w:sz w:val="28"/>
+          <w:szCs w:val="28"/>
+        </w:rPr>
+        <w:t xml:space="preserve">Сборка A. Бюджетная мульти-GPU workstation</w:t>
       </w:r>
     </w:p>
     <w:p>
@@ -2874,9 +3108,777 @@
           <w:sz w:val="22"/>
           <w:szCs w:val="22"/>
         </w:rPr>
-        <w:t xml:space="preserve">GPU: 1 × AMD Instinct MI300X 192 ГБ HBM3 (опционально расширение до 2 карт).</w:t>
-      </w:r>
-    </w:p>
+        <w:t xml:space="default">GPU: 4 × NVIDIA RTX 5060 Ti 16 ГБ (суммарно 64 ГБ).</w:t>
+      </w:r>
+    </w:p>
+    <w:tbl>
+      <w:tblPr>
+        <w:tblW w:type="dxa" w:w="9360"/>
+        <w:tblBorders>
+          <w:top w:val="single" w:color="auto" w:sz="4"/>
+          <w:left w:val="single" w:color="auto" w:sz="4"/>
+          <w:bottom w:val="single" w:color="auto" w:sz="4"/>
+          <w:right w:val="single" w:color="auto" w:sz="4"/>
+          <w:insideH w:val="single" w:color="auto" w:sz="4"/>
+          <w:insideV w:val="single" w:color="auto" w:sz="4"/>
+        </w:tblBorders>
+      </w:tblPr>
+      <w:tblGrid>
+        <w:gridCol w:w="2800"/>
+        <w:gridCol w:w="6560"/>
+      </w:tblGrid>
+      <w:tr>
+        <w:trPr>
+          <w:tblHeader/>
+        </w:trPr>
+        <w:tc>
+          <w:tcPr>
+            <w:tcW w:type="dxa" w:w="2800"/>
+            <w:tcBorders>
+              <w:top w:val="single" w:color="CCCCCC" w:sz="4"/>
+              <w:left w:val="single" w:color="CCCCCC" w:sz="4"/>
+              <w:bottom w:val="single" w:color="CCCCCC" w:sz="4"/>
+              <w:right w:val="single" w:color="CCCCCC" w:sz="4"/>
+            </w:tcBorders>
+            <w:shd w:fill="D5E8F0" w:color="auto" w:val="clear"/>
+            <w:tcMar>
+              <w:top w:type="dxa" w:w="80"/>
+              <w:left w:type="dxa" w:w="120"/>
+              <w:bottom w:type="dxa" w:w="80"/>
+              <w:right w:type="dxa" w:w="120"/>
+            </w:tcMar>
+          </w:tcPr>
+          <w:p>
+            <w:pPr>
+              <w:jc w:val="left"/>
+            </w:pPr>
+            <w:r>
+              <w:rPr>
+                <w:b/>
+                <w:bCs/>
+                <w:color w:val="1A1A1A"/>
+                <w:sz w:val="20"/>
+                <w:szCs w:val="20"/>
+              </w:rPr>
+              <w:t xml:space="preserve">Компонент</w:t>
+            </w:r>
+          </w:p>
+        </w:tc>
+        <w:tc>
+          <w:tcPr>
+            <w:tcW w:type="dxa" w:w="6560"/>
+            <w:tcBorders>
+              <w:top w:val="single" w:color="CCCCCC" w:sz="4"/>
+              <w:left w:val="single" w:color="CCCCCC" w:sz="4"/>
+              <w:bottom w:val="single" w:color="CCCCCC" w:sz="4"/>
+              <w:right w:val="single" w:color="CCCCCC" w:sz="4"/>
+            </w:tcBorders>
+            <w:shd w:fill="D5E8F0" w:color="auto" w:val="clear"/>
+            <w:tcMar>
+              <w:top w:type="dxa" w:w="80"/>
+              <w:left w:type="dxa" w:w="120"/>
+              <w:bottom w:type="dxa" w:w="80"/>
+              <w:right w:type="dxa" w:w="120"/>
+            </w:tcMar>
+          </w:tcPr>
+          <w:p>
+            <w:pPr>
+              <w:jc w:val="left"/>
+            </w:pPr>
+            <w:r>
+              <w:rPr>
+                <w:b/>
+                <w:bCs/>
+                <w:color w:val="1A1A1A"/>
+                <w:sz w:val="20"/>
+                <w:szCs w:val="20"/>
+              </w:rPr>
+              <w:t xml:space="preserve">Характеристика</w:t>
+            </w:r>
+          </w:p>
+        </w:tc>
+      </w:tr>
+      <w:tr>
+        <w:tc>
+          <w:tcPr>
+            <w:tcW w:type="dxa" w:w="2800"/>
+            <w:tcBorders>
+              <w:top w:val="single" w:color="CCCCCC" w:sz="4"/>
+              <w:left w:val="single" w:color="CCCCCC" w:sz="4"/>
+              <w:bottom w:val="single" w:color="CCCCCC" w:sz="4"/>
+              <w:right w:val="single" w:color="CCCCCC" w:sz="4"/>
+            </w:tcBorders>
+            <w:shd w:fill="FFFFFF" w:color="auto" w:val="clear"/>
+            <w:tcMar>
+              <w:top w:type="dxa" w:w="60"/>
+              <w:left w:type="dxa" w:w="120"/>
+              <w:bottom w:type="dxa" w:w="60"/>
+              <w:right w:type="dxa" w:w="120"/>
+            </w:tcMar>
+          </w:tcPr>
+          <w:p>
+            <w:pPr>
+              <w:jc w:val="left"/>
+            </w:pPr>
+            <w:r>
+              <w:rPr>
+                <w:b/>
+                <w:bCs/>
+                <w:color w:val="1A1A1A"/>
+                <w:sz w:val="20"/>
+                <w:szCs w:val="20"/>
+              </w:rPr>
+              <w:t xml:space="preserve">Процессор</w:t>
+            </w:r>
+          </w:p>
+        </w:tc>
+        <w:tc>
+          <w:tcPr>
+            <w:tcW w:type="dxa" w:w="6560"/>
+            <w:tcBorders>
+              <w:top w:val="single" w:color="CCCCCC" w:sz="4"/>
+              <w:left w:val="single" w:color="CCCCCC" w:sz="4"/>
+              <w:bottom w:val="single" w:color="CCCCCC" w:sz="4"/>
+              <w:right w:val="single" w:color="CCCCCC" w:sz="4"/>
+            </w:tcBorders>
+            <w:shd w:fill="FFFFFF" w:color="auto" w:val="clear"/>
+            <w:tcMar>
+              <w:top w:type="dxa" w:w="60"/>
+              <w:left w:type="dxa" w:w="120"/>
+              <w:bottom w:type="dxa" w:w="60"/>
+              <w:right w:type="dxa" w:w="120"/>
+            </w:tcMar>
+          </w:tcPr>
+          <w:p>
+            <w:pPr>
+              <w:jc w:val="left"/>
+            </w:pPr>
+            <w:r>
+              <w:rPr>
+                <w:b/>
+                <w:bCs/>
+                <w:color w:val="1A1A1A"/>
+                <w:sz w:val="20"/>
+                <w:szCs w:val="20"/>
+              </w:rPr>
+              <w:t xml:space="preserve">AMD Threadripper Pro 7965WX (24 ядра, 128 PCIe 5.0 lanes)</w:t>
+            </w:r>
+          </w:p>
+        </w:tc>
+      </w:tr>
+      <w:tr>
+        <w:tc>
+          <w:tcPr>
+            <w:tcW w:type="dxa" w:w="2800"/>
+            <w:tcBorders>
+              <w:top w:val="single" w:color="CCCCCC" w:sz="4"/>
+              <w:left w:val="single" w:color="CCCCCC" w:sz="4"/>
+              <w:bottom w:val="single" w:color="CCCCCC" w:sz="4"/>
+              <w:right w:val="single" w:color="CCCCCC" w:sz="4"/>
+            </w:tcBorders>
+            <w:shd w:fill="F2F7FB" w:color="auto" w:val="clear"/>
+            <w:tcMar>
+              <w:top w:type="dxa" w:w="60"/>
+              <w:left w:type="dxa" w:w="120"/>
+              <w:bottom w:type="dxa" w:w="60"/>
+              <w:right w:type="dxa" w:w="120"/>
+            </w:tcMar>
+          </w:tcPr>
+          <w:p>
+            <w:pPr>
+              <w:jc w:val="left"/>
+            </w:pPr>
+            <w:r>
+              <w:rPr>
+                <w:b/>
+                <w:bCs/>
+                <w:color w:val="1A1A1A"/>
+                <w:sz w:val="20"/>
+                <w:szCs w:val="20"/>
+              </w:rPr>
+              <w:t xml:space="preserve">ОЗУ</w:t>
+            </w:r>
+          </w:p>
+        </w:tc>
+        <w:tc>
+          <w:tcPr>
+            <w:tcW w:type="dxa" w:w="6560"/>
+            <w:tcBorders>
+              <w:top w:val="single" w:color="CCCCCC" w:sz="4"/>
+              <w:left w:val="single" w:color="CCCCCC" w:sz="4"/>
+              <w:bottom w:val="single" w:color="CCCCCC" w:sz="4"/>
+              <w:right w:val="single" w:color="CCCCCC" w:sz="4"/>
+            </w:tcBorders>
+            <w:shd w:fill="F2F7FB" w:color="auto" w:val="clear"/>
+            <w:tcMar>
+              <w:top w:type="dxa" w:w="60"/>
+              <w:left w:type="dxa" w:w="120"/>
+              <w:bottom w:type="dxa" w:w="60"/>
+              <w:right w:type="dxa" w:w="120"/>
+            </w:tcMar>
+          </w:tcPr>
+          <w:p>
+            <w:pPr>
+              <w:jc w:val="left"/>
+            </w:pPr>
+            <w:r>
+              <w:rPr>
+                <w:b/>
+                <w:bCs/>
+                <w:color w:val="1A1A1A"/>
+                <w:sz w:val="20"/>
+                <w:szCs w:val="20"/>
+              </w:rPr>
+              <w:t xml:space="preserve">128–256 ГБ DDR5 ECC</w:t>
+            </w:r>
+          </w:p>
+        </w:tc>
+      </w:tr>
+      <w:tr>
+        <w:tc>
+          <w:tcPr>
+            <w:tcW w:type="dxa" w:w="2800"/>
+            <w:tcBorders>
+              <w:top w:val="single" w:color="CCCCCC" w:sz="4"/>
+              <w:left w:val="single" w:color="CCCCCC" w:sz="4"/>
+              <w:bottom w:val="single" w:color="CCCCCC" w:sz="4"/>
+              <w:right w:val="single" w:color="CCCCCC" w:sz="4"/>
+            </w:tcBorders>
+            <w:shd w:fill="FFFFFF" w:color="auto" w:val="clear"/>
+            <w:tcMar>
+              <w:top w:type="dxa" w:w="60"/>
+              <w:left w:type="dxa" w:w="120"/>
+              <w:bottom w:type="dxa" w:w="60"/>
+              <w:right w:type="dxa" w:w="120"/>
+            </w:tcMar>
+          </w:tcPr>
+          <w:p>
+            <w:pPr>
+              <w:jc w:val="left"/>
+            </w:pPr>
+            <w:r>
+              <w:rPr>
+                <w:b/>
+                <w:bCs/>
+                <w:color w:val="1A1A1A"/>
+                <w:sz w:val="20"/>
+                <w:szCs w:val="20"/>
+              </w:rPr>
+              <w:t xml:space="preserve">Материнская плата</w:t>
+            </w:r>
+          </w:p>
+        </w:tc>
+        <w:tc>
+          <w:tcPr>
+            <w:tcW w:type="dxa" w:w="6560"/>
+            <w:tcBorders>
+              <w:top w:val="single" w:color="CCCCCC" w:sz="4"/>
+              <w:left w:val="single" w:color="CCCCCC" w:sz="4"/>
+              <w:bottom w:val="single" w:color="CCCCCC" w:sz="4"/>
+              <w:right w:val="single" w:color="CCCCCC" w:sz="4"/>
+            </w:tcBorders>
+            <w:shd w:fill="FFFFFF" w:color="auto" w:val="clear"/>
+            <w:tcMar>
+              <w:top w:type="dxa" w:w="60"/>
+              <w:left w:type="dxa" w:w="120"/>
+              <w:bottom w:type="dxa" w:w="60"/>
+              <w:right w:type="dxa" w:w="120"/>
+            </w:tcMar>
+          </w:tcPr>
+          <w:p>
+            <w:pPr>
+              <w:jc w:val="left"/>
+            </w:pPr>
+            <w:r>
+              <w:rPr>
+                <w:b/>
+                <w:bCs/>
+                <w:color w:val="1A1A1A"/>
+                <w:sz w:val="20"/>
+                <w:szCs w:val="20"/>
+              </w:rPr>
+              <w:t xml:space="preserve">WRX90 с 4 × PCIe 5.0 x16</w:t>
+            </w:r>
+          </w:p>
+        </w:tc>
+      </w:tr>
+      <w:tr>
+        <w:tc>
+          <w:tcPr>
+            <w:tcW w:type="dxa" w:w="2800"/>
+            <w:tcBorders>
+              <w:top w:val="single" w:color="CCCCCC" w:sz="4"/>
+              <w:left w:val="single" w:color="CCCCCC" w:sz="4"/>
+              <w:bottom w:val="single" w:color="CCCCCC" w:sz="4"/>
+              <w:right w:val="single" w:color="CCCCCC" w:sz="4"/>
+            </w:tcBorders>
+            <w:shd w:fill="F2F7FB" w:color="auto" w:val="clear"/>
+            <w:tcMar>
+              <w:top w:type="dxa" w:w="60"/>
+              <w:left w:type="dxa" w:w="120"/>
+              <w:bottom w:type="dxa" w:w="60"/>
+              <w:right w:type="dxa" w:w="120"/>
+            </w:tcMar>
+          </w:tcPr>
+          <w:p>
+            <w:pPr>
+              <w:jc w:val="left"/>
+            </w:pPr>
+            <w:r>
+              <w:rPr>
+                <w:b/>
+                <w:bCs/>
+                <w:color w:val="1A1A1A"/>
+                <w:sz w:val="20"/>
+                <w:szCs w:val="20"/>
+              </w:rPr>
+              <w:t xml:space="preserve">Системный диск</w:t>
+            </w:r>
+          </w:p>
+        </w:tc>
+        <w:tc>
+          <w:tcPr>
+            <w:tcW w:type="dxa" w:w="6560"/>
+            <w:tcBorders>
+              <w:top w:val="single" w:color="CCCCCC" w:sz="4"/>
+              <w:left w:val="single" w:color="CCCCCC" w:sz="4"/>
+              <w:bottom w:val="single" w:color="CCCCCC" w:sz="4"/>
+              <w:right w:val="single" w:color="CCCCCC" w:sz="4"/>
+            </w:tcBorders>
+            <w:shd w:fill="F2F7FB" w:color="auto" w:val="clear"/>
+            <w:tcMar>
+              <w:top w:type="dxa" w:w="60"/>
+              <w:left w:type="dxa" w:w="120"/>
+              <w:bottom w:type="dxa" w:w="60"/>
+              <w:right w:type="dxa" w:w="120"/>
+            </w:tcMar>
+          </w:tcPr>
+          <w:p>
+            <w:pPr>
+              <w:jc w:val="left"/>
+            </w:pPr>
+            <w:r>
+              <w:rPr>
+                <w:b/>
+                <w:bCs/>
+                <w:color w:val="1A1A1A"/>
+                <w:sz w:val="20"/>
+                <w:szCs w:val="20"/>
+              </w:rPr>
+              <w:t xml:space="preserve">2 × 2 ТБ NVMe (RAID 1)</w:t>
+            </w:r>
+          </w:p>
+        </w:tc>
+      </w:tr>
+      <w:tr>
+        <w:tc>
+          <w:tcPr>
+            <w:tcW w:type="dxa" w:w="2800"/>
+            <w:tcBorders>
+              <w:top w:val="single" w:color="CCCCCC" w:sz="4"/>
+              <w:left w:val="single" w:color="CCCCCC" w:sz="4"/>
+              <w:bottom w:val="single" w:color="CCCCCC" w:sz="4"/>
+              <w:right w:val="single" w:color="CCCCCC" w:sz="4"/>
+            </w:tcBorders>
+            <w:shd w:fill="FFFFFF" w:color="auto" w:val="clear"/>
+            <w:tcMar>
+              <w:top w:type="dxa" w:w="60"/>
+              <w:left w:type="dxa" w:w="120"/>
+              <w:bottom w:type="dxa" w:w="60"/>
+              <w:right w:type="dxa" w:w="120"/>
+            </w:tcMar>
+          </w:tcPr>
+          <w:p>
+            <w:pPr>
+              <w:jc w:val="left"/>
+            </w:pPr>
+            <w:r>
+              <w:rPr>
+                <w:b/>
+                <w:bCs/>
+                <w:color w:val="1A1A1A"/>
+                <w:sz w:val="20"/>
+                <w:szCs w:val="20"/>
+              </w:rPr>
+              <w:t xml:space="preserve">Диск для моделей</w:t>
+            </w:r>
+          </w:p>
+        </w:tc>
+        <w:tc>
+          <w:tcPr>
+            <w:tcW w:type="dxa" w:w="6560"/>
+            <w:tcBorders>
+              <w:top w:val="single" w:color="CCCCCC" w:sz="4"/>
+              <w:left w:val="single" w:color="CCCCCC" w:sz="4"/>
+              <w:bottom w:val="single" w:color="CCCCCC" w:sz="4"/>
+              <w:right w:val="single" w:color="CCCCCC" w:sz="4"/>
+            </w:tcBorders>
+            <w:shd w:fill="FFFFFF" w:color="auto" w:val="clear"/>
+            <w:tcMar>
+              <w:top w:type="dxa" w:w="60"/>
+              <w:left w:type="dxa" w:w="120"/>
+              <w:bottom w:type="dxa" w:w="60"/>
+              <w:right w:type="dxa" w:w="120"/>
+            </w:tcMar>
+          </w:tcPr>
+          <w:p>
+            <w:pPr>
+              <w:jc w:val="left"/>
+            </w:pPr>
+            <w:r>
+              <w:rPr>
+                <w:b/>
+                <w:bCs/>
+                <w:color w:val="1A1A1A"/>
+                <w:sz w:val="20"/>
+                <w:szCs w:val="20"/>
+              </w:rPr>
+              <w:t xml:space="preserve">2 × 4 ТБ NVMe (RAID 1)</w:t>
+            </w:r>
+          </w:p>
+        </w:tc>
+      </w:tr>
+      <w:tr>
+        <w:tc>
+          <w:tcPr>
+            <w:tcW w:type="dxa" w:w="2800"/>
+            <w:tcBorders>
+              <w:top w:val="single" w:color="CCCCCC" w:sz="4"/>
+              <w:left w:val="single" w:color="CCCCCC" w:sz="4"/>
+              <w:bottom w:val="single" w:color="CCCCCC" w:sz="4"/>
+              <w:right w:val="single" w:color="CCCCCC" w:sz="4"/>
+            </w:tcBorders>
+            <w:shd w:fill="F2F7FB" w:color="auto" w:val="clear"/>
+            <w:tcMar>
+              <w:top w:type="dxa" w:w="60"/>
+              <w:left w:type="dxa" w:w="120"/>
+              <w:bottom w:type="dxa" w:w="60"/>
+              <w:right w:type="dxa" w:w="120"/>
+            </w:tcMar>
+          </w:tcPr>
+          <w:p>
+            <w:pPr>
+              <w:jc w:val="left"/>
+            </w:pPr>
+            <w:r>
+              <w:rPr>
+                <w:b/>
+                <w:bCs/>
+                <w:color w:val="1A1A1A"/>
+                <w:sz w:val="20"/>
+                <w:szCs w:val="20"/>
+              </w:rPr>
+              <w:t xml:space="preserve">Блок питания</w:t>
+            </w:r>
+          </w:p>
+        </w:tc>
+        <w:tc>
+          <w:tcPr>
+            <w:tcW w:type="dxa" w:w="6560"/>
+            <w:tcBorders>
+              <w:top w:val="single" w:color="CCCCCC" w:sz="4"/>
+              <w:left w:val="single" w:color="CCCCCC" w:sz="4"/>
+              <w:bottom w:val="single" w:color="CCCCCC" w:sz="4"/>
+              <w:right w:val="single" w:color="CCCCCC" w:sz="4"/>
+            </w:tcBorders>
+            <w:shd w:fill="F2F7FB" w:color="auto" w:val="clear"/>
+            <w:tcMar>
+              <w:top w:type="dxa" w:w="60"/>
+              <w:left w:type="dxa" w:w="120"/>
+              <w:bottom w:type="dxa" w:w="60"/>
+              <w:right w:type="dxa" w:w="120"/>
+            </w:tcMar>
+          </w:tcPr>
+          <w:p>
+            <w:pPr>
+              <w:jc w:val="left"/>
+            </w:pPr>
+            <w:r>
+              <w:rPr>
+                <w:b/>
+                <w:bCs/>
+                <w:color w:val="1A1A1A"/>
+                <w:sz w:val="20"/>
+                <w:szCs w:val="20"/>
+              </w:rPr>
+              <w:t xml:space="preserve">2 × 1500 Вт Titanium</w:t>
+            </w:r>
+          </w:p>
+        </w:tc>
+      </w:tr>
+      <w:tr>
+        <w:tc>
+          <w:tcPr>
+            <w:tcW w:type="dxa" w:w="2800"/>
+            <w:tcBorders>
+              <w:top w:val="single" w:color="CCCCCC" w:sz="4"/>
+              <w:left w:val="single" w:color="CCCCCC" w:sz="4"/>
+              <w:bottom w:val="single" w:color="CCCCCC" w:sz="4"/>
+              <w:right w:val="single" w:color="CCCCCC" w:sz="4"/>
+            </w:tcBorders>
+            <w:shd w:fill="FFFFFF" w:color="auto" w:val="clear"/>
+            <w:tcMar>
+              <w:top w:type="dxa" w:w="60"/>
+              <w:left w:type="dxa" w:w="120"/>
+              <w:bottom w:type="dxa" w:w="60"/>
+              <w:right w:type="dxa" w:w="120"/>
+            </w:tcMar>
+          </w:tcPr>
+          <w:p>
+            <w:pPr>
+              <w:jc w:val="left"/>
+            </w:pPr>
+            <w:r>
+              <w:rPr>
+                <w:b/>
+                <w:bCs/>
+                <w:color w:val="1A1A1A"/>
+                <w:sz w:val="20"/>
+                <w:szCs w:val="20"/>
+              </w:rPr>
+              <w:t xml:space="preserve">Корпус</w:t>
+            </w:r>
+          </w:p>
+        </w:tc>
+        <w:tc>
+          <w:tcPr>
+            <w:tcW w:type="dxa" w:w="6560"/>
+            <w:tcBorders>
+              <w:top w:val="single" w:color="CCCCCC" w:sz="4"/>
+              <w:left w:val="single" w:color="CCCCCC" w:sz="4"/>
+              <w:bottom w:val="single" w:color="CCCCCC" w:sz="4"/>
+              <w:right w:val="single" w:color="CCCCCC" w:sz="4"/>
+            </w:tcBorders>
+            <w:shd w:fill="FFFFFF" w:color="auto" w:val="clear"/>
+            <w:tcMar>
+              <w:top w:type="dxa" w:w="60"/>
+              <w:left w:type="dxa" w:w="120"/>
+              <w:bottom w:type="dxa" w:w="60"/>
+              <w:right w:type="dxa" w:w="120"/>
+            </w:tcMar>
+          </w:tcPr>
+          <w:p>
+            <w:pPr>
+              <w:jc w:val="left"/>
+            </w:pPr>
+            <w:r>
+              <w:rPr>
+                <w:b/>
+                <w:bCs/>
+                <w:color w:val="1A1A1A"/>
+                <w:sz w:val="20"/>
+                <w:szCs w:val="20"/>
+              </w:rPr>
+              <w:t xml:space="preserve">Full-tower (Fractal Design Define 7 XL) или готовая сборка</w:t>
+            </w:r>
+          </w:p>
+        </w:tc>
+      </w:tr>
+      <w:tr>
+        <w:tc>
+          <w:tcPr>
+            <w:tcW w:type="dxa" w:w="2800"/>
+            <w:tcBorders>
+              <w:top w:val="single" w:color="CCCCCC" w:sz="4"/>
+              <w:left w:val="single" w:color="CCCCCC" w:sz="4"/>
+              <w:bottom w:val="single" w:color="CCCCCC" w:sz="4"/>
+              <w:right w:val="single" w:color="CCCCCC" w:sz="4"/>
+            </w:tcBorders>
+            <w:shd w:fill="F2F7FB" w:color="auto" w:val="clear"/>
+            <w:tcMar>
+              <w:top w:type="dxa" w:w="60"/>
+              <w:left w:type="dxa" w:w="120"/>
+              <w:bottom w:type="dxa" w:w="60"/>
+              <w:right w:type="dxa" w:w="120"/>
+            </w:tcMar>
+          </w:tcPr>
+          <w:p>
+            <w:pPr>
+              <w:jc w:val="left"/>
+            </w:pPr>
+            <w:r>
+              <w:rPr>
+                <w:b/>
+                <w:bCs/>
+                <w:color w:val="1A1A1A"/>
+                <w:sz w:val="20"/>
+                <w:szCs w:val="20"/>
+              </w:rPr>
+              <w:t xml:space="preserve">Охлаждение</w:t>
+            </w:r>
+          </w:p>
+        </w:tc>
+        <w:tc>
+          <w:tcPr>
+            <w:tcW w:type="dxa" w:w="6560"/>
+            <w:tcBorders>
+              <w:top w:val="single" w:color="CCCCCC" w:sz="4"/>
+              <w:left w:val="single" w:color="CCCCCC" w:sz="4"/>
+              <w:bottom w:val="single" w:color="CCCCCC" w:sz="4"/>
+              <w:right w:val="single" w:color="CCCCCC" w:sz="4"/>
+            </w:tcBorders>
+            <w:shd w:fill="F2F7FB" w:color="auto" w:val="clear"/>
+            <w:tcMar>
+              <w:top w:type="dxa" w:w="60"/>
+              <w:left w:type="dxa" w:w="120"/>
+              <w:bottom w:type="dxa" w:w="60"/>
+              <w:right w:type="dxa" w:w="120"/>
+            </w:tcMar>
+          </w:tcPr>
+          <w:p>
+            <w:pPr>
+              <w:jc w:val="left"/>
+            </w:pPr>
+            <w:r>
+              <w:rPr>
+                <w:b/>
+                <w:bCs/>
+                <w:color w:val="1A1A1A"/>
+                <w:sz w:val="20"/>
+                <w:szCs w:val="20"/>
+              </w:rPr>
+              <w:t xml:space="preserve">Воздушное, 8+ вентиляторов</w:t>
+            </w:r>
+          </w:p>
+        </w:tc>
+      </w:tr>
+      <w:tr>
+        <w:tc>
+          <w:tcPr>
+            <w:tcW w:type="dxa" w:w="2800"/>
+            <w:tcBorders>
+              <w:top w:val="single" w:color="CCCCCC" w:sz="4"/>
+              <w:left w:val="single" w:color="CCCCCC" w:sz="4"/>
+              <w:bottom w:val="single" w:color="CCCCCC" w:sz="4"/>
+              <w:right w:val="single" w:color="CCCCCC" w:sz="4"/>
+            </w:tcBorders>
+            <w:shd w:fill="FFFFFF" w:color="auto" w:val="clear"/>
+            <w:tcMar>
+              <w:top w:type="dxa" w:w="60"/>
+              <w:left w:type="dxa" w:w="120"/>
+              <w:bottom w:type="dxa" w:w="60"/>
+              <w:right w:type="dxa" w:w="120"/>
+            </w:tcMar>
+          </w:tcPr>
+          <w:p>
+            <w:pPr>
+              <w:jc w:val="left"/>
+            </w:pPr>
+            <w:r>
+              <w:rPr>
+                <w:b/>
+                <w:bCs/>
+                <w:color w:val="1A1A1A"/>
+                <w:sz w:val="20"/>
+                <w:szCs w:val="20"/>
+              </w:rPr>
+              <w:t xml:space="preserve">ОС</w:t>
+            </w:r>
+          </w:p>
+        </w:tc>
+        <w:tc>
+          <w:tcPr>
+            <w:tcW w:type="dxa" w:w="6560"/>
+            <w:tcBorders>
+              <w:top w:val="single" w:color="CCCCCC" w:sz="4"/>
+              <w:left w:val="single" w:color="CCCCCC" w:sz="4"/>
+              <w:bottom w:val="single" w:color="CCCCCC" w:sz="4"/>
+              <w:right w:val="single" w:color="CCCCCC" w:sz="4"/>
+            </w:tcBorders>
+            <w:shd w:fill="FFFFFF" w:color="auto" w:val="clear"/>
+            <w:tcMar>
+              <w:top w:type="dxa" w:w="60"/>
+              <w:left w:type="dxa" w:w="120"/>
+              <w:bottom w:type="dxa" w:w="60"/>
+              <w:right w:type="dxa" w:w="120"/>
+            </w:tcMar>
+          </w:tcPr>
+          <w:p>
+            <w:pPr>
+              <w:jc w:val="left"/>
+            </w:pPr>
+            <w:r>
+              <w:rPr>
+                <w:b/>
+                <w:bCs/>
+                <w:color w:val="1A1A1A"/>
+                <w:sz w:val="20"/>
+                <w:szCs w:val="20"/>
+              </w:rPr>
+              <w:t xml:space="preserve">Ubuntu 24.04 LTS</w:t>
+            </w:r>
+          </w:p>
+        </w:tc>
+      </w:tr>
+      <w:tr>
+        <w:tc>
+          <w:tcPr>
+            <w:tcW w:type="dxa" w:w="2800"/>
+            <w:tcBorders>
+              <w:top w:val="single" w:color="CCCCCC" w:sz="4"/>
+              <w:left w:val="single" w:color="CCCCCC" w:sz="4"/>
+              <w:bottom w:val="single" w:color="CCCCCC" w:sz="4"/>
+              <w:right w:val="single" w:color="CCCCCC" w:sz="4"/>
+            </w:tcBorders>
+            <w:shd w:fill="F2F7FB" w:color="auto" w:val="clear"/>
+            <w:tcMar>
+              <w:top w:type="dxa" w:w="60"/>
+              <w:left w:type="dxa" w:w="120"/>
+              <w:bottom w:type="dxa" w:w="60"/>
+              <w:right w:type="dxa" w:w="120"/>
+            </w:tcMar>
+          </w:tcPr>
+          <w:p>
+            <w:pPr>
+              <w:jc w:val="left"/>
+            </w:pPr>
+            <w:r>
+              <w:rPr>
+                <w:b/>
+                <w:bCs/>
+                <w:color w:val="1A1A1A"/>
+                <w:sz w:val="20"/>
+                <w:szCs w:val="20"/>
+              </w:rPr>
+              <w:t xml:space="preserve">Программный стек</w:t>
+            </w:r>
+          </w:p>
+        </w:tc>
+        <w:tc>
+          <w:tcPr>
+            <w:tcW w:type="dxa" w:w="6560"/>
+            <w:tcBorders>
+              <w:top w:val="single" w:color="CCCCCC" w:sz="4"/>
+              <w:left w:val="single" w:color="CCCCCC" w:sz="4"/>
+              <w:bottom w:val="single" w:color="CCCCCC" w:sz="4"/>
+              <w:right w:val="single" w:color="CCCCCC" w:sz="4"/>
+            </w:tcBorders>
+            <w:shd w:fill="F2F7FB" w:color="auto" w:val="clear"/>
+            <w:tcMar>
+              <w:top w:type="dxa" w:w="60"/>
+              <w:left w:type="dxa" w:w="120"/>
+              <w:bottom w:type="dxa" w:w="60"/>
+              <w:right w:type="dxa" w:w="120"/>
+            </w:tcMar>
+          </w:tcPr>
+          <w:p>
+            <w:pPr>
+              <w:jc w:val="left"/>
+            </w:pPr>
+            <w:r>
+              <w:rPr>
+                <w:b/>
+                <w:bCs/>
+                <w:color w:val="1A1A1A"/>
+                <w:sz w:val="20"/>
+                <w:szCs w:val="20"/>
+              </w:rPr>
+              <w:t xml:space="preserve">vLLM 0.9+ в Docker</w:t>
+            </w:r>
+          </w:p>
+        </w:tc>
+      </w:tr>
+    </w:tbl>
     <w:p>
       <w:pPr>
         <w:spacing w:after="100"/>
@@ -2888,13 +3890,17 @@
           <w:sz w:val="22"/>
           <w:szCs w:val="22"/>
         </w:rPr>
-        <w:t xml:space="preserve">CPU: 2 × AMD EPYC 9354 (64 физических ядра суммарно).</w:t>
-      </w:r>
-    </w:p>
-    <w:p>
-      <w:pPr>
-        <w:spacing w:after="100"/>
-        <w:jc w:val="both"/>
+        <w:t xml:space="default">Что покрывает:</w:t>
+      </w:r>
+    </w:p>
+    <w:p>
+      <w:pPr>
+        <w:pStyle w:val="ListParagraph"/>
+        <w:numPr>
+          <w:ilvl w:val="0"/>
+          <w:numId w:val="2"/>
+        </w:numPr>
+        <w:spacing w:after="60"/>
       </w:pPr>
       <w:r>
         <w:rPr>
@@ -2902,13 +3908,17 @@
           <w:sz w:val="22"/>
           <w:szCs w:val="22"/>
         </w:rPr>
-        <w:t xml:space="preserve">RAM: 512 ГБ DDR5 ECC.</w:t>
-      </w:r>
-    </w:p>
-    <w:p>
-      <w:pPr>
-        <w:spacing w:after="100"/>
-        <w:jc w:val="both"/>
+        <w:t xml:space="preserve">Инференс моделей до 20 B для 8–10 одновременных пользователей.</w:t>
+      </w:r>
+    </w:p>
+    <w:p>
+      <w:pPr>
+        <w:pStyle w:val="ListParagraph"/>
+        <w:numPr>
+          <w:ilvl w:val="0"/>
+          <w:numId w:val="2"/>
+        </w:numPr>
+        <w:spacing w:after="60"/>
       </w:pPr>
       <w:r>
         <w:rPr>
@@ -2916,13 +3926,17 @@
           <w:sz w:val="22"/>
           <w:szCs w:val="22"/>
         </w:rPr>
-        <w:t xml:space="preserve">Диски: 2 × 3.84 ТБ NVMe (система, RAID 1) + 4 × 7.68 ТБ NVMe (модели, RAID 10).</w:t>
-      </w:r>
-    </w:p>
-    <w:p>
-      <w:pPr>
-        <w:spacing w:after="100"/>
-        <w:jc w:val="both"/>
+        <w:t xml:space="preserve">Инференс qwen3.6-35B-A3B через expert parallelism с ограничением контекста до 16К токенов.</w:t>
+      </w:r>
+    </w:p>
+    <w:p>
+      <w:pPr>
+        <w:pStyle w:val="ListParagraph"/>
+        <w:numPr>
+          <w:ilvl w:val="0"/>
+          <w:numId w:val="2"/>
+        </w:numPr>
+        <w:spacing w:after="60"/>
       </w:pPr>
       <w:r>
         <w:rPr>
@@ -2930,7 +3944,7 @@
           <w:sz w:val="22"/>
           <w:szCs w:val="22"/>
         </w:rPr>
-        <w:t xml:space="preserve">Сеть: 2 × 25 GbE.</w:t>
+        <w:t xml:space="preserve">QLoRA-дообучение 7 B моделей на одной из карт.</w:t>
       </w:r>
     </w:p>
     <w:p>
@@ -2944,13 +3958,17 @@
           <w:sz w:val="22"/>
           <w:szCs w:val="22"/>
         </w:rPr>
-        <w:t xml:space="preserve">ОС: Ubuntu 24.04 LTS.</w:t>
-      </w:r>
-    </w:p>
-    <w:p>
-      <w:pPr>
-        <w:spacing w:after="100"/>
-        <w:jc w:val="both"/>
+        <w:t xml:space="default">Что не покрывает:</w:t>
+      </w:r>
+    </w:p>
+    <w:p>
+      <w:pPr>
+        <w:pStyle w:val="ListParagraph"/>
+        <w:numPr>
+          <w:ilvl w:val="0"/>
+          <w:numId w:val="2"/>
+        </w:numPr>
+        <w:spacing w:after="60"/>
       </w:pPr>
       <w:r>
         <w:rPr>
@@ -2958,7 +3976,6583 @@
           <w:sz w:val="22"/>
           <w:szCs w:val="22"/>
         </w:rPr>
-        <w:t xml:space="preserve">Программный стек: ROCm 7.0 + vLLM 0.9+ (официальный контейнер AMD rocm/vllm:rocm7.0_vllm_mi300x).</w:t>
+        <w:t xml:space="preserve">LoRA / QLoRA моделей 14 B и крупнее.</w:t>
+      </w:r>
+    </w:p>
+    <w:p>
+      <w:pPr>
+        <w:pStyle w:val="ListParagraph"/>
+        <w:numPr>
+          <w:ilvl w:val="0"/>
+          <w:numId w:val="2"/>
+        </w:numPr>
+        <w:spacing w:after="60"/>
+      </w:pPr>
+      <w:r>
+        <w:rPr>
+          <w:color w:val="1A1A1A"/>
+          <w:sz w:val="22"/>
+          <w:szCs w:val="22"/>
+        </w:rPr>
+        <w:t xml:space="preserve">Инференс 70 B моделей без существенной потери производительности.</w:t>
+      </w:r>
+    </w:p>
+    <w:p>
+      <w:pPr>
+        <w:pStyle w:val="ListParagraph"/>
+        <w:numPr>
+          <w:ilvl w:val="0"/>
+          <w:numId w:val="2"/>
+        </w:numPr>
+        <w:spacing w:after="60"/>
+      </w:pPr>
+      <w:r>
+        <w:rPr>
+          <w:color w:val="1A1A1A"/>
+          <w:sz w:val="22"/>
+          <w:szCs w:val="22"/>
+        </w:rPr>
+        <w:t xml:space="preserve">GLM-5.1 ни в какой квантизации.</w:t>
+      </w:r>
+    </w:p>
+    <w:p>
+      <w:pPr>
+        <w:spacing w:after="100"/>
+        <w:jc w:val="both"/>
+      </w:pPr>
+      <w:r>
+        <w:rPr>
+          <w:color w:val="1A1A1A"/>
+          <w:sz w:val="22"/>
+          <w:szCs w:val="22"/>
+        </w:rPr>
+        <w:t xml:space="default">Особенности:</w:t>
+      </w:r>
+    </w:p>
+    <w:p>
+      <w:pPr>
+        <w:pStyle w:val="ListParagraph"/>
+        <w:numPr>
+          <w:ilvl w:val="0"/>
+          <w:numId w:val="2"/>
+        </w:numPr>
+        <w:spacing w:after="60"/>
+      </w:pPr>
+      <w:r>
+        <w:rPr>
+          <w:color w:val="1A1A1A"/>
+          <w:sz w:val="22"/>
+          <w:szCs w:val="22"/>
+        </w:rPr>
+        <w:t xml:space="preserve">Нет NVLink — tensor parallelism через PCIe теряет 25–40 %.</w:t>
+      </w:r>
+    </w:p>
+    <w:p>
+      <w:pPr>
+        <w:pStyle w:val="ListParagraph"/>
+        <w:numPr>
+          <w:ilvl w:val="0"/>
+          <w:numId w:val="2"/>
+        </w:numPr>
+        <w:spacing w:after="60"/>
+      </w:pPr>
+      <w:r>
+        <w:rPr>
+          <w:color w:val="1A1A1A"/>
+          <w:sz w:val="22"/>
+          <w:szCs w:val="22"/>
+        </w:rPr>
+        <w:t xml:space="preserve">Предпочтительные режимы: pipeline parallel для dense, expert parallel для MoE.</w:t>
+      </w:r>
+    </w:p>
+    <w:p>
+      <w:pPr>
+        <w:pStyle w:val="ListParagraph"/>
+        <w:numPr>
+          <w:ilvl w:val="0"/>
+          <w:numId w:val="2"/>
+        </w:numPr>
+        <w:spacing w:after="60"/>
+      </w:pPr>
+      <w:r>
+        <w:rPr>
+          <w:color w:val="1A1A1A"/>
+          <w:sz w:val="22"/>
+          <w:szCs w:val="22"/>
+        </w:rPr>
+        <w:t xml:space="preserve">Подходит как первая серверная установка с возможностью заменить карты на более мощные позже.</w:t>
+      </w:r>
+    </w:p>
+    <w:p>
+      <w:pPr>
+        <w:pStyle w:val="Heading2"/>
+        <w:spacing w:after="120" w:before="240"/>
+      </w:pPr>
+      <w:r>
+        <w:rPr>
+          <w:b/>
+          <w:bCs/>
+          <w:color w:val="2E75B6"/>
+          <w:sz w:val="28"/>
+          <w:szCs w:val="28"/>
+        </w:rPr>
+        <w:t xml:space="preserve">Сборка B. Средняя мульти-GPU workstation</w:t>
+      </w:r>
+    </w:p>
+    <w:p>
+      <w:pPr>
+        <w:spacing w:after="100"/>
+        <w:jc w:val="both"/>
+      </w:pPr>
+      <w:r>
+        <w:rPr>
+          <w:color w:val="1A1A1A"/>
+          <w:sz w:val="22"/>
+          <w:szCs w:val="22"/>
+        </w:rPr>
+        <w:t xml:space="default">GPU: 4 × NVIDIA RTX 5080 16 ГБ (суммарно 64 ГБ).</w:t>
+      </w:r>
+    </w:p>
+    <w:tbl>
+      <w:tblPr>
+        <w:tblW w:type="dxa" w:w="9360"/>
+        <w:tblBorders>
+          <w:top w:val="single" w:color="auto" w:sz="4"/>
+          <w:left w:val="single" w:color="auto" w:sz="4"/>
+          <w:bottom w:val="single" w:color="auto" w:sz="4"/>
+          <w:right w:val="single" w:color="auto" w:sz="4"/>
+          <w:insideH w:val="single" w:color="auto" w:sz="4"/>
+          <w:insideV w:val="single" w:color="auto" w:sz="4"/>
+        </w:tblBorders>
+      </w:tblPr>
+      <w:tblGrid>
+        <w:gridCol w:w="2800"/>
+        <w:gridCol w:w="6560"/>
+      </w:tblGrid>
+      <w:tr>
+        <w:trPr>
+          <w:tblHeader/>
+        </w:trPr>
+        <w:tc>
+          <w:tcPr>
+            <w:tcW w:type="dxa" w:w="2800"/>
+            <w:tcBorders>
+              <w:top w:val="single" w:color="CCCCCC" w:sz="4"/>
+              <w:left w:val="single" w:color="CCCCCC" w:sz="4"/>
+              <w:bottom w:val="single" w:color="CCCCCC" w:sz="4"/>
+              <w:right w:val="single" w:color="CCCCCC" w:sz="4"/>
+            </w:tcBorders>
+            <w:shd w:fill="D5E8F0" w:color="auto" w:val="clear"/>
+            <w:tcMar>
+              <w:top w:type="dxa" w:w="80"/>
+              <w:left w:type="dxa" w:w="120"/>
+              <w:bottom w:type="dxa" w:w="80"/>
+              <w:right w:type="dxa" w:w="120"/>
+            </w:tcMar>
+          </w:tcPr>
+          <w:p>
+            <w:pPr>
+              <w:jc w:val="left"/>
+            </w:pPr>
+            <w:r>
+              <w:rPr>
+                <w:b/>
+                <w:bCs/>
+                <w:color w:val="1A1A1A"/>
+                <w:sz w:val="20"/>
+                <w:szCs w:val="20"/>
+              </w:rPr>
+              <w:t xml:space="preserve">Компонент</w:t>
+            </w:r>
+          </w:p>
+        </w:tc>
+        <w:tc>
+          <w:tcPr>
+            <w:tcW w:type="dxa" w:w="6560"/>
+            <w:tcBorders>
+              <w:top w:val="single" w:color="CCCCCC" w:sz="4"/>
+              <w:left w:val="single" w:color="CCCCCC" w:sz="4"/>
+              <w:bottom w:val="single" w:color="CCCCCC" w:sz="4"/>
+              <w:right w:val="single" w:color="CCCCCC" w:sz="4"/>
+            </w:tcBorders>
+            <w:shd w:fill="D5E8F0" w:color="auto" w:val="clear"/>
+            <w:tcMar>
+              <w:top w:type="dxa" w:w="80"/>
+              <w:left w:type="dxa" w:w="120"/>
+              <w:bottom w:type="dxa" w:w="80"/>
+              <w:right w:type="dxa" w:w="120"/>
+            </w:tcMar>
+          </w:tcPr>
+          <w:p>
+            <w:pPr>
+              <w:jc w:val="left"/>
+            </w:pPr>
+            <w:r>
+              <w:rPr>
+                <w:b/>
+                <w:bCs/>
+                <w:color w:val="1A1A1A"/>
+                <w:sz w:val="20"/>
+                <w:szCs w:val="20"/>
+              </w:rPr>
+              <w:t xml:space="preserve">Характеристика</w:t>
+            </w:r>
+          </w:p>
+        </w:tc>
+      </w:tr>
+      <w:tr>
+        <w:tc>
+          <w:tcPr>
+            <w:tcW w:type="dxa" w:w="2800"/>
+            <w:tcBorders>
+              <w:top w:val="single" w:color="CCCCCC" w:sz="4"/>
+              <w:left w:val="single" w:color="CCCCCC" w:sz="4"/>
+              <w:bottom w:val="single" w:color="CCCCCC" w:sz="4"/>
+              <w:right w:val="single" w:color="CCCCCC" w:sz="4"/>
+            </w:tcBorders>
+            <w:shd w:fill="FFFFFF" w:color="auto" w:val="clear"/>
+            <w:tcMar>
+              <w:top w:type="dxa" w:w="60"/>
+              <w:left w:type="dxa" w:w="120"/>
+              <w:bottom w:type="dxa" w:w="60"/>
+              <w:right w:type="dxa" w:w="120"/>
+            </w:tcMar>
+          </w:tcPr>
+          <w:p>
+            <w:pPr>
+              <w:jc w:val="left"/>
+            </w:pPr>
+            <w:r>
+              <w:rPr>
+                <w:b/>
+                <w:bCs/>
+                <w:color w:val="1A1A1A"/>
+                <w:sz w:val="20"/>
+                <w:szCs w:val="20"/>
+              </w:rPr>
+              <w:t xml:space="preserve">Процессор</w:t>
+            </w:r>
+          </w:p>
+        </w:tc>
+        <w:tc>
+          <w:tcPr>
+            <w:tcW w:type="dxa" w:w="6560"/>
+            <w:tcBorders>
+              <w:top w:val="single" w:color="CCCCCC" w:sz="4"/>
+              <w:left w:val="single" w:color="CCCCCC" w:sz="4"/>
+              <w:bottom w:val="single" w:color="CCCCCC" w:sz="4"/>
+              <w:right w:val="single" w:color="CCCCCC" w:sz="4"/>
+            </w:tcBorders>
+            <w:shd w:fill="FFFFFF" w:color="auto" w:val="clear"/>
+            <w:tcMar>
+              <w:top w:type="dxa" w:w="60"/>
+              <w:left w:type="dxa" w:w="120"/>
+              <w:bottom w:type="dxa" w:w="60"/>
+              <w:right w:type="dxa" w:w="120"/>
+            </w:tcMar>
+          </w:tcPr>
+          <w:p>
+            <w:pPr>
+              <w:jc w:val="left"/>
+            </w:pPr>
+            <w:r>
+              <w:rPr>
+                <w:b/>
+                <w:bCs/>
+                <w:color w:val="1A1A1A"/>
+                <w:sz w:val="20"/>
+                <w:szCs w:val="20"/>
+              </w:rPr>
+              <w:t xml:space="preserve">AMD Threadripper Pro 7965WX (24 ядра, 128 PCIe 5.0 lanes)</w:t>
+            </w:r>
+          </w:p>
+        </w:tc>
+      </w:tr>
+      <w:tr>
+        <w:tc>
+          <w:tcPr>
+            <w:tcW w:type="dxa" w:w="2800"/>
+            <w:tcBorders>
+              <w:top w:val="single" w:color="CCCCCC" w:sz="4"/>
+              <w:left w:val="single" w:color="CCCCCC" w:sz="4"/>
+              <w:bottom w:val="single" w:color="CCCCCC" w:sz="4"/>
+              <w:right w:val="single" w:color="CCCCCC" w:sz="4"/>
+            </w:tcBorders>
+            <w:shd w:fill="F2F7FB" w:color="auto" w:val="clear"/>
+            <w:tcMar>
+              <w:top w:type="dxa" w:w="60"/>
+              <w:left w:type="dxa" w:w="120"/>
+              <w:bottom w:type="dxa" w:w="60"/>
+              <w:right w:type="dxa" w:w="120"/>
+            </w:tcMar>
+          </w:tcPr>
+          <w:p>
+            <w:pPr>
+              <w:jc w:val="left"/>
+            </w:pPr>
+            <w:r>
+              <w:rPr>
+                <w:b/>
+                <w:bCs/>
+                <w:color w:val="1A1A1A"/>
+                <w:sz w:val="20"/>
+                <w:szCs w:val="20"/>
+              </w:rPr>
+              <w:t xml:space="preserve">ОЗУ</w:t>
+            </w:r>
+          </w:p>
+        </w:tc>
+        <w:tc>
+          <w:tcPr>
+            <w:tcW w:type="dxa" w:w="6560"/>
+            <w:tcBorders>
+              <w:top w:val="single" w:color="CCCCCC" w:sz="4"/>
+              <w:left w:val="single" w:color="CCCCCC" w:sz="4"/>
+              <w:bottom w:val="single" w:color="CCCCCC" w:sz="4"/>
+              <w:right w:val="single" w:color="CCCCCC" w:sz="4"/>
+            </w:tcBorders>
+            <w:shd w:fill="F2F7FB" w:color="auto" w:val="clear"/>
+            <w:tcMar>
+              <w:top w:type="dxa" w:w="60"/>
+              <w:left w:type="dxa" w:w="120"/>
+              <w:bottom w:type="dxa" w:w="60"/>
+              <w:right w:type="dxa" w:w="120"/>
+            </w:tcMar>
+          </w:tcPr>
+          <w:p>
+            <w:pPr>
+              <w:jc w:val="left"/>
+            </w:pPr>
+            <w:r>
+              <w:rPr>
+                <w:b/>
+                <w:bCs/>
+                <w:color w:val="1A1A1A"/>
+                <w:sz w:val="20"/>
+                <w:szCs w:val="20"/>
+              </w:rPr>
+              <w:t xml:space="preserve">256 ГБ DDR5 ECC</w:t>
+            </w:r>
+          </w:p>
+        </w:tc>
+      </w:tr>
+      <w:tr>
+        <w:tc>
+          <w:tcPr>
+            <w:tcW w:type="dxa" w:w="2800"/>
+            <w:tcBorders>
+              <w:top w:val="single" w:color="CCCCCC" w:sz="4"/>
+              <w:left w:val="single" w:color="CCCCCC" w:sz="4"/>
+              <w:bottom w:val="single" w:color="CCCCCC" w:sz="4"/>
+              <w:right w:val="single" w:color="CCCCCC" w:sz="4"/>
+            </w:tcBorders>
+            <w:shd w:fill="FFFFFF" w:color="auto" w:val="clear"/>
+            <w:tcMar>
+              <w:top w:type="dxa" w:w="60"/>
+              <w:left w:type="dxa" w:w="120"/>
+              <w:bottom w:type="dxa" w:w="60"/>
+              <w:right w:type="dxa" w:w="120"/>
+            </w:tcMar>
+          </w:tcPr>
+          <w:p>
+            <w:pPr>
+              <w:jc w:val="left"/>
+            </w:pPr>
+            <w:r>
+              <w:rPr>
+                <w:b/>
+                <w:bCs/>
+                <w:color w:val="1A1A1A"/>
+                <w:sz w:val="20"/>
+                <w:szCs w:val="20"/>
+              </w:rPr>
+              <w:t xml:space="preserve">Материнская плата</w:t>
+            </w:r>
+          </w:p>
+        </w:tc>
+        <w:tc>
+          <w:tcPr>
+            <w:tcW w:type="dxa" w:w="6560"/>
+            <w:tcBorders>
+              <w:top w:val="single" w:color="CCCCCC" w:sz="4"/>
+              <w:left w:val="single" w:color="CCCCCC" w:sz="4"/>
+              <w:bottom w:val="single" w:color="CCCCCC" w:sz="4"/>
+              <w:right w:val="single" w:color="CCCCCC" w:sz="4"/>
+            </w:tcBorders>
+            <w:shd w:fill="FFFFFF" w:color="auto" w:val="clear"/>
+            <w:tcMar>
+              <w:top w:type="dxa" w:w="60"/>
+              <w:left w:type="dxa" w:w="120"/>
+              <w:bottom w:type="dxa" w:w="60"/>
+              <w:right w:type="dxa" w:w="120"/>
+            </w:tcMar>
+          </w:tcPr>
+          <w:p>
+            <w:pPr>
+              <w:jc w:val="left"/>
+            </w:pPr>
+            <w:r>
+              <w:rPr>
+                <w:b/>
+                <w:bCs/>
+                <w:color w:val="1A1A1A"/>
+                <w:sz w:val="20"/>
+                <w:szCs w:val="20"/>
+              </w:rPr>
+              <w:t xml:space="preserve">WRX90 с 4 × PCIe 5.0 x16</w:t>
+            </w:r>
+          </w:p>
+        </w:tc>
+      </w:tr>
+      <w:tr>
+        <w:tc>
+          <w:tcPr>
+            <w:tcW w:type="dxa" w:w="2800"/>
+            <w:tcBorders>
+              <w:top w:val="single" w:color="CCCCCC" w:sz="4"/>
+              <w:left w:val="single" w:color="CCCCCC" w:sz="4"/>
+              <w:bottom w:val="single" w:color="CCCCCC" w:sz="4"/>
+              <w:right w:val="single" w:color="CCCCCC" w:sz="4"/>
+            </w:tcBorders>
+            <w:shd w:fill="F2F7FB" w:color="auto" w:val="clear"/>
+            <w:tcMar>
+              <w:top w:type="dxa" w:w="60"/>
+              <w:left w:type="dxa" w:w="120"/>
+              <w:bottom w:type="dxa" w:w="60"/>
+              <w:right w:type="dxa" w:w="120"/>
+            </w:tcMar>
+          </w:tcPr>
+          <w:p>
+            <w:pPr>
+              <w:jc w:val="left"/>
+            </w:pPr>
+            <w:r>
+              <w:rPr>
+                <w:b/>
+                <w:bCs/>
+                <w:color w:val="1A1A1A"/>
+                <w:sz w:val="20"/>
+                <w:szCs w:val="20"/>
+              </w:rPr>
+              <w:t xml:space="preserve">Системный диск</w:t>
+            </w:r>
+          </w:p>
+        </w:tc>
+        <w:tc>
+          <w:tcPr>
+            <w:tcW w:type="dxa" w:w="6560"/>
+            <w:tcBorders>
+              <w:top w:val="single" w:color="CCCCCC" w:sz="4"/>
+              <w:left w:val="single" w:color="CCCCCC" w:sz="4"/>
+              <w:bottom w:val="single" w:color="CCCCCC" w:sz="4"/>
+              <w:right w:val="single" w:color="CCCCCC" w:sz="4"/>
+            </w:tcBorders>
+            <w:shd w:fill="F2F7FB" w:color="auto" w:val="clear"/>
+            <w:tcMar>
+              <w:top w:type="dxa" w:w="60"/>
+              <w:left w:type="dxa" w:w="120"/>
+              <w:bottom w:type="dxa" w:w="60"/>
+              <w:right w:type="dxa" w:w="120"/>
+            </w:tcMar>
+          </w:tcPr>
+          <w:p>
+            <w:pPr>
+              <w:jc w:val="left"/>
+            </w:pPr>
+            <w:r>
+              <w:rPr>
+                <w:b/>
+                <w:bCs/>
+                <w:color w:val="1A1A1A"/>
+                <w:sz w:val="20"/>
+                <w:szCs w:val="20"/>
+              </w:rPr>
+              <w:t xml:space="preserve">2 × 2 ТБ NVMe (RAID 1)</w:t>
+            </w:r>
+          </w:p>
+        </w:tc>
+      </w:tr>
+      <w:tr>
+        <w:tc>
+          <w:tcPr>
+            <w:tcW w:type="dxa" w:w="2800"/>
+            <w:tcBorders>
+              <w:top w:val="single" w:color="CCCCCC" w:sz="4"/>
+              <w:left w:val="single" w:color="CCCCCC" w:sz="4"/>
+              <w:bottom w:val="single" w:color="CCCCCC" w:sz="4"/>
+              <w:right w:val="single" w:color="CCCCCC" w:sz="4"/>
+            </w:tcBorders>
+            <w:shd w:fill="FFFFFF" w:color="auto" w:val="clear"/>
+            <w:tcMar>
+              <w:top w:type="dxa" w:w="60"/>
+              <w:left w:type="dxa" w:w="120"/>
+              <w:bottom w:type="dxa" w:w="60"/>
+              <w:right w:type="dxa" w:w="120"/>
+            </w:tcMar>
+          </w:tcPr>
+          <w:p>
+            <w:pPr>
+              <w:jc w:val="left"/>
+            </w:pPr>
+            <w:r>
+              <w:rPr>
+                <w:b/>
+                <w:bCs/>
+                <w:color w:val="1A1A1A"/>
+                <w:sz w:val="20"/>
+                <w:szCs w:val="20"/>
+              </w:rPr>
+              <w:t xml:space="preserve">Диск для моделей</w:t>
+            </w:r>
+          </w:p>
+        </w:tc>
+        <w:tc>
+          <w:tcPr>
+            <w:tcW w:type="dxa" w:w="6560"/>
+            <w:tcBorders>
+              <w:top w:val="single" w:color="CCCCCC" w:sz="4"/>
+              <w:left w:val="single" w:color="CCCCCC" w:sz="4"/>
+              <w:bottom w:val="single" w:color="CCCCCC" w:sz="4"/>
+              <w:right w:val="single" w:color="CCCCCC" w:sz="4"/>
+            </w:tcBorders>
+            <w:shd w:fill="FFFFFF" w:color="auto" w:val="clear"/>
+            <w:tcMar>
+              <w:top w:type="dxa" w:w="60"/>
+              <w:left w:type="dxa" w:w="120"/>
+              <w:bottom w:type="dxa" w:w="60"/>
+              <w:right w:type="dxa" w:w="120"/>
+            </w:tcMar>
+          </w:tcPr>
+          <w:p>
+            <w:pPr>
+              <w:jc w:val="left"/>
+            </w:pPr>
+            <w:r>
+              <w:rPr>
+                <w:b/>
+                <w:bCs/>
+                <w:color w:val="1A1A1A"/>
+                <w:sz w:val="20"/>
+                <w:szCs w:val="20"/>
+              </w:rPr>
+              <w:t xml:space="preserve">4 × 4 ТБ NVMe (RAID 10)</w:t>
+            </w:r>
+          </w:p>
+        </w:tc>
+      </w:tr>
+      <w:tr>
+        <w:tc>
+          <w:tcPr>
+            <w:tcW w:type="dxa" w:w="2800"/>
+            <w:tcBorders>
+              <w:top w:val="single" w:color="CCCCCC" w:sz="4"/>
+              <w:left w:val="single" w:color="CCCCCC" w:sz="4"/>
+              <w:bottom w:val="single" w:color="CCCCCC" w:sz="4"/>
+              <w:right w:val="single" w:color="CCCCCC" w:sz="4"/>
+            </w:tcBorders>
+            <w:shd w:fill="F2F7FB" w:color="auto" w:val="clear"/>
+            <w:tcMar>
+              <w:top w:type="dxa" w:w="60"/>
+              <w:left w:type="dxa" w:w="120"/>
+              <w:bottom w:type="dxa" w:w="60"/>
+              <w:right w:type="dxa" w:w="120"/>
+            </w:tcMar>
+          </w:tcPr>
+          <w:p>
+            <w:pPr>
+              <w:jc w:val="left"/>
+            </w:pPr>
+            <w:r>
+              <w:rPr>
+                <w:b/>
+                <w:bCs/>
+                <w:color w:val="1A1A1A"/>
+                <w:sz w:val="20"/>
+                <w:szCs w:val="20"/>
+              </w:rPr>
+              <w:t xml:space="preserve">Блок питания</w:t>
+            </w:r>
+          </w:p>
+        </w:tc>
+        <w:tc>
+          <w:tcPr>
+            <w:tcW w:type="dxa" w:w="6560"/>
+            <w:tcBorders>
+              <w:top w:val="single" w:color="CCCCCC" w:sz="4"/>
+              <w:left w:val="single" w:color="CCCCCC" w:sz="4"/>
+              <w:bottom w:val="single" w:color="CCCCCC" w:sz="4"/>
+              <w:right w:val="single" w:color="CCCCCC" w:sz="4"/>
+            </w:tcBorders>
+            <w:shd w:fill="F2F7FB" w:color="auto" w:val="clear"/>
+            <w:tcMar>
+              <w:top w:type="dxa" w:w="60"/>
+              <w:left w:type="dxa" w:w="120"/>
+              <w:bottom w:type="dxa" w:w="60"/>
+              <w:right w:type="dxa" w:w="120"/>
+            </w:tcMar>
+          </w:tcPr>
+          <w:p>
+            <w:pPr>
+              <w:jc w:val="left"/>
+            </w:pPr>
+            <w:r>
+              <w:rPr>
+                <w:b/>
+                <w:bCs/>
+                <w:color w:val="1A1A1A"/>
+                <w:sz w:val="20"/>
+                <w:szCs w:val="20"/>
+              </w:rPr>
+              <w:t xml:space="preserve">2 × 1600 Вт Titanium</w:t>
+            </w:r>
+          </w:p>
+        </w:tc>
+      </w:tr>
+      <w:tr>
+        <w:tc>
+          <w:tcPr>
+            <w:tcW w:type="dxa" w:w="2800"/>
+            <w:tcBorders>
+              <w:top w:val="single" w:color="CCCCCC" w:sz="4"/>
+              <w:left w:val="single" w:color="CCCCCC" w:sz="4"/>
+              <w:bottom w:val="single" w:color="CCCCCC" w:sz="4"/>
+              <w:right w:val="single" w:color="CCCCCC" w:sz="4"/>
+            </w:tcBorders>
+            <w:shd w:fill="FFFFFF" w:color="auto" w:val="clear"/>
+            <w:tcMar>
+              <w:top w:type="dxa" w:w="60"/>
+              <w:left w:type="dxa" w:w="120"/>
+              <w:bottom w:type="dxa" w:w="60"/>
+              <w:right w:type="dxa" w:w="120"/>
+            </w:tcMar>
+          </w:tcPr>
+          <w:p>
+            <w:pPr>
+              <w:jc w:val="left"/>
+            </w:pPr>
+            <w:r>
+              <w:rPr>
+                <w:b/>
+                <w:bCs/>
+                <w:color w:val="1A1A1A"/>
+                <w:sz w:val="20"/>
+                <w:szCs w:val="20"/>
+              </w:rPr>
+              <w:t xml:space="preserve">Корпус</w:t>
+            </w:r>
+          </w:p>
+        </w:tc>
+        <w:tc>
+          <w:tcPr>
+            <w:tcW w:type="dxa" w:w="6560"/>
+            <w:tcBorders>
+              <w:top w:val="single" w:color="CCCCCC" w:sz="4"/>
+              <w:left w:val="single" w:color="CCCCCC" w:sz="4"/>
+              <w:bottom w:val="single" w:color="CCCCCC" w:sz="4"/>
+              <w:right w:val="single" w:color="CCCCCC" w:sz="4"/>
+            </w:tcBorders>
+            <w:shd w:fill="FFFFFF" w:color="auto" w:val="clear"/>
+            <w:tcMar>
+              <w:top w:type="dxa" w:w="60"/>
+              <w:left w:type="dxa" w:w="120"/>
+              <w:bottom w:type="dxa" w:w="60"/>
+              <w:right w:type="dxa" w:w="120"/>
+            </w:tcMar>
+          </w:tcPr>
+          <w:p>
+            <w:pPr>
+              <w:jc w:val="left"/>
+            </w:pPr>
+            <w:r>
+              <w:rPr>
+                <w:b/>
+                <w:bCs/>
+                <w:color w:val="1A1A1A"/>
+                <w:sz w:val="20"/>
+                <w:szCs w:val="20"/>
+              </w:rPr>
+              <w:t xml:space="preserve">Full-tower</w:t>
+            </w:r>
+          </w:p>
+        </w:tc>
+      </w:tr>
+      <w:tr>
+        <w:tc>
+          <w:tcPr>
+            <w:tcW w:type="dxa" w:w="2800"/>
+            <w:tcBorders>
+              <w:top w:val="single" w:color="CCCCCC" w:sz="4"/>
+              <w:left w:val="single" w:color="CCCCCC" w:sz="4"/>
+              <w:bottom w:val="single" w:color="CCCCCC" w:sz="4"/>
+              <w:right w:val="single" w:color="CCCCCC" w:sz="4"/>
+            </w:tcBorders>
+            <w:shd w:fill="F2F7FB" w:color="auto" w:val="clear"/>
+            <w:tcMar>
+              <w:top w:type="dxa" w:w="60"/>
+              <w:left w:type="dxa" w:w="120"/>
+              <w:bottom w:type="dxa" w:w="60"/>
+              <w:right w:type="dxa" w:w="120"/>
+            </w:tcMar>
+          </w:tcPr>
+          <w:p>
+            <w:pPr>
+              <w:jc w:val="left"/>
+            </w:pPr>
+            <w:r>
+              <w:rPr>
+                <w:b/>
+                <w:bCs/>
+                <w:color w:val="1A1A1A"/>
+                <w:sz w:val="20"/>
+                <w:szCs w:val="20"/>
+              </w:rPr>
+              <w:t xml:space="preserve">Охлаждение</w:t>
+            </w:r>
+          </w:p>
+        </w:tc>
+        <w:tc>
+          <w:tcPr>
+            <w:tcW w:type="dxa" w:w="6560"/>
+            <w:tcBorders>
+              <w:top w:val="single" w:color="CCCCCC" w:sz="4"/>
+              <w:left w:val="single" w:color="CCCCCC" w:sz="4"/>
+              <w:bottom w:val="single" w:color="CCCCCC" w:sz="4"/>
+              <w:right w:val="single" w:color="CCCCCC" w:sz="4"/>
+            </w:tcBorders>
+            <w:shd w:fill="F2F7FB" w:color="auto" w:val="clear"/>
+            <w:tcMar>
+              <w:top w:type="dxa" w:w="60"/>
+              <w:left w:type="dxa" w:w="120"/>
+              <w:bottom w:type="dxa" w:w="60"/>
+              <w:right w:type="dxa" w:w="120"/>
+            </w:tcMar>
+          </w:tcPr>
+          <w:p>
+            <w:pPr>
+              <w:jc w:val="left"/>
+            </w:pPr>
+            <w:r>
+              <w:rPr>
+                <w:b/>
+                <w:bCs/>
+                <w:color w:val="1A1A1A"/>
+                <w:sz w:val="20"/>
+                <w:szCs w:val="20"/>
+              </w:rPr>
+              <w:t xml:space="preserve">Воздушное усиленное</w:t>
+            </w:r>
+          </w:p>
+        </w:tc>
+      </w:tr>
+      <w:tr>
+        <w:tc>
+          <w:tcPr>
+            <w:tcW w:type="dxa" w:w="2800"/>
+            <w:tcBorders>
+              <w:top w:val="single" w:color="CCCCCC" w:sz="4"/>
+              <w:left w:val="single" w:color="CCCCCC" w:sz="4"/>
+              <w:bottom w:val="single" w:color="CCCCCC" w:sz="4"/>
+              <w:right w:val="single" w:color="CCCCCC" w:sz="4"/>
+            </w:tcBorders>
+            <w:shd w:fill="FFFFFF" w:color="auto" w:val="clear"/>
+            <w:tcMar>
+              <w:top w:type="dxa" w:w="60"/>
+              <w:left w:type="dxa" w:w="120"/>
+              <w:bottom w:type="dxa" w:w="60"/>
+              <w:right w:type="dxa" w:w="120"/>
+            </w:tcMar>
+          </w:tcPr>
+          <w:p>
+            <w:pPr>
+              <w:jc w:val="left"/>
+            </w:pPr>
+            <w:r>
+              <w:rPr>
+                <w:b/>
+                <w:bCs/>
+                <w:color w:val="1A1A1A"/>
+                <w:sz w:val="20"/>
+                <w:szCs w:val="20"/>
+              </w:rPr>
+              <w:t xml:space="preserve">ОС</w:t>
+            </w:r>
+          </w:p>
+        </w:tc>
+        <w:tc>
+          <w:tcPr>
+            <w:tcW w:type="dxa" w:w="6560"/>
+            <w:tcBorders>
+              <w:top w:val="single" w:color="CCCCCC" w:sz="4"/>
+              <w:left w:val="single" w:color="CCCCCC" w:sz="4"/>
+              <w:bottom w:val="single" w:color="CCCCCC" w:sz="4"/>
+              <w:right w:val="single" w:color="CCCCCC" w:sz="4"/>
+            </w:tcBorders>
+            <w:shd w:fill="FFFFFF" w:color="auto" w:val="clear"/>
+            <w:tcMar>
+              <w:top w:type="dxa" w:w="60"/>
+              <w:left w:type="dxa" w:w="120"/>
+              <w:bottom w:type="dxa" w:w="60"/>
+              <w:right w:type="dxa" w:w="120"/>
+            </w:tcMar>
+          </w:tcPr>
+          <w:p>
+            <w:pPr>
+              <w:jc w:val="left"/>
+            </w:pPr>
+            <w:r>
+              <w:rPr>
+                <w:b/>
+                <w:bCs/>
+                <w:color w:val="1A1A1A"/>
+                <w:sz w:val="20"/>
+                <w:szCs w:val="20"/>
+              </w:rPr>
+              <w:t xml:space="preserve">Ubuntu 24.04 LTS</w:t>
+            </w:r>
+          </w:p>
+        </w:tc>
+      </w:tr>
+    </w:tbl>
+    <w:p>
+      <w:pPr>
+        <w:spacing w:after="100"/>
+        <w:jc w:val="both"/>
+      </w:pPr>
+      <w:r>
+        <w:rPr>
+          <w:color w:val="1A1A1A"/>
+          <w:sz w:val="22"/>
+          <w:szCs w:val="22"/>
+        </w:rPr>
+        <w:t xml:space="default">Что покрывает:</w:t>
+      </w:r>
+    </w:p>
+    <w:p>
+      <w:pPr>
+        <w:pStyle w:val="ListParagraph"/>
+        <w:numPr>
+          <w:ilvl w:val="0"/>
+          <w:numId w:val="2"/>
+        </w:numPr>
+        <w:spacing w:after="60"/>
+      </w:pPr>
+      <w:r>
+        <w:rPr>
+          <w:color w:val="1A1A1A"/>
+          <w:sz w:val="22"/>
+          <w:szCs w:val="22"/>
+        </w:rPr>
+        <w:t xml:space="preserve">Та же функциональность, что сборка A.</w:t>
+      </w:r>
+    </w:p>
+    <w:p>
+      <w:pPr>
+        <w:pStyle w:val="ListParagraph"/>
+        <w:numPr>
+          <w:ilvl w:val="0"/>
+          <w:numId w:val="2"/>
+        </w:numPr>
+        <w:spacing w:after="60"/>
+      </w:pPr>
+      <w:r>
+        <w:rPr>
+          <w:color w:val="1A1A1A"/>
+          <w:sz w:val="22"/>
+          <w:szCs w:val="22"/>
+        </w:rPr>
+        <w:t xml:space="preserve">Плюс 30 % производительности за счёт более быстрой памяти (960 ГБ/с против 448 у 5060 Ti).</w:t>
+      </w:r>
+    </w:p>
+    <w:p>
+      <w:pPr>
+        <w:pStyle w:val="ListParagraph"/>
+        <w:numPr>
+          <w:ilvl w:val="0"/>
+          <w:numId w:val="2"/>
+        </w:numPr>
+        <w:spacing w:after="60"/>
+      </w:pPr>
+      <w:r>
+        <w:rPr>
+          <w:color w:val="1A1A1A"/>
+          <w:sz w:val="22"/>
+          <w:szCs w:val="22"/>
+        </w:rPr>
+        <w:t xml:space="preserve">До 10–12 одновременных пользователей на 14 B моделях через vLLM.</w:t>
+      </w:r>
+    </w:p>
+    <w:p>
+      <w:pPr>
+        <w:spacing w:after="100"/>
+        <w:jc w:val="both"/>
+      </w:pPr>
+      <w:r>
+        <w:rPr>
+          <w:color w:val="1A1A1A"/>
+          <w:sz w:val="22"/>
+          <w:szCs w:val="22"/>
+        </w:rPr>
+        <w:t xml:space="default">Что не покрывает:</w:t>
+      </w:r>
+    </w:p>
+    <w:p>
+      <w:pPr>
+        <w:pStyle w:val="ListParagraph"/>
+        <w:numPr>
+          <w:ilvl w:val="0"/>
+          <w:numId w:val="2"/>
+        </w:numPr>
+        <w:spacing w:after="60"/>
+      </w:pPr>
+      <w:r>
+        <w:rPr>
+          <w:color w:val="1A1A1A"/>
+          <w:sz w:val="22"/>
+          <w:szCs w:val="22"/>
+        </w:rPr>
+        <w:t xml:space="preserve">То же, что в сборке A — ограничения потолка 16 ГБ на карту остаются.</w:t>
+      </w:r>
+    </w:p>
+    <w:p>
+      <w:pPr>
+        <w:spacing w:after="100"/>
+        <w:jc w:val="both"/>
+      </w:pPr>
+      <w:r>
+        <w:rPr>
+          <w:color w:val="1A1A1A"/>
+          <w:sz w:val="22"/>
+          <w:szCs w:val="22"/>
+        </w:rPr>
+        <w:t xml:space="default">Особенности:</w:t>
+      </w:r>
+    </w:p>
+    <w:p>
+      <w:pPr>
+        <w:pStyle w:val="ListParagraph"/>
+        <w:numPr>
+          <w:ilvl w:val="0"/>
+          <w:numId w:val="2"/>
+        </w:numPr>
+        <w:spacing w:after="60"/>
+      </w:pPr>
+      <w:r>
+        <w:rPr>
+          <w:color w:val="1A1A1A"/>
+          <w:sz w:val="22"/>
+          <w:szCs w:val="22"/>
+        </w:rPr>
+        <w:t xml:space="preserve">Разумный выбор, если RTX 5060 Ti дешевле незначительно, а прирост 30 % критичен.</w:t>
+      </w:r>
+    </w:p>
+    <w:p>
+      <w:pPr>
+        <w:pStyle w:val="ListParagraph"/>
+        <w:numPr>
+          <w:ilvl w:val="0"/>
+          <w:numId w:val="2"/>
+        </w:numPr>
+        <w:spacing w:after="60"/>
+      </w:pPr>
+      <w:r>
+        <w:rPr>
+          <w:color w:val="1A1A1A"/>
+          <w:sz w:val="22"/>
+          <w:szCs w:val="22"/>
+        </w:rPr>
+        <w:t xml:space="preserve">Те же требования к платформе и охлаждению, что сборка A.</w:t>
+      </w:r>
+    </w:p>
+    <w:p>
+      <w:pPr>
+        <w:pStyle w:val="Heading2"/>
+        <w:spacing w:after="120" w:before="240"/>
+      </w:pPr>
+      <w:r>
+        <w:rPr>
+          <w:b/>
+          <w:bCs/>
+          <w:color w:val="2E75B6"/>
+          <w:sz w:val="28"/>
+          <w:szCs w:val="28"/>
+        </w:rPr>
+        <w:t xml:space="preserve">Сборка C. Workstation среднего класса (актуальные карты 24 ГБ)</w:t>
+      </w:r>
+    </w:p>
+    <w:p>
+      <w:pPr>
+        <w:spacing w:after="100"/>
+        <w:jc w:val="both"/>
+      </w:pPr>
+      <w:r>
+        <w:rPr>
+          <w:color w:val="1A1A1A"/>
+          <w:sz w:val="22"/>
+          <w:szCs w:val="22"/>
+        </w:rPr>
+        <w:t xml:space="default">GPU: 4 × NVIDIA RTX 4090 24 ГБ (суммарно 96 ГБ).</w:t>
+      </w:r>
+    </w:p>
+    <w:tbl>
+      <w:tblPr>
+        <w:tblW w:type="dxa" w:w="9360"/>
+        <w:tblBorders>
+          <w:top w:val="single" w:color="auto" w:sz="4"/>
+          <w:left w:val="single" w:color="auto" w:sz="4"/>
+          <w:bottom w:val="single" w:color="auto" w:sz="4"/>
+          <w:right w:val="single" w:color="auto" w:sz="4"/>
+          <w:insideH w:val="single" w:color="auto" w:sz="4"/>
+          <w:insideV w:val="single" w:color="auto" w:sz="4"/>
+        </w:tblBorders>
+      </w:tblPr>
+      <w:tblGrid>
+        <w:gridCol w:w="2800"/>
+        <w:gridCol w:w="6560"/>
+      </w:tblGrid>
+      <w:tr>
+        <w:trPr>
+          <w:tblHeader/>
+        </w:trPr>
+        <w:tc>
+          <w:tcPr>
+            <w:tcW w:type="dxa" w:w="2800"/>
+            <w:tcBorders>
+              <w:top w:val="single" w:color="CCCCCC" w:sz="4"/>
+              <w:left w:val="single" w:color="CCCCCC" w:sz="4"/>
+              <w:bottom w:val="single" w:color="CCCCCC" w:sz="4"/>
+              <w:right w:val="single" w:color="CCCCCC" w:sz="4"/>
+            </w:tcBorders>
+            <w:shd w:fill="D5E8F0" w:color="auto" w:val="clear"/>
+            <w:tcMar>
+              <w:top w:type="dxa" w:w="80"/>
+              <w:left w:type="dxa" w:w="120"/>
+              <w:bottom w:type="dxa" w:w="80"/>
+              <w:right w:type="dxa" w:w="120"/>
+            </w:tcMar>
+          </w:tcPr>
+          <w:p>
+            <w:pPr>
+              <w:jc w:val="left"/>
+            </w:pPr>
+            <w:r>
+              <w:rPr>
+                <w:b/>
+                <w:bCs/>
+                <w:color w:val="1A1A1A"/>
+                <w:sz w:val="20"/>
+                <w:szCs w:val="20"/>
+              </w:rPr>
+              <w:t xml:space="preserve">Компонент</w:t>
+            </w:r>
+          </w:p>
+        </w:tc>
+        <w:tc>
+          <w:tcPr>
+            <w:tcW w:type="dxa" w:w="6560"/>
+            <w:tcBorders>
+              <w:top w:val="single" w:color="CCCCCC" w:sz="4"/>
+              <w:left w:val="single" w:color="CCCCCC" w:sz="4"/>
+              <w:bottom w:val="single" w:color="CCCCCC" w:sz="4"/>
+              <w:right w:val="single" w:color="CCCCCC" w:sz="4"/>
+            </w:tcBorders>
+            <w:shd w:fill="D5E8F0" w:color="auto" w:val="clear"/>
+            <w:tcMar>
+              <w:top w:type="dxa" w:w="80"/>
+              <w:left w:type="dxa" w:w="120"/>
+              <w:bottom w:type="dxa" w:w="80"/>
+              <w:right w:type="dxa" w:w="120"/>
+            </w:tcMar>
+          </w:tcPr>
+          <w:p>
+            <w:pPr>
+              <w:jc w:val="left"/>
+            </w:pPr>
+            <w:r>
+              <w:rPr>
+                <w:b/>
+                <w:bCs/>
+                <w:color w:val="1A1A1A"/>
+                <w:sz w:val="20"/>
+                <w:szCs w:val="20"/>
+              </w:rPr>
+              <w:t xml:space="preserve">Характеристика</w:t>
+            </w:r>
+          </w:p>
+        </w:tc>
+      </w:tr>
+      <w:tr>
+        <w:tc>
+          <w:tcPr>
+            <w:tcW w:type="dxa" w:w="2800"/>
+            <w:tcBorders>
+              <w:top w:val="single" w:color="CCCCCC" w:sz="4"/>
+              <w:left w:val="single" w:color="CCCCCC" w:sz="4"/>
+              <w:bottom w:val="single" w:color="CCCCCC" w:sz="4"/>
+              <w:right w:val="single" w:color="CCCCCC" w:sz="4"/>
+            </w:tcBorders>
+            <w:shd w:fill="FFFFFF" w:color="auto" w:val="clear"/>
+            <w:tcMar>
+              <w:top w:type="dxa" w:w="60"/>
+              <w:left w:type="dxa" w:w="120"/>
+              <w:bottom w:type="dxa" w:w="60"/>
+              <w:right w:type="dxa" w:w="120"/>
+            </w:tcMar>
+          </w:tcPr>
+          <w:p>
+            <w:pPr>
+              <w:jc w:val="left"/>
+            </w:pPr>
+            <w:r>
+              <w:rPr>
+                <w:b/>
+                <w:bCs/>
+                <w:color w:val="1A1A1A"/>
+                <w:sz w:val="20"/>
+                <w:szCs w:val="20"/>
+              </w:rPr>
+              <w:t xml:space="preserve">Процессор</w:t>
+            </w:r>
+          </w:p>
+        </w:tc>
+        <w:tc>
+          <w:tcPr>
+            <w:tcW w:type="dxa" w:w="6560"/>
+            <w:tcBorders>
+              <w:top w:val="single" w:color="CCCCCC" w:sz="4"/>
+              <w:left w:val="single" w:color="CCCCCC" w:sz="4"/>
+              <w:bottom w:val="single" w:color="CCCCCC" w:sz="4"/>
+              <w:right w:val="single" w:color="CCCCCC" w:sz="4"/>
+            </w:tcBorders>
+            <w:shd w:fill="FFFFFF" w:color="auto" w:val="clear"/>
+            <w:tcMar>
+              <w:top w:type="dxa" w:w="60"/>
+              <w:left w:type="dxa" w:w="120"/>
+              <w:bottom w:type="dxa" w:w="60"/>
+              <w:right w:type="dxa" w:w="120"/>
+            </w:tcMar>
+          </w:tcPr>
+          <w:p>
+            <w:pPr>
+              <w:jc w:val="left"/>
+            </w:pPr>
+            <w:r>
+              <w:rPr>
+                <w:b/>
+                <w:bCs/>
+                <w:color w:val="1A1A1A"/>
+                <w:sz w:val="20"/>
+                <w:szCs w:val="20"/>
+              </w:rPr>
+              <w:t xml:space="preserve">AMD Threadripper Pro 7965WX (24 ядра)</w:t>
+            </w:r>
+          </w:p>
+        </w:tc>
+      </w:tr>
+      <w:tr>
+        <w:tc>
+          <w:tcPr>
+            <w:tcW w:type="dxa" w:w="2800"/>
+            <w:tcBorders>
+              <w:top w:val="single" w:color="CCCCCC" w:sz="4"/>
+              <w:left w:val="single" w:color="CCCCCC" w:sz="4"/>
+              <w:bottom w:val="single" w:color="CCCCCC" w:sz="4"/>
+              <w:right w:val="single" w:color="CCCCCC" w:sz="4"/>
+            </w:tcBorders>
+            <w:shd w:fill="F2F7FB" w:color="auto" w:val="clear"/>
+            <w:tcMar>
+              <w:top w:type="dxa" w:w="60"/>
+              <w:left w:type="dxa" w:w="120"/>
+              <w:bottom w:type="dxa" w:w="60"/>
+              <w:right w:type="dxa" w:w="120"/>
+            </w:tcMar>
+          </w:tcPr>
+          <w:p>
+            <w:pPr>
+              <w:jc w:val="left"/>
+            </w:pPr>
+            <w:r>
+              <w:rPr>
+                <w:b/>
+                <w:bCs/>
+                <w:color w:val="1A1A1A"/>
+                <w:sz w:val="20"/>
+                <w:szCs w:val="20"/>
+              </w:rPr>
+              <w:t xml:space="preserve">ОЗУ</w:t>
+            </w:r>
+          </w:p>
+        </w:tc>
+        <w:tc>
+          <w:tcPr>
+            <w:tcW w:type="dxa" w:w="6560"/>
+            <w:tcBorders>
+              <w:top w:val="single" w:color="CCCCCC" w:sz="4"/>
+              <w:left w:val="single" w:color="CCCCCC" w:sz="4"/>
+              <w:bottom w:val="single" w:color="CCCCCC" w:sz="4"/>
+              <w:right w:val="single" w:color="CCCCCC" w:sz="4"/>
+            </w:tcBorders>
+            <w:shd w:fill="F2F7FB" w:color="auto" w:val="clear"/>
+            <w:tcMar>
+              <w:top w:type="dxa" w:w="60"/>
+              <w:left w:type="dxa" w:w="120"/>
+              <w:bottom w:type="dxa" w:w="60"/>
+              <w:right w:type="dxa" w:w="120"/>
+            </w:tcMar>
+          </w:tcPr>
+          <w:p>
+            <w:pPr>
+              <w:jc w:val="left"/>
+            </w:pPr>
+            <w:r>
+              <w:rPr>
+                <w:b/>
+                <w:bCs/>
+                <w:color w:val="1A1A1A"/>
+                <w:sz w:val="20"/>
+                <w:szCs w:val="20"/>
+              </w:rPr>
+              <w:t xml:space="preserve">256 ГБ DDR5 ECC RDIMM</w:t>
+            </w:r>
+          </w:p>
+        </w:tc>
+      </w:tr>
+      <w:tr>
+        <w:tc>
+          <w:tcPr>
+            <w:tcW w:type="dxa" w:w="2800"/>
+            <w:tcBorders>
+              <w:top w:val="single" w:color="CCCCCC" w:sz="4"/>
+              <w:left w:val="single" w:color="CCCCCC" w:sz="4"/>
+              <w:bottom w:val="single" w:color="CCCCCC" w:sz="4"/>
+              <w:right w:val="single" w:color="CCCCCC" w:sz="4"/>
+            </w:tcBorders>
+            <w:shd w:fill="FFFFFF" w:color="auto" w:val="clear"/>
+            <w:tcMar>
+              <w:top w:type="dxa" w:w="60"/>
+              <w:left w:type="dxa" w:w="120"/>
+              <w:bottom w:type="dxa" w:w="60"/>
+              <w:right w:type="dxa" w:w="120"/>
+            </w:tcMar>
+          </w:tcPr>
+          <w:p>
+            <w:pPr>
+              <w:jc w:val="left"/>
+            </w:pPr>
+            <w:r>
+              <w:rPr>
+                <w:b/>
+                <w:bCs/>
+                <w:color w:val="1A1A1A"/>
+                <w:sz w:val="20"/>
+                <w:szCs w:val="20"/>
+              </w:rPr>
+              <w:t xml:space="preserve">Материнская плата</w:t>
+            </w:r>
+          </w:p>
+        </w:tc>
+        <w:tc>
+          <w:tcPr>
+            <w:tcW w:type="dxa" w:w="6560"/>
+            <w:tcBorders>
+              <w:top w:val="single" w:color="CCCCCC" w:sz="4"/>
+              <w:left w:val="single" w:color="CCCCCC" w:sz="4"/>
+              <w:bottom w:val="single" w:color="CCCCCC" w:sz="4"/>
+              <w:right w:val="single" w:color="CCCCCC" w:sz="4"/>
+            </w:tcBorders>
+            <w:shd w:fill="FFFFFF" w:color="auto" w:val="clear"/>
+            <w:tcMar>
+              <w:top w:type="dxa" w:w="60"/>
+              <w:left w:type="dxa" w:w="120"/>
+              <w:bottom w:type="dxa" w:w="60"/>
+              <w:right w:type="dxa" w:w="120"/>
+            </w:tcMar>
+          </w:tcPr>
+          <w:p>
+            <w:pPr>
+              <w:jc w:val="left"/>
+            </w:pPr>
+            <w:r>
+              <w:rPr>
+                <w:b/>
+                <w:bCs/>
+                <w:color w:val="1A1A1A"/>
+                <w:sz w:val="20"/>
+                <w:szCs w:val="20"/>
+              </w:rPr>
+              <w:t xml:space="preserve">ASUS WRX90 (7 × PCIe 5.0 x16)</w:t>
+            </w:r>
+          </w:p>
+        </w:tc>
+      </w:tr>
+      <w:tr>
+        <w:tc>
+          <w:tcPr>
+            <w:tcW w:type="dxa" w:w="2800"/>
+            <w:tcBorders>
+              <w:top w:val="single" w:color="CCCCCC" w:sz="4"/>
+              <w:left w:val="single" w:color="CCCCCC" w:sz="4"/>
+              <w:bottom w:val="single" w:color="CCCCCC" w:sz="4"/>
+              <w:right w:val="single" w:color="CCCCCC" w:sz="4"/>
+            </w:tcBorders>
+            <w:shd w:fill="F2F7FB" w:color="auto" w:val="clear"/>
+            <w:tcMar>
+              <w:top w:type="dxa" w:w="60"/>
+              <w:left w:type="dxa" w:w="120"/>
+              <w:bottom w:type="dxa" w:w="60"/>
+              <w:right w:type="dxa" w:w="120"/>
+            </w:tcMar>
+          </w:tcPr>
+          <w:p>
+            <w:pPr>
+              <w:jc w:val="left"/>
+            </w:pPr>
+            <w:r>
+              <w:rPr>
+                <w:b/>
+                <w:bCs/>
+                <w:color w:val="1A1A1A"/>
+                <w:sz w:val="20"/>
+                <w:szCs w:val="20"/>
+              </w:rPr>
+              <w:t xml:space="preserve">Системный диск</w:t>
+            </w:r>
+          </w:p>
+        </w:tc>
+        <w:tc>
+          <w:tcPr>
+            <w:tcW w:type="dxa" w:w="6560"/>
+            <w:tcBorders>
+              <w:top w:val="single" w:color="CCCCCC" w:sz="4"/>
+              <w:left w:val="single" w:color="CCCCCC" w:sz="4"/>
+              <w:bottom w:val="single" w:color="CCCCCC" w:sz="4"/>
+              <w:right w:val="single" w:color="CCCCCC" w:sz="4"/>
+            </w:tcBorders>
+            <w:shd w:fill="F2F7FB" w:color="auto" w:val="clear"/>
+            <w:tcMar>
+              <w:top w:type="dxa" w:w="60"/>
+              <w:left w:type="dxa" w:w="120"/>
+              <w:bottom w:type="dxa" w:w="60"/>
+              <w:right w:type="dxa" w:w="120"/>
+            </w:tcMar>
+          </w:tcPr>
+          <w:p>
+            <w:pPr>
+              <w:jc w:val="left"/>
+            </w:pPr>
+            <w:r>
+              <w:rPr>
+                <w:b/>
+                <w:bCs/>
+                <w:color w:val="1A1A1A"/>
+                <w:sz w:val="20"/>
+                <w:szCs w:val="20"/>
+              </w:rPr>
+              <w:t xml:space="preserve">2 × 2 ТБ Samsung 990 Pro (RAID 1)</w:t>
+            </w:r>
+          </w:p>
+        </w:tc>
+      </w:tr>
+      <w:tr>
+        <w:tc>
+          <w:tcPr>
+            <w:tcW w:type="dxa" w:w="2800"/>
+            <w:tcBorders>
+              <w:top w:val="single" w:color="CCCCCC" w:sz="4"/>
+              <w:left w:val="single" w:color="CCCCCC" w:sz="4"/>
+              <w:bottom w:val="single" w:color="CCCCCC" w:sz="4"/>
+              <w:right w:val="single" w:color="CCCCCC" w:sz="4"/>
+            </w:tcBorders>
+            <w:shd w:fill="FFFFFF" w:color="auto" w:val="clear"/>
+            <w:tcMar>
+              <w:top w:type="dxa" w:w="60"/>
+              <w:left w:type="dxa" w:w="120"/>
+              <w:bottom w:type="dxa" w:w="60"/>
+              <w:right w:type="dxa" w:w="120"/>
+            </w:tcMar>
+          </w:tcPr>
+          <w:p>
+            <w:pPr>
+              <w:jc w:val="left"/>
+            </w:pPr>
+            <w:r>
+              <w:rPr>
+                <w:b/>
+                <w:bCs/>
+                <w:color w:val="1A1A1A"/>
+                <w:sz w:val="20"/>
+                <w:szCs w:val="20"/>
+              </w:rPr>
+              <w:t xml:space="preserve">Диск для моделей</w:t>
+            </w:r>
+          </w:p>
+        </w:tc>
+        <w:tc>
+          <w:tcPr>
+            <w:tcW w:type="dxa" w:w="6560"/>
+            <w:tcBorders>
+              <w:top w:val="single" w:color="CCCCCC" w:sz="4"/>
+              <w:left w:val="single" w:color="CCCCCC" w:sz="4"/>
+              <w:bottom w:val="single" w:color="CCCCCC" w:sz="4"/>
+              <w:right w:val="single" w:color="CCCCCC" w:sz="4"/>
+            </w:tcBorders>
+            <w:shd w:fill="FFFFFF" w:color="auto" w:val="clear"/>
+            <w:tcMar>
+              <w:top w:type="dxa" w:w="60"/>
+              <w:left w:type="dxa" w:w="120"/>
+              <w:bottom w:type="dxa" w:w="60"/>
+              <w:right w:type="dxa" w:w="120"/>
+            </w:tcMar>
+          </w:tcPr>
+          <w:p>
+            <w:pPr>
+              <w:jc w:val="left"/>
+            </w:pPr>
+            <w:r>
+              <w:rPr>
+                <w:b/>
+                <w:bCs/>
+                <w:color w:val="1A1A1A"/>
+                <w:sz w:val="20"/>
+                <w:szCs w:val="20"/>
+              </w:rPr>
+              <w:t xml:space="preserve">4 × 4 ТБ WD Black SN850X (RAID 10, 8 ТБ полезно)</w:t>
+            </w:r>
+          </w:p>
+        </w:tc>
+      </w:tr>
+      <w:tr>
+        <w:tc>
+          <w:tcPr>
+            <w:tcW w:type="dxa" w:w="2800"/>
+            <w:tcBorders>
+              <w:top w:val="single" w:color="CCCCCC" w:sz="4"/>
+              <w:left w:val="single" w:color="CCCCCC" w:sz="4"/>
+              <w:bottom w:val="single" w:color="CCCCCC" w:sz="4"/>
+              <w:right w:val="single" w:color="CCCCCC" w:sz="4"/>
+            </w:tcBorders>
+            <w:shd w:fill="F2F7FB" w:color="auto" w:val="clear"/>
+            <w:tcMar>
+              <w:top w:type="dxa" w:w="60"/>
+              <w:left w:type="dxa" w:w="120"/>
+              <w:bottom w:type="dxa" w:w="60"/>
+              <w:right w:type="dxa" w:w="120"/>
+            </w:tcMar>
+          </w:tcPr>
+          <w:p>
+            <w:pPr>
+              <w:jc w:val="left"/>
+            </w:pPr>
+            <w:r>
+              <w:rPr>
+                <w:b/>
+                <w:bCs/>
+                <w:color w:val="1A1A1A"/>
+                <w:sz w:val="20"/>
+                <w:szCs w:val="20"/>
+              </w:rPr>
+              <w:t xml:space="preserve">Сеть</w:t>
+            </w:r>
+          </w:p>
+        </w:tc>
+        <w:tc>
+          <w:tcPr>
+            <w:tcW w:type="dxa" w:w="6560"/>
+            <w:tcBorders>
+              <w:top w:val="single" w:color="CCCCCC" w:sz="4"/>
+              <w:left w:val="single" w:color="CCCCCC" w:sz="4"/>
+              <w:bottom w:val="single" w:color="CCCCCC" w:sz="4"/>
+              <w:right w:val="single" w:color="CCCCCC" w:sz="4"/>
+            </w:tcBorders>
+            <w:shd w:fill="F2F7FB" w:color="auto" w:val="clear"/>
+            <w:tcMar>
+              <w:top w:type="dxa" w:w="60"/>
+              <w:left w:type="dxa" w:w="120"/>
+              <w:bottom w:type="dxa" w:w="60"/>
+              <w:right w:type="dxa" w:w="120"/>
+            </w:tcMar>
+          </w:tcPr>
+          <w:p>
+            <w:pPr>
+              <w:jc w:val="left"/>
+            </w:pPr>
+            <w:r>
+              <w:rPr>
+                <w:b/>
+                <w:bCs/>
+                <w:color w:val="1A1A1A"/>
+                <w:sz w:val="20"/>
+                <w:szCs w:val="20"/>
+              </w:rPr>
+              <w:t xml:space="preserve">Intel X550 10 GbE</w:t>
+            </w:r>
+          </w:p>
+        </w:tc>
+      </w:tr>
+      <w:tr>
+        <w:tc>
+          <w:tcPr>
+            <w:tcW w:type="dxa" w:w="2800"/>
+            <w:tcBorders>
+              <w:top w:val="single" w:color="CCCCCC" w:sz="4"/>
+              <w:left w:val="single" w:color="CCCCCC" w:sz="4"/>
+              <w:bottom w:val="single" w:color="CCCCCC" w:sz="4"/>
+              <w:right w:val="single" w:color="CCCCCC" w:sz="4"/>
+            </w:tcBorders>
+            <w:shd w:fill="FFFFFF" w:color="auto" w:val="clear"/>
+            <w:tcMar>
+              <w:top w:type="dxa" w:w="60"/>
+              <w:left w:type="dxa" w:w="120"/>
+              <w:bottom w:type="dxa" w:w="60"/>
+              <w:right w:type="dxa" w:w="120"/>
+            </w:tcMar>
+          </w:tcPr>
+          <w:p>
+            <w:pPr>
+              <w:jc w:val="left"/>
+            </w:pPr>
+            <w:r>
+              <w:rPr>
+                <w:b/>
+                <w:bCs/>
+                <w:color w:val="1A1A1A"/>
+                <w:sz w:val="20"/>
+                <w:szCs w:val="20"/>
+              </w:rPr>
+              <w:t xml:space="preserve">Блок питания</w:t>
+            </w:r>
+          </w:p>
+        </w:tc>
+        <w:tc>
+          <w:tcPr>
+            <w:tcW w:type="dxa" w:w="6560"/>
+            <w:tcBorders>
+              <w:top w:val="single" w:color="CCCCCC" w:sz="4"/>
+              <w:left w:val="single" w:color="CCCCCC" w:sz="4"/>
+              <w:bottom w:val="single" w:color="CCCCCC" w:sz="4"/>
+              <w:right w:val="single" w:color="CCCCCC" w:sz="4"/>
+            </w:tcBorders>
+            <w:shd w:fill="FFFFFF" w:color="auto" w:val="clear"/>
+            <w:tcMar>
+              <w:top w:type="dxa" w:w="60"/>
+              <w:left w:type="dxa" w:w="120"/>
+              <w:bottom w:type="dxa" w:w="60"/>
+              <w:right w:type="dxa" w:w="120"/>
+            </w:tcMar>
+          </w:tcPr>
+          <w:p>
+            <w:pPr>
+              <w:jc w:val="left"/>
+            </w:pPr>
+            <w:r>
+              <w:rPr>
+                <w:b/>
+                <w:bCs/>
+                <w:color w:val="1A1A1A"/>
+                <w:sz w:val="20"/>
+                <w:szCs w:val="20"/>
+              </w:rPr>
+              <w:t xml:space="preserve">2 × Corsair AX1600i (суммарно 3200 Вт)</w:t>
+            </w:r>
+          </w:p>
+        </w:tc>
+      </w:tr>
+      <w:tr>
+        <w:tc>
+          <w:tcPr>
+            <w:tcW w:type="dxa" w:w="2800"/>
+            <w:tcBorders>
+              <w:top w:val="single" w:color="CCCCCC" w:sz="4"/>
+              <w:left w:val="single" w:color="CCCCCC" w:sz="4"/>
+              <w:bottom w:val="single" w:color="CCCCCC" w:sz="4"/>
+              <w:right w:val="single" w:color="CCCCCC" w:sz="4"/>
+            </w:tcBorders>
+            <w:shd w:fill="F2F7FB" w:color="auto" w:val="clear"/>
+            <w:tcMar>
+              <w:top w:type="dxa" w:w="60"/>
+              <w:left w:type="dxa" w:w="120"/>
+              <w:bottom w:type="dxa" w:w="60"/>
+              <w:right w:type="dxa" w:w="120"/>
+            </w:tcMar>
+          </w:tcPr>
+          <w:p>
+            <w:pPr>
+              <w:jc w:val="left"/>
+            </w:pPr>
+            <w:r>
+              <w:rPr>
+                <w:b/>
+                <w:bCs/>
+                <w:color w:val="1A1A1A"/>
+                <w:sz w:val="20"/>
+                <w:szCs w:val="20"/>
+              </w:rPr>
+              <w:t xml:space="preserve">Корпус</w:t>
+            </w:r>
+          </w:p>
+        </w:tc>
+        <w:tc>
+          <w:tcPr>
+            <w:tcW w:type="dxa" w:w="6560"/>
+            <w:tcBorders>
+              <w:top w:val="single" w:color="CCCCCC" w:sz="4"/>
+              <w:left w:val="single" w:color="CCCCCC" w:sz="4"/>
+              <w:bottom w:val="single" w:color="CCCCCC" w:sz="4"/>
+              <w:right w:val="single" w:color="CCCCCC" w:sz="4"/>
+            </w:tcBorders>
+            <w:shd w:fill="F2F7FB" w:color="auto" w:val="clear"/>
+            <w:tcMar>
+              <w:top w:type="dxa" w:w="60"/>
+              <w:left w:type="dxa" w:w="120"/>
+              <w:bottom w:type="dxa" w:w="60"/>
+              <w:right w:type="dxa" w:w="120"/>
+            </w:tcMar>
+          </w:tcPr>
+          <w:p>
+            <w:pPr>
+              <w:jc w:val="left"/>
+            </w:pPr>
+            <w:r>
+              <w:rPr>
+                <w:b/>
+                <w:bCs/>
+                <w:color w:val="1A1A1A"/>
+                <w:sz w:val="20"/>
+                <w:szCs w:val="20"/>
+              </w:rPr>
+              <w:t xml:space="preserve">Fractal Define 7 XL или готовая сборка Bizon / Exxact</w:t>
+            </w:r>
+          </w:p>
+        </w:tc>
+      </w:tr>
+      <w:tr>
+        <w:tc>
+          <w:tcPr>
+            <w:tcW w:type="dxa" w:w="2800"/>
+            <w:tcBorders>
+              <w:top w:val="single" w:color="CCCCCC" w:sz="4"/>
+              <w:left w:val="single" w:color="CCCCCC" w:sz="4"/>
+              <w:bottom w:val="single" w:color="CCCCCC" w:sz="4"/>
+              <w:right w:val="single" w:color="CCCCCC" w:sz="4"/>
+            </w:tcBorders>
+            <w:shd w:fill="FFFFFF" w:color="auto" w:val="clear"/>
+            <w:tcMar>
+              <w:top w:type="dxa" w:w="60"/>
+              <w:left w:type="dxa" w:w="120"/>
+              <w:bottom w:type="dxa" w:w="60"/>
+              <w:right w:type="dxa" w:w="120"/>
+            </w:tcMar>
+          </w:tcPr>
+          <w:p>
+            <w:pPr>
+              <w:jc w:val="left"/>
+            </w:pPr>
+            <w:r>
+              <w:rPr>
+                <w:b/>
+                <w:bCs/>
+                <w:color w:val="1A1A1A"/>
+                <w:sz w:val="20"/>
+                <w:szCs w:val="20"/>
+              </w:rPr>
+              <w:t xml:space="preserve">Охлаждение</w:t>
+            </w:r>
+          </w:p>
+        </w:tc>
+        <w:tc>
+          <w:tcPr>
+            <w:tcW w:type="dxa" w:w="6560"/>
+            <w:tcBorders>
+              <w:top w:val="single" w:color="CCCCCC" w:sz="4"/>
+              <w:left w:val="single" w:color="CCCCCC" w:sz="4"/>
+              <w:bottom w:val="single" w:color="CCCCCC" w:sz="4"/>
+              <w:right w:val="single" w:color="CCCCCC" w:sz="4"/>
+            </w:tcBorders>
+            <w:shd w:fill="FFFFFF" w:color="auto" w:val="clear"/>
+            <w:tcMar>
+              <w:top w:type="dxa" w:w="60"/>
+              <w:left w:type="dxa" w:w="120"/>
+              <w:bottom w:type="dxa" w:w="60"/>
+              <w:right w:type="dxa" w:w="120"/>
+            </w:tcMar>
+          </w:tcPr>
+          <w:p>
+            <w:pPr>
+              <w:jc w:val="left"/>
+            </w:pPr>
+            <w:r>
+              <w:rPr>
+                <w:b/>
+                <w:bCs/>
+                <w:color w:val="1A1A1A"/>
+                <w:sz w:val="20"/>
+                <w:szCs w:val="20"/>
+              </w:rPr>
+              <w:t xml:space="preserve">Воздушное, 8+ вентиляторов, отдельные шахты для GPU</w:t>
+            </w:r>
+          </w:p>
+        </w:tc>
+      </w:tr>
+      <w:tr>
+        <w:tc>
+          <w:tcPr>
+            <w:tcW w:type="dxa" w:w="2800"/>
+            <w:tcBorders>
+              <w:top w:val="single" w:color="CCCCCC" w:sz="4"/>
+              <w:left w:val="single" w:color="CCCCCC" w:sz="4"/>
+              <w:bottom w:val="single" w:color="CCCCCC" w:sz="4"/>
+              <w:right w:val="single" w:color="CCCCCC" w:sz="4"/>
+            </w:tcBorders>
+            <w:shd w:fill="F2F7FB" w:color="auto" w:val="clear"/>
+            <w:tcMar>
+              <w:top w:type="dxa" w:w="60"/>
+              <w:left w:type="dxa" w:w="120"/>
+              <w:bottom w:type="dxa" w:w="60"/>
+              <w:right w:type="dxa" w:w="120"/>
+            </w:tcMar>
+          </w:tcPr>
+          <w:p>
+            <w:pPr>
+              <w:jc w:val="left"/>
+            </w:pPr>
+            <w:r>
+              <w:rPr>
+                <w:b/>
+                <w:bCs/>
+                <w:color w:val="1A1A1A"/>
+                <w:sz w:val="20"/>
+                <w:szCs w:val="20"/>
+              </w:rPr>
+              <w:t xml:space="preserve">ОС</w:t>
+            </w:r>
+          </w:p>
+        </w:tc>
+        <w:tc>
+          <w:tcPr>
+            <w:tcW w:type="dxa" w:w="6560"/>
+            <w:tcBorders>
+              <w:top w:val="single" w:color="CCCCCC" w:sz="4"/>
+              <w:left w:val="single" w:color="CCCCCC" w:sz="4"/>
+              <w:bottom w:val="single" w:color="CCCCCC" w:sz="4"/>
+              <w:right w:val="single" w:color="CCCCCC" w:sz="4"/>
+            </w:tcBorders>
+            <w:shd w:fill="F2F7FB" w:color="auto" w:val="clear"/>
+            <w:tcMar>
+              <w:top w:type="dxa" w:w="60"/>
+              <w:left w:type="dxa" w:w="120"/>
+              <w:bottom w:type="dxa" w:w="60"/>
+              <w:right w:type="dxa" w:w="120"/>
+            </w:tcMar>
+          </w:tcPr>
+          <w:p>
+            <w:pPr>
+              <w:jc w:val="left"/>
+            </w:pPr>
+            <w:r>
+              <w:rPr>
+                <w:b/>
+                <w:bCs/>
+                <w:color w:val="1A1A1A"/>
+                <w:sz w:val="20"/>
+                <w:szCs w:val="20"/>
+              </w:rPr>
+              <w:t xml:space="preserve">Ubuntu 24.04 LTS</w:t>
+            </w:r>
+          </w:p>
+        </w:tc>
+      </w:tr>
+      <w:tr>
+        <w:tc>
+          <w:tcPr>
+            <w:tcW w:type="dxa" w:w="2800"/>
+            <w:tcBorders>
+              <w:top w:val="single" w:color="CCCCCC" w:sz="4"/>
+              <w:left w:val="single" w:color="CCCCCC" w:sz="4"/>
+              <w:bottom w:val="single" w:color="CCCCCC" w:sz="4"/>
+              <w:right w:val="single" w:color="CCCCCC" w:sz="4"/>
+            </w:tcBorders>
+            <w:shd w:fill="FFFFFF" w:color="auto" w:val="clear"/>
+            <w:tcMar>
+              <w:top w:type="dxa" w:w="60"/>
+              <w:left w:type="dxa" w:w="120"/>
+              <w:bottom w:type="dxa" w:w="60"/>
+              <w:right w:type="dxa" w:w="120"/>
+            </w:tcMar>
+          </w:tcPr>
+          <w:p>
+            <w:pPr>
+              <w:jc w:val="left"/>
+            </w:pPr>
+            <w:r>
+              <w:rPr>
+                <w:b/>
+                <w:bCs/>
+                <w:color w:val="1A1A1A"/>
+                <w:sz w:val="20"/>
+                <w:szCs w:val="20"/>
+              </w:rPr>
+              <w:t xml:space="preserve">Программный стек</w:t>
+            </w:r>
+          </w:p>
+        </w:tc>
+        <w:tc>
+          <w:tcPr>
+            <w:tcW w:type="dxa" w:w="6560"/>
+            <w:tcBorders>
+              <w:top w:val="single" w:color="CCCCCC" w:sz="4"/>
+              <w:left w:val="single" w:color="CCCCCC" w:sz="4"/>
+              <w:bottom w:val="single" w:color="CCCCCC" w:sz="4"/>
+              <w:right w:val="single" w:color="CCCCCC" w:sz="4"/>
+            </w:tcBorders>
+            <w:shd w:fill="FFFFFF" w:color="auto" w:val="clear"/>
+            <w:tcMar>
+              <w:top w:type="dxa" w:w="60"/>
+              <w:left w:type="dxa" w:w="120"/>
+              <w:bottom w:type="dxa" w:w="60"/>
+              <w:right w:type="dxa" w:w="120"/>
+            </w:tcMar>
+          </w:tcPr>
+          <w:p>
+            <w:pPr>
+              <w:jc w:val="left"/>
+            </w:pPr>
+            <w:r>
+              <w:rPr>
+                <w:b/>
+                <w:bCs/>
+                <w:color w:val="1A1A1A"/>
+                <w:sz w:val="20"/>
+                <w:szCs w:val="20"/>
+              </w:rPr>
+              <w:t xml:space="preserve">vLLM 0.9+, NVIDIA 560.xx + CUDA 12.6</w:t>
+            </w:r>
+          </w:p>
+        </w:tc>
+      </w:tr>
+    </w:tbl>
+    <w:p>
+      <w:pPr>
+        <w:spacing w:after="100"/>
+        <w:jc w:val="both"/>
+      </w:pPr>
+      <w:r>
+        <w:rPr>
+          <w:color w:val="1A1A1A"/>
+          <w:sz w:val="22"/>
+          <w:szCs w:val="22"/>
+        </w:rPr>
+        <w:t xml:space="default">Что покрывает:</w:t>
+      </w:r>
+    </w:p>
+    <w:p>
+      <w:pPr>
+        <w:pStyle w:val="ListParagraph"/>
+        <w:numPr>
+          <w:ilvl w:val="0"/>
+          <w:numId w:val="2"/>
+        </w:numPr>
+        <w:spacing w:after="60"/>
+      </w:pPr>
+      <w:r>
+        <w:rPr>
+          <w:color w:val="1A1A1A"/>
+          <w:sz w:val="22"/>
+          <w:szCs w:val="22"/>
+        </w:rPr>
+        <w:t xml:space="preserve">Инференс всех заявленных моделей кроме GLM-5.1 для 14–16 одновременных пользователей.</w:t>
+      </w:r>
+    </w:p>
+    <w:p>
+      <w:pPr>
+        <w:pStyle w:val="ListParagraph"/>
+        <w:numPr>
+          <w:ilvl w:val="0"/>
+          <w:numId w:val="2"/>
+        </w:numPr>
+        <w:spacing w:after="60"/>
+      </w:pPr>
+      <w:r>
+        <w:rPr>
+          <w:color w:val="1A1A1A"/>
+          <w:sz w:val="22"/>
+          <w:szCs w:val="22"/>
+        </w:rPr>
+        <w:t xml:space="preserve">LoRA-дообучение моделей 14 B на одной карте.</w:t>
+      </w:r>
+    </w:p>
+    <w:p>
+      <w:pPr>
+        <w:pStyle w:val="ListParagraph"/>
+        <w:numPr>
+          <w:ilvl w:val="0"/>
+          <w:numId w:val="2"/>
+        </w:numPr>
+        <w:spacing w:after="60"/>
+      </w:pPr>
+      <w:r>
+        <w:rPr>
+          <w:color w:val="1A1A1A"/>
+          <w:sz w:val="22"/>
+          <w:szCs w:val="22"/>
+        </w:rPr>
+        <w:t xml:space="preserve">QLoRA над моделями до 35 B.</w:t>
+      </w:r>
+    </w:p>
+    <w:p>
+      <w:pPr>
+        <w:pStyle w:val="ListParagraph"/>
+        <w:numPr>
+          <w:ilvl w:val="0"/>
+          <w:numId w:val="2"/>
+        </w:numPr>
+        <w:spacing w:after="60"/>
+      </w:pPr>
+      <w:r>
+        <w:rPr>
+          <w:color w:val="1A1A1A"/>
+          <w:sz w:val="22"/>
+          <w:szCs w:val="22"/>
+        </w:rPr>
+        <w:t xml:space="preserve">Инференс 70 B моделей в Q4 через tensor parallelism.</w:t>
+      </w:r>
+    </w:p>
+    <w:p>
+      <w:pPr>
+        <w:spacing w:after="100"/>
+        <w:jc w:val="both"/>
+      </w:pPr>
+      <w:r>
+        <w:rPr>
+          <w:color w:val="1A1A1A"/>
+          <w:sz w:val="22"/>
+          <w:szCs w:val="22"/>
+        </w:rPr>
+        <w:t xml:space="default">Что не покрывает:</w:t>
+      </w:r>
+    </w:p>
+    <w:p>
+      <w:pPr>
+        <w:pStyle w:val="ListParagraph"/>
+        <w:numPr>
+          <w:ilvl w:val="0"/>
+          <w:numId w:val="2"/>
+        </w:numPr>
+        <w:spacing w:after="60"/>
+      </w:pPr>
+      <w:r>
+        <w:rPr>
+          <w:color w:val="1A1A1A"/>
+          <w:sz w:val="22"/>
+          <w:szCs w:val="22"/>
+        </w:rPr>
+        <w:t xml:space="preserve">GLM-5.1 ни в какой квантизации (требует 380 ГБ).</w:t>
+      </w:r>
+    </w:p>
+    <w:p>
+      <w:pPr>
+        <w:spacing w:after="100"/>
+        <w:jc w:val="both"/>
+      </w:pPr>
+      <w:r>
+        <w:rPr>
+          <w:color w:val="1A1A1A"/>
+          <w:sz w:val="22"/>
+          <w:szCs w:val="22"/>
+        </w:rPr>
+        <w:t xml:space="default">Особенности:</w:t>
+      </w:r>
+    </w:p>
+    <w:p>
+      <w:pPr>
+        <w:pStyle w:val="ListParagraph"/>
+        <w:numPr>
+          <w:ilvl w:val="0"/>
+          <w:numId w:val="2"/>
+        </w:numPr>
+        <w:spacing w:after="60"/>
+      </w:pPr>
+      <w:r>
+        <w:rPr>
+          <w:color w:val="1A1A1A"/>
+          <w:sz w:val="22"/>
+          <w:szCs w:val="22"/>
+        </w:rPr>
+        <w:t xml:space="preserve">RTX 4090 снята с производства в 2025 году — возможны задержки поставки.</w:t>
+      </w:r>
+    </w:p>
+    <w:p>
+      <w:pPr>
+        <w:pStyle w:val="ListParagraph"/>
+        <w:numPr>
+          <w:ilvl w:val="0"/>
+          <w:numId w:val="2"/>
+        </w:numPr>
+        <w:spacing w:after="60"/>
+      </w:pPr>
+      <w:r>
+        <w:rPr>
+          <w:color w:val="1A1A1A"/>
+          <w:sz w:val="22"/>
+          <w:szCs w:val="22"/>
+        </w:rPr>
+        <w:t xml:space="preserve">Как и все потребительские варианты — нет NVLink, коммуникации через PCIe.</w:t>
+      </w:r>
+    </w:p>
+    <w:p>
+      <w:pPr>
+        <w:pStyle w:val="ListParagraph"/>
+        <w:numPr>
+          <w:ilvl w:val="0"/>
+          <w:numId w:val="2"/>
+        </w:numPr>
+        <w:spacing w:after="60"/>
+      </w:pPr>
+      <w:r>
+        <w:rPr>
+          <w:color w:val="1A1A1A"/>
+          <w:sz w:val="22"/>
+          <w:szCs w:val="22"/>
+        </w:rPr>
+        <w:t xml:space="preserve">Классическая AI-workstation, хорошо документирована (Bizon-Tech, Exxact, Lambda Labs).</w:t>
+      </w:r>
+    </w:p>
+    <w:p>
+      <w:pPr>
+        <w:pStyle w:val="Heading2"/>
+        <w:spacing w:after="120" w:before="240"/>
+      </w:pPr>
+      <w:r>
+        <w:rPr>
+          <w:b/>
+          <w:bCs/>
+          <w:color w:val="2E75B6"/>
+          <w:sz w:val="28"/>
+          <w:szCs w:val="28"/>
+        </w:rPr>
+        <w:t xml:space="preserve">Сборка D. Потребительский оптимум на новейшем поколении</w:t>
+      </w:r>
+    </w:p>
+    <w:p>
+      <w:pPr>
+        <w:spacing w:after="100"/>
+        <w:jc w:val="both"/>
+      </w:pPr>
+      <w:r>
+        <w:rPr>
+          <w:color w:val="1A1A1A"/>
+          <w:sz w:val="22"/>
+          <w:szCs w:val="22"/>
+        </w:rPr>
+        <w:t xml:space="default">GPU: 2 × NVIDIA RTX 5090 32 ГБ (суммарно 64 ГБ).</w:t>
+      </w:r>
+    </w:p>
+    <w:tbl>
+      <w:tblPr>
+        <w:tblW w:type="dxa" w:w="9360"/>
+        <w:tblBorders>
+          <w:top w:val="single" w:color="auto" w:sz="4"/>
+          <w:left w:val="single" w:color="auto" w:sz="4"/>
+          <w:bottom w:val="single" w:color="auto" w:sz="4"/>
+          <w:right w:val="single" w:color="auto" w:sz="4"/>
+          <w:insideH w:val="single" w:color="auto" w:sz="4"/>
+          <w:insideV w:val="single" w:color="auto" w:sz="4"/>
+        </w:tblBorders>
+      </w:tblPr>
+      <w:tblGrid>
+        <w:gridCol w:w="2800"/>
+        <w:gridCol w:w="6560"/>
+      </w:tblGrid>
+      <w:tr>
+        <w:trPr>
+          <w:tblHeader/>
+        </w:trPr>
+        <w:tc>
+          <w:tcPr>
+            <w:tcW w:type="dxa" w:w="2800"/>
+            <w:tcBorders>
+              <w:top w:val="single" w:color="CCCCCC" w:sz="4"/>
+              <w:left w:val="single" w:color="CCCCCC" w:sz="4"/>
+              <w:bottom w:val="single" w:color="CCCCCC" w:sz="4"/>
+              <w:right w:val="single" w:color="CCCCCC" w:sz="4"/>
+            </w:tcBorders>
+            <w:shd w:fill="D5E8F0" w:color="auto" w:val="clear"/>
+            <w:tcMar>
+              <w:top w:type="dxa" w:w="80"/>
+              <w:left w:type="dxa" w:w="120"/>
+              <w:bottom w:type="dxa" w:w="80"/>
+              <w:right w:type="dxa" w:w="120"/>
+            </w:tcMar>
+          </w:tcPr>
+          <w:p>
+            <w:pPr>
+              <w:jc w:val="left"/>
+            </w:pPr>
+            <w:r>
+              <w:rPr>
+                <w:b/>
+                <w:bCs/>
+                <w:color w:val="1A1A1A"/>
+                <w:sz w:val="20"/>
+                <w:szCs w:val="20"/>
+              </w:rPr>
+              <w:t xml:space="preserve">Компонент</w:t>
+            </w:r>
+          </w:p>
+        </w:tc>
+        <w:tc>
+          <w:tcPr>
+            <w:tcW w:type="dxa" w:w="6560"/>
+            <w:tcBorders>
+              <w:top w:val="single" w:color="CCCCCC" w:sz="4"/>
+              <w:left w:val="single" w:color="CCCCCC" w:sz="4"/>
+              <w:bottom w:val="single" w:color="CCCCCC" w:sz="4"/>
+              <w:right w:val="single" w:color="CCCCCC" w:sz="4"/>
+            </w:tcBorders>
+            <w:shd w:fill="D5E8F0" w:color="auto" w:val="clear"/>
+            <w:tcMar>
+              <w:top w:type="dxa" w:w="80"/>
+              <w:left w:type="dxa" w:w="120"/>
+              <w:bottom w:type="dxa" w:w="80"/>
+              <w:right w:type="dxa" w:w="120"/>
+            </w:tcMar>
+          </w:tcPr>
+          <w:p>
+            <w:pPr>
+              <w:jc w:val="left"/>
+            </w:pPr>
+            <w:r>
+              <w:rPr>
+                <w:b/>
+                <w:bCs/>
+                <w:color w:val="1A1A1A"/>
+                <w:sz w:val="20"/>
+                <w:szCs w:val="20"/>
+              </w:rPr>
+              <w:t xml:space="preserve">Характеристика</w:t>
+            </w:r>
+          </w:p>
+        </w:tc>
+      </w:tr>
+      <w:tr>
+        <w:tc>
+          <w:tcPr>
+            <w:tcW w:type="dxa" w:w="2800"/>
+            <w:tcBorders>
+              <w:top w:val="single" w:color="CCCCCC" w:sz="4"/>
+              <w:left w:val="single" w:color="CCCCCC" w:sz="4"/>
+              <w:bottom w:val="single" w:color="CCCCCC" w:sz="4"/>
+              <w:right w:val="single" w:color="CCCCCC" w:sz="4"/>
+            </w:tcBorders>
+            <w:shd w:fill="FFFFFF" w:color="auto" w:val="clear"/>
+            <w:tcMar>
+              <w:top w:type="dxa" w:w="60"/>
+              <w:left w:type="dxa" w:w="120"/>
+              <w:bottom w:type="dxa" w:w="60"/>
+              <w:right w:type="dxa" w:w="120"/>
+            </w:tcMar>
+          </w:tcPr>
+          <w:p>
+            <w:pPr>
+              <w:jc w:val="left"/>
+            </w:pPr>
+            <w:r>
+              <w:rPr>
+                <w:b/>
+                <w:bCs/>
+                <w:color w:val="1A1A1A"/>
+                <w:sz w:val="20"/>
+                <w:szCs w:val="20"/>
+              </w:rPr>
+              <w:t xml:space="preserve">Процессор</w:t>
+            </w:r>
+          </w:p>
+        </w:tc>
+        <w:tc>
+          <w:tcPr>
+            <w:tcW w:type="dxa" w:w="6560"/>
+            <w:tcBorders>
+              <w:top w:val="single" w:color="CCCCCC" w:sz="4"/>
+              <w:left w:val="single" w:color="CCCCCC" w:sz="4"/>
+              <w:bottom w:val="single" w:color="CCCCCC" w:sz="4"/>
+              <w:right w:val="single" w:color="CCCCCC" w:sz="4"/>
+            </w:tcBorders>
+            <w:shd w:fill="FFFFFF" w:color="auto" w:val="clear"/>
+            <w:tcMar>
+              <w:top w:type="dxa" w:w="60"/>
+              <w:left w:type="dxa" w:w="120"/>
+              <w:bottom w:type="dxa" w:w="60"/>
+              <w:right w:type="dxa" w:w="120"/>
+            </w:tcMar>
+          </w:tcPr>
+          <w:p>
+            <w:pPr>
+              <w:jc w:val="left"/>
+            </w:pPr>
+            <w:r>
+              <w:rPr>
+                <w:b/>
+                <w:bCs/>
+                <w:color w:val="1A1A1A"/>
+                <w:sz w:val="20"/>
+                <w:szCs w:val="20"/>
+              </w:rPr>
+              <w:t xml:space="preserve">AMD Threadripper 7970X (32 ядра) или Threadripper Pro 7955WX</w:t>
+            </w:r>
+          </w:p>
+        </w:tc>
+      </w:tr>
+      <w:tr>
+        <w:tc>
+          <w:tcPr>
+            <w:tcW w:type="dxa" w:w="2800"/>
+            <w:tcBorders>
+              <w:top w:val="single" w:color="CCCCCC" w:sz="4"/>
+              <w:left w:val="single" w:color="CCCCCC" w:sz="4"/>
+              <w:bottom w:val="single" w:color="CCCCCC" w:sz="4"/>
+              <w:right w:val="single" w:color="CCCCCC" w:sz="4"/>
+            </w:tcBorders>
+            <w:shd w:fill="F2F7FB" w:color="auto" w:val="clear"/>
+            <w:tcMar>
+              <w:top w:type="dxa" w:w="60"/>
+              <w:left w:type="dxa" w:w="120"/>
+              <w:bottom w:type="dxa" w:w="60"/>
+              <w:right w:type="dxa" w:w="120"/>
+            </w:tcMar>
+          </w:tcPr>
+          <w:p>
+            <w:pPr>
+              <w:jc w:val="left"/>
+            </w:pPr>
+            <w:r>
+              <w:rPr>
+                <w:b/>
+                <w:bCs/>
+                <w:color w:val="1A1A1A"/>
+                <w:sz w:val="20"/>
+                <w:szCs w:val="20"/>
+              </w:rPr>
+              <w:t xml:space="preserve">ОЗУ</w:t>
+            </w:r>
+          </w:p>
+        </w:tc>
+        <w:tc>
+          <w:tcPr>
+            <w:tcW w:type="dxa" w:w="6560"/>
+            <w:tcBorders>
+              <w:top w:val="single" w:color="CCCCCC" w:sz="4"/>
+              <w:left w:val="single" w:color="CCCCCC" w:sz="4"/>
+              <w:bottom w:val="single" w:color="CCCCCC" w:sz="4"/>
+              <w:right w:val="single" w:color="CCCCCC" w:sz="4"/>
+            </w:tcBorders>
+            <w:shd w:fill="F2F7FB" w:color="auto" w:val="clear"/>
+            <w:tcMar>
+              <w:top w:type="dxa" w:w="60"/>
+              <w:left w:type="dxa" w:w="120"/>
+              <w:bottom w:type="dxa" w:w="60"/>
+              <w:right w:type="dxa" w:w="120"/>
+            </w:tcMar>
+          </w:tcPr>
+          <w:p>
+            <w:pPr>
+              <w:jc w:val="left"/>
+            </w:pPr>
+            <w:r>
+              <w:rPr>
+                <w:b/>
+                <w:bCs/>
+                <w:color w:val="1A1A1A"/>
+                <w:sz w:val="20"/>
+                <w:szCs w:val="20"/>
+              </w:rPr>
+              <w:t xml:space="preserve">128–256 ГБ DDR5</w:t>
+            </w:r>
+          </w:p>
+        </w:tc>
+      </w:tr>
+      <w:tr>
+        <w:tc>
+          <w:tcPr>
+            <w:tcW w:type="dxa" w:w="2800"/>
+            <w:tcBorders>
+              <w:top w:val="single" w:color="CCCCCC" w:sz="4"/>
+              <w:left w:val="single" w:color="CCCCCC" w:sz="4"/>
+              <w:bottom w:val="single" w:color="CCCCCC" w:sz="4"/>
+              <w:right w:val="single" w:color="CCCCCC" w:sz="4"/>
+            </w:tcBorders>
+            <w:shd w:fill="FFFFFF" w:color="auto" w:val="clear"/>
+            <w:tcMar>
+              <w:top w:type="dxa" w:w="60"/>
+              <w:left w:type="dxa" w:w="120"/>
+              <w:bottom w:type="dxa" w:w="60"/>
+              <w:right w:type="dxa" w:w="120"/>
+            </w:tcMar>
+          </w:tcPr>
+          <w:p>
+            <w:pPr>
+              <w:jc w:val="left"/>
+            </w:pPr>
+            <w:r>
+              <w:rPr>
+                <w:b/>
+                <w:bCs/>
+                <w:color w:val="1A1A1A"/>
+                <w:sz w:val="20"/>
+                <w:szCs w:val="20"/>
+              </w:rPr>
+              <w:t xml:space="preserve">Материнская плата</w:t>
+            </w:r>
+          </w:p>
+        </w:tc>
+        <w:tc>
+          <w:tcPr>
+            <w:tcW w:type="dxa" w:w="6560"/>
+            <w:tcBorders>
+              <w:top w:val="single" w:color="CCCCCC" w:sz="4"/>
+              <w:left w:val="single" w:color="CCCCCC" w:sz="4"/>
+              <w:bottom w:val="single" w:color="CCCCCC" w:sz="4"/>
+              <w:right w:val="single" w:color="CCCCCC" w:sz="4"/>
+            </w:tcBorders>
+            <w:shd w:fill="FFFFFF" w:color="auto" w:val="clear"/>
+            <w:tcMar>
+              <w:top w:type="dxa" w:w="60"/>
+              <w:left w:type="dxa" w:w="120"/>
+              <w:bottom w:type="dxa" w:w="60"/>
+              <w:right w:type="dxa" w:w="120"/>
+            </w:tcMar>
+          </w:tcPr>
+          <w:p>
+            <w:pPr>
+              <w:jc w:val="left"/>
+            </w:pPr>
+            <w:r>
+              <w:rPr>
+                <w:b/>
+                <w:bCs/>
+                <w:color w:val="1A1A1A"/>
+                <w:sz w:val="20"/>
+                <w:szCs w:val="20"/>
+              </w:rPr>
+              <w:t xml:space="preserve">TRX50 / WRX90 с 2 × PCIe 5.0 x16</w:t>
+            </w:r>
+          </w:p>
+        </w:tc>
+      </w:tr>
+      <w:tr>
+        <w:tc>
+          <w:tcPr>
+            <w:tcW w:type="dxa" w:w="2800"/>
+            <w:tcBorders>
+              <w:top w:val="single" w:color="CCCCCC" w:sz="4"/>
+              <w:left w:val="single" w:color="CCCCCC" w:sz="4"/>
+              <w:bottom w:val="single" w:color="CCCCCC" w:sz="4"/>
+              <w:right w:val="single" w:color="CCCCCC" w:sz="4"/>
+            </w:tcBorders>
+            <w:shd w:fill="F2F7FB" w:color="auto" w:val="clear"/>
+            <w:tcMar>
+              <w:top w:type="dxa" w:w="60"/>
+              <w:left w:type="dxa" w:w="120"/>
+              <w:bottom w:type="dxa" w:w="60"/>
+              <w:right w:type="dxa" w:w="120"/>
+            </w:tcMar>
+          </w:tcPr>
+          <w:p>
+            <w:pPr>
+              <w:jc w:val="left"/>
+            </w:pPr>
+            <w:r>
+              <w:rPr>
+                <w:b/>
+                <w:bCs/>
+                <w:color w:val="1A1A1A"/>
+                <w:sz w:val="20"/>
+                <w:szCs w:val="20"/>
+              </w:rPr>
+              <w:t xml:space="preserve">Системный диск</w:t>
+            </w:r>
+          </w:p>
+        </w:tc>
+        <w:tc>
+          <w:tcPr>
+            <w:tcW w:type="dxa" w:w="6560"/>
+            <w:tcBorders>
+              <w:top w:val="single" w:color="CCCCCC" w:sz="4"/>
+              <w:left w:val="single" w:color="CCCCCC" w:sz="4"/>
+              <w:bottom w:val="single" w:color="CCCCCC" w:sz="4"/>
+              <w:right w:val="single" w:color="CCCCCC" w:sz="4"/>
+            </w:tcBorders>
+            <w:shd w:fill="F2F7FB" w:color="auto" w:val="clear"/>
+            <w:tcMar>
+              <w:top w:type="dxa" w:w="60"/>
+              <w:left w:type="dxa" w:w="120"/>
+              <w:bottom w:type="dxa" w:w="60"/>
+              <w:right w:type="dxa" w:w="120"/>
+            </w:tcMar>
+          </w:tcPr>
+          <w:p>
+            <w:pPr>
+              <w:jc w:val="left"/>
+            </w:pPr>
+            <w:r>
+              <w:rPr>
+                <w:b/>
+                <w:bCs/>
+                <w:color w:val="1A1A1A"/>
+                <w:sz w:val="20"/>
+                <w:szCs w:val="20"/>
+              </w:rPr>
+              <w:t xml:space="preserve">2 × 2 ТБ NVMe Gen5 (RAID 1)</w:t>
+            </w:r>
+          </w:p>
+        </w:tc>
+      </w:tr>
+      <w:tr>
+        <w:tc>
+          <w:tcPr>
+            <w:tcW w:type="dxa" w:w="2800"/>
+            <w:tcBorders>
+              <w:top w:val="single" w:color="CCCCCC" w:sz="4"/>
+              <w:left w:val="single" w:color="CCCCCC" w:sz="4"/>
+              <w:bottom w:val="single" w:color="CCCCCC" w:sz="4"/>
+              <w:right w:val="single" w:color="CCCCCC" w:sz="4"/>
+            </w:tcBorders>
+            <w:shd w:fill="FFFFFF" w:color="auto" w:val="clear"/>
+            <w:tcMar>
+              <w:top w:type="dxa" w:w="60"/>
+              <w:left w:type="dxa" w:w="120"/>
+              <w:bottom w:type="dxa" w:w="60"/>
+              <w:right w:type="dxa" w:w="120"/>
+            </w:tcMar>
+          </w:tcPr>
+          <w:p>
+            <w:pPr>
+              <w:jc w:val="left"/>
+            </w:pPr>
+            <w:r>
+              <w:rPr>
+                <w:b/>
+                <w:bCs/>
+                <w:color w:val="1A1A1A"/>
+                <w:sz w:val="20"/>
+                <w:szCs w:val="20"/>
+              </w:rPr>
+              <w:t xml:space="preserve">Диск для моделей</w:t>
+            </w:r>
+          </w:p>
+        </w:tc>
+        <w:tc>
+          <w:tcPr>
+            <w:tcW w:type="dxa" w:w="6560"/>
+            <w:tcBorders>
+              <w:top w:val="single" w:color="CCCCCC" w:sz="4"/>
+              <w:left w:val="single" w:color="CCCCCC" w:sz="4"/>
+              <w:bottom w:val="single" w:color="CCCCCC" w:sz="4"/>
+              <w:right w:val="single" w:color="CCCCCC" w:sz="4"/>
+            </w:tcBorders>
+            <w:shd w:fill="FFFFFF" w:color="auto" w:val="clear"/>
+            <w:tcMar>
+              <w:top w:type="dxa" w:w="60"/>
+              <w:left w:type="dxa" w:w="120"/>
+              <w:bottom w:type="dxa" w:w="60"/>
+              <w:right w:type="dxa" w:w="120"/>
+            </w:tcMar>
+          </w:tcPr>
+          <w:p>
+            <w:pPr>
+              <w:jc w:val="left"/>
+            </w:pPr>
+            <w:r>
+              <w:rPr>
+                <w:b/>
+                <w:bCs/>
+                <w:color w:val="1A1A1A"/>
+                <w:sz w:val="20"/>
+                <w:szCs w:val="20"/>
+              </w:rPr>
+              <w:t xml:space="preserve">2 × 8 ТБ NVMe Gen5 (RAID 1)</w:t>
+            </w:r>
+          </w:p>
+        </w:tc>
+      </w:tr>
+      <w:tr>
+        <w:tc>
+          <w:tcPr>
+            <w:tcW w:type="dxa" w:w="2800"/>
+            <w:tcBorders>
+              <w:top w:val="single" w:color="CCCCCC" w:sz="4"/>
+              <w:left w:val="single" w:color="CCCCCC" w:sz="4"/>
+              <w:bottom w:val="single" w:color="CCCCCC" w:sz="4"/>
+              <w:right w:val="single" w:color="CCCCCC" w:sz="4"/>
+            </w:tcBorders>
+            <w:shd w:fill="F2F7FB" w:color="auto" w:val="clear"/>
+            <w:tcMar>
+              <w:top w:type="dxa" w:w="60"/>
+              <w:left w:type="dxa" w:w="120"/>
+              <w:bottom w:type="dxa" w:w="60"/>
+              <w:right w:type="dxa" w:w="120"/>
+            </w:tcMar>
+          </w:tcPr>
+          <w:p>
+            <w:pPr>
+              <w:jc w:val="left"/>
+            </w:pPr>
+            <w:r>
+              <w:rPr>
+                <w:b/>
+                <w:bCs/>
+                <w:color w:val="1A1A1A"/>
+                <w:sz w:val="20"/>
+                <w:szCs w:val="20"/>
+              </w:rPr>
+              <w:t xml:space="preserve">Сеть</w:t>
+            </w:r>
+          </w:p>
+        </w:tc>
+        <w:tc>
+          <w:tcPr>
+            <w:tcW w:type="dxa" w:w="6560"/>
+            <w:tcBorders>
+              <w:top w:val="single" w:color="CCCCCC" w:sz="4"/>
+              <w:left w:val="single" w:color="CCCCCC" w:sz="4"/>
+              <w:bottom w:val="single" w:color="CCCCCC" w:sz="4"/>
+              <w:right w:val="single" w:color="CCCCCC" w:sz="4"/>
+            </w:tcBorders>
+            <w:shd w:fill="F2F7FB" w:color="auto" w:val="clear"/>
+            <w:tcMar>
+              <w:top w:type="dxa" w:w="60"/>
+              <w:left w:type="dxa" w:w="120"/>
+              <w:bottom w:type="dxa" w:w="60"/>
+              <w:right w:type="dxa" w:w="120"/>
+            </w:tcMar>
+          </w:tcPr>
+          <w:p>
+            <w:pPr>
+              <w:jc w:val="left"/>
+            </w:pPr>
+            <w:r>
+              <w:rPr>
+                <w:b/>
+                <w:bCs/>
+                <w:color w:val="1A1A1A"/>
+                <w:sz w:val="20"/>
+                <w:szCs w:val="20"/>
+              </w:rPr>
+              <w:t xml:space="preserve">10 GbE</w:t>
+            </w:r>
+          </w:p>
+        </w:tc>
+      </w:tr>
+      <w:tr>
+        <w:tc>
+          <w:tcPr>
+            <w:tcW w:type="dxa" w:w="2800"/>
+            <w:tcBorders>
+              <w:top w:val="single" w:color="CCCCCC" w:sz="4"/>
+              <w:left w:val="single" w:color="CCCCCC" w:sz="4"/>
+              <w:bottom w:val="single" w:color="CCCCCC" w:sz="4"/>
+              <w:right w:val="single" w:color="CCCCCC" w:sz="4"/>
+            </w:tcBorders>
+            <w:shd w:fill="FFFFFF" w:color="auto" w:val="clear"/>
+            <w:tcMar>
+              <w:top w:type="dxa" w:w="60"/>
+              <w:left w:type="dxa" w:w="120"/>
+              <w:bottom w:type="dxa" w:w="60"/>
+              <w:right w:type="dxa" w:w="120"/>
+            </w:tcMar>
+          </w:tcPr>
+          <w:p>
+            <w:pPr>
+              <w:jc w:val="left"/>
+            </w:pPr>
+            <w:r>
+              <w:rPr>
+                <w:b/>
+                <w:bCs/>
+                <w:color w:val="1A1A1A"/>
+                <w:sz w:val="20"/>
+                <w:szCs w:val="20"/>
+              </w:rPr>
+              <w:t xml:space="preserve">Блок питания</w:t>
+            </w:r>
+          </w:p>
+        </w:tc>
+        <w:tc>
+          <w:tcPr>
+            <w:tcW w:type="dxa" w:w="6560"/>
+            <w:tcBorders>
+              <w:top w:val="single" w:color="CCCCCC" w:sz="4"/>
+              <w:left w:val="single" w:color="CCCCCC" w:sz="4"/>
+              <w:bottom w:val="single" w:color="CCCCCC" w:sz="4"/>
+              <w:right w:val="single" w:color="CCCCCC" w:sz="4"/>
+            </w:tcBorders>
+            <w:shd w:fill="FFFFFF" w:color="auto" w:val="clear"/>
+            <w:tcMar>
+              <w:top w:type="dxa" w:w="60"/>
+              <w:left w:type="dxa" w:w="120"/>
+              <w:bottom w:type="dxa" w:w="60"/>
+              <w:right w:type="dxa" w:w="120"/>
+            </w:tcMar>
+          </w:tcPr>
+          <w:p>
+            <w:pPr>
+              <w:jc w:val="left"/>
+            </w:pPr>
+            <w:r>
+              <w:rPr>
+                <w:b/>
+                <w:bCs/>
+                <w:color w:val="1A1A1A"/>
+                <w:sz w:val="20"/>
+                <w:szCs w:val="20"/>
+              </w:rPr>
+              <w:t xml:space="preserve">1 × 1500 Вт Titanium</w:t>
+            </w:r>
+          </w:p>
+        </w:tc>
+      </w:tr>
+      <w:tr>
+        <w:tc>
+          <w:tcPr>
+            <w:tcW w:type="dxa" w:w="2800"/>
+            <w:tcBorders>
+              <w:top w:val="single" w:color="CCCCCC" w:sz="4"/>
+              <w:left w:val="single" w:color="CCCCCC" w:sz="4"/>
+              <w:bottom w:val="single" w:color="CCCCCC" w:sz="4"/>
+              <w:right w:val="single" w:color="CCCCCC" w:sz="4"/>
+            </w:tcBorders>
+            <w:shd w:fill="F2F7FB" w:color="auto" w:val="clear"/>
+            <w:tcMar>
+              <w:top w:type="dxa" w:w="60"/>
+              <w:left w:type="dxa" w:w="120"/>
+              <w:bottom w:type="dxa" w:w="60"/>
+              <w:right w:type="dxa" w:w="120"/>
+            </w:tcMar>
+          </w:tcPr>
+          <w:p>
+            <w:pPr>
+              <w:jc w:val="left"/>
+            </w:pPr>
+            <w:r>
+              <w:rPr>
+                <w:b/>
+                <w:bCs/>
+                <w:color w:val="1A1A1A"/>
+                <w:sz w:val="20"/>
+                <w:szCs w:val="20"/>
+              </w:rPr>
+              <w:t xml:space="preserve">Корпус</w:t>
+            </w:r>
+          </w:p>
+        </w:tc>
+        <w:tc>
+          <w:tcPr>
+            <w:tcW w:type="dxa" w:w="6560"/>
+            <w:tcBorders>
+              <w:top w:val="single" w:color="CCCCCC" w:sz="4"/>
+              <w:left w:val="single" w:color="CCCCCC" w:sz="4"/>
+              <w:bottom w:val="single" w:color="CCCCCC" w:sz="4"/>
+              <w:right w:val="single" w:color="CCCCCC" w:sz="4"/>
+            </w:tcBorders>
+            <w:shd w:fill="F2F7FB" w:color="auto" w:val="clear"/>
+            <w:tcMar>
+              <w:top w:type="dxa" w:w="60"/>
+              <w:left w:type="dxa" w:w="120"/>
+              <w:bottom w:type="dxa" w:w="60"/>
+              <w:right w:type="dxa" w:w="120"/>
+            </w:tcMar>
+          </w:tcPr>
+          <w:p>
+            <w:pPr>
+              <w:jc w:val="left"/>
+            </w:pPr>
+            <w:r>
+              <w:rPr>
+                <w:b/>
+                <w:bCs/>
+                <w:color w:val="1A1A1A"/>
+                <w:sz w:val="20"/>
+                <w:szCs w:val="20"/>
+              </w:rPr>
+              <w:t xml:space="preserve">Big-tower или mid-tower с хорошей продувкой</w:t>
+            </w:r>
+          </w:p>
+        </w:tc>
+      </w:tr>
+      <w:tr>
+        <w:tc>
+          <w:tcPr>
+            <w:tcW w:type="dxa" w:w="2800"/>
+            <w:tcBorders>
+              <w:top w:val="single" w:color="CCCCCC" w:sz="4"/>
+              <w:left w:val="single" w:color="CCCCCC" w:sz="4"/>
+              <w:bottom w:val="single" w:color="CCCCCC" w:sz="4"/>
+              <w:right w:val="single" w:color="CCCCCC" w:sz="4"/>
+            </w:tcBorders>
+            <w:shd w:fill="FFFFFF" w:color="auto" w:val="clear"/>
+            <w:tcMar>
+              <w:top w:type="dxa" w:w="60"/>
+              <w:left w:type="dxa" w:w="120"/>
+              <w:bottom w:type="dxa" w:w="60"/>
+              <w:right w:type="dxa" w:w="120"/>
+            </w:tcMar>
+          </w:tcPr>
+          <w:p>
+            <w:pPr>
+              <w:jc w:val="left"/>
+            </w:pPr>
+            <w:r>
+              <w:rPr>
+                <w:b/>
+                <w:bCs/>
+                <w:color w:val="1A1A1A"/>
+                <w:sz w:val="20"/>
+                <w:szCs w:val="20"/>
+              </w:rPr>
+              <w:t xml:space="preserve">Охлаждение</w:t>
+            </w:r>
+          </w:p>
+        </w:tc>
+        <w:tc>
+          <w:tcPr>
+            <w:tcW w:type="dxa" w:w="6560"/>
+            <w:tcBorders>
+              <w:top w:val="single" w:color="CCCCCC" w:sz="4"/>
+              <w:left w:val="single" w:color="CCCCCC" w:sz="4"/>
+              <w:bottom w:val="single" w:color="CCCCCC" w:sz="4"/>
+              <w:right w:val="single" w:color="CCCCCC" w:sz="4"/>
+            </w:tcBorders>
+            <w:shd w:fill="FFFFFF" w:color="auto" w:val="clear"/>
+            <w:tcMar>
+              <w:top w:type="dxa" w:w="60"/>
+              <w:left w:type="dxa" w:w="120"/>
+              <w:bottom w:type="dxa" w:w="60"/>
+              <w:right w:type="dxa" w:w="120"/>
+            </w:tcMar>
+          </w:tcPr>
+          <w:p>
+            <w:pPr>
+              <w:jc w:val="left"/>
+            </w:pPr>
+            <w:r>
+              <w:rPr>
+                <w:b/>
+                <w:bCs/>
+                <w:color w:val="1A1A1A"/>
+                <w:sz w:val="20"/>
+                <w:szCs w:val="20"/>
+              </w:rPr>
+              <w:t xml:space="preserve">Воздушное, 6 вентиляторов</w:t>
+            </w:r>
+          </w:p>
+        </w:tc>
+      </w:tr>
+      <w:tr>
+        <w:tc>
+          <w:tcPr>
+            <w:tcW w:type="dxa" w:w="2800"/>
+            <w:tcBorders>
+              <w:top w:val="single" w:color="CCCCCC" w:sz="4"/>
+              <w:left w:val="single" w:color="CCCCCC" w:sz="4"/>
+              <w:bottom w:val="single" w:color="CCCCCC" w:sz="4"/>
+              <w:right w:val="single" w:color="CCCCCC" w:sz="4"/>
+            </w:tcBorders>
+            <w:shd w:fill="F2F7FB" w:color="auto" w:val="clear"/>
+            <w:tcMar>
+              <w:top w:type="dxa" w:w="60"/>
+              <w:left w:type="dxa" w:w="120"/>
+              <w:bottom w:type="dxa" w:w="60"/>
+              <w:right w:type="dxa" w:w="120"/>
+            </w:tcMar>
+          </w:tcPr>
+          <w:p>
+            <w:pPr>
+              <w:jc w:val="left"/>
+            </w:pPr>
+            <w:r>
+              <w:rPr>
+                <w:b/>
+                <w:bCs/>
+                <w:color w:val="1A1A1A"/>
+                <w:sz w:val="20"/>
+                <w:szCs w:val="20"/>
+              </w:rPr>
+              <w:t xml:space="preserve">ОС</w:t>
+            </w:r>
+          </w:p>
+        </w:tc>
+        <w:tc>
+          <w:tcPr>
+            <w:tcW w:type="dxa" w:w="6560"/>
+            <w:tcBorders>
+              <w:top w:val="single" w:color="CCCCCC" w:sz="4"/>
+              <w:left w:val="single" w:color="CCCCCC" w:sz="4"/>
+              <w:bottom w:val="single" w:color="CCCCCC" w:sz="4"/>
+              <w:right w:val="single" w:color="CCCCCC" w:sz="4"/>
+            </w:tcBorders>
+            <w:shd w:fill="F2F7FB" w:color="auto" w:val="clear"/>
+            <w:tcMar>
+              <w:top w:type="dxa" w:w="60"/>
+              <w:left w:type="dxa" w:w="120"/>
+              <w:bottom w:type="dxa" w:w="60"/>
+              <w:right w:type="dxa" w:w="120"/>
+            </w:tcMar>
+          </w:tcPr>
+          <w:p>
+            <w:pPr>
+              <w:jc w:val="left"/>
+            </w:pPr>
+            <w:r>
+              <w:rPr>
+                <w:b/>
+                <w:bCs/>
+                <w:color w:val="1A1A1A"/>
+                <w:sz w:val="20"/>
+                <w:szCs w:val="20"/>
+              </w:rPr>
+              <w:t xml:space="preserve">Ubuntu 24.04 LTS</w:t>
+            </w:r>
+          </w:p>
+        </w:tc>
+      </w:tr>
+    </w:tbl>
+    <w:p>
+      <w:pPr>
+        <w:spacing w:after="100"/>
+        <w:jc w:val="both"/>
+      </w:pPr>
+      <w:r>
+        <w:rPr>
+          <w:color w:val="1A1A1A"/>
+          <w:sz w:val="22"/>
+          <w:szCs w:val="22"/>
+        </w:rPr>
+        <w:t xml:space="default">Что покрывает:</w:t>
+      </w:r>
+    </w:p>
+    <w:p>
+      <w:pPr>
+        <w:pStyle w:val="ListParagraph"/>
+        <w:numPr>
+          <w:ilvl w:val="0"/>
+          <w:numId w:val="2"/>
+        </w:numPr>
+        <w:spacing w:after="60"/>
+      </w:pPr>
+      <w:r>
+        <w:rPr>
+          <w:color w:val="1A1A1A"/>
+          <w:sz w:val="22"/>
+          <w:szCs w:val="22"/>
+        </w:rPr>
+        <w:t xml:space="preserve">Инференс всех моделей кроме GLM-5.1 для 12–14 пользователей.</w:t>
+      </w:r>
+    </w:p>
+    <w:p>
+      <w:pPr>
+        <w:pStyle w:val="ListParagraph"/>
+        <w:numPr>
+          <w:ilvl w:val="0"/>
+          <w:numId w:val="2"/>
+        </w:numPr>
+        <w:spacing w:after="60"/>
+      </w:pPr>
+      <w:r>
+        <w:rPr>
+          <w:color w:val="1A1A1A"/>
+          <w:sz w:val="22"/>
+          <w:szCs w:val="22"/>
+        </w:rPr>
+        <w:t xml:space="preserve">LoRA и QLoRA моделей до 14 B на одной карте.</w:t>
+      </w:r>
+    </w:p>
+    <w:p>
+      <w:pPr>
+        <w:pStyle w:val="ListParagraph"/>
+        <w:numPr>
+          <w:ilvl w:val="0"/>
+          <w:numId w:val="2"/>
+        </w:numPr>
+        <w:spacing w:after="60"/>
+      </w:pPr>
+      <w:r>
+        <w:rPr>
+          <w:color w:val="1A1A1A"/>
+          <w:sz w:val="22"/>
+          <w:szCs w:val="22"/>
+        </w:rPr>
+        <w:t xml:space="preserve">QLoRA моделей до 35 B через распределение между двумя картами.</w:t>
+      </w:r>
+    </w:p>
+    <w:p>
+      <w:pPr>
+        <w:pStyle w:val="ListParagraph"/>
+        <w:numPr>
+          <w:ilvl w:val="0"/>
+          <w:numId w:val="2"/>
+        </w:numPr>
+        <w:spacing w:after="60"/>
+      </w:pPr>
+      <w:r>
+        <w:rPr>
+          <w:color w:val="1A1A1A"/>
+          <w:sz w:val="22"/>
+          <w:szCs w:val="22"/>
+        </w:rPr>
+        <w:t xml:space="preserve">Инференс 70 B моделей в Q4 через tensor parallelism.</w:t>
+      </w:r>
+    </w:p>
+    <w:p>
+      <w:pPr>
+        <w:spacing w:after="100"/>
+        <w:jc w:val="both"/>
+      </w:pPr>
+      <w:r>
+        <w:rPr>
+          <w:color w:val="1A1A1A"/>
+          <w:sz w:val="22"/>
+          <w:szCs w:val="22"/>
+        </w:rPr>
+        <w:t xml:space="default">Что не покрывает:</w:t>
+      </w:r>
+    </w:p>
+    <w:p>
+      <w:pPr>
+        <w:pStyle w:val="ListParagraph"/>
+        <w:numPr>
+          <w:ilvl w:val="0"/>
+          <w:numId w:val="2"/>
+        </w:numPr>
+        <w:spacing w:after="60"/>
+      </w:pPr>
+      <w:r>
+        <w:rPr>
+          <w:color w:val="1A1A1A"/>
+          <w:sz w:val="22"/>
+          <w:szCs w:val="22"/>
+        </w:rPr>
+        <w:t xml:space="preserve">GLM-5.1 ни в какой квантизации.</w:t>
+      </w:r>
+    </w:p>
+    <w:p>
+      <w:pPr>
+        <w:pStyle w:val="ListParagraph"/>
+        <w:numPr>
+          <w:ilvl w:val="0"/>
+          <w:numId w:val="2"/>
+        </w:numPr>
+        <w:spacing w:after="60"/>
+      </w:pPr>
+      <w:r>
+        <w:rPr>
+          <w:color w:val="1A1A1A"/>
+          <w:sz w:val="22"/>
+          <w:szCs w:val="22"/>
+        </w:rPr>
+        <w:t xml:space="preserve">Масштаб до 20+ одновременных пользователей.</w:t>
+      </w:r>
+    </w:p>
+    <w:p>
+      <w:pPr>
+        <w:spacing w:after="100"/>
+        <w:jc w:val="both"/>
+      </w:pPr>
+      <w:r>
+        <w:rPr>
+          <w:color w:val="1A1A1A"/>
+          <w:sz w:val="22"/>
+          <w:szCs w:val="22"/>
+        </w:rPr>
+        <w:t xml:space="default">Особенности:</w:t>
+      </w:r>
+    </w:p>
+    <w:p>
+      <w:pPr>
+        <w:pStyle w:val="ListParagraph"/>
+        <w:numPr>
+          <w:ilvl w:val="0"/>
+          <w:numId w:val="2"/>
+        </w:numPr>
+        <w:spacing w:after="60"/>
+      </w:pPr>
+      <w:r>
+        <w:rPr>
+          <w:color w:val="1A1A1A"/>
+          <w:sz w:val="22"/>
+          <w:szCs w:val="22"/>
+        </w:rPr>
+        <w:t xml:space="preserve">Вдвое меньше карт чем в сборке C, при сопоставимой суммарной VRAM (64 vs 96 ГБ).</w:t>
+      </w:r>
+    </w:p>
+    <w:p>
+      <w:pPr>
+        <w:pStyle w:val="ListParagraph"/>
+        <w:numPr>
+          <w:ilvl w:val="0"/>
+          <w:numId w:val="2"/>
+        </w:numPr>
+        <w:spacing w:after="60"/>
+      </w:pPr>
+      <w:r>
+        <w:rPr>
+          <w:color w:val="1A1A1A"/>
+          <w:sz w:val="22"/>
+          <w:szCs w:val="22"/>
+        </w:rPr>
+        <w:t xml:space="preserve">Проще сборка: один блок питания 1500 Вт, стандартный Threadripper.</w:t>
+      </w:r>
+    </w:p>
+    <w:p>
+      <w:pPr>
+        <w:pStyle w:val="ListParagraph"/>
+        <w:numPr>
+          <w:ilvl w:val="0"/>
+          <w:numId w:val="2"/>
+        </w:numPr>
+        <w:spacing w:after="60"/>
+      </w:pPr>
+      <w:r>
+        <w:rPr>
+          <w:color w:val="1A1A1A"/>
+          <w:sz w:val="22"/>
+          <w:szCs w:val="22"/>
+        </w:rPr>
+        <w:t xml:space="preserve">Свежая архитектура Blackwell — нативный FP8, GDDR7 1792 ГБ/с на карту.</w:t>
+      </w:r>
+    </w:p>
+    <w:p>
+      <w:pPr>
+        <w:pStyle w:val="ListParagraph"/>
+        <w:numPr>
+          <w:ilvl w:val="0"/>
+          <w:numId w:val="2"/>
+        </w:numPr>
+        <w:spacing w:after="60"/>
+      </w:pPr>
+      <w:r>
+        <w:rPr>
+          <w:color w:val="1A1A1A"/>
+          <w:sz w:val="22"/>
+          <w:szCs w:val="22"/>
+        </w:rPr>
+        <w:t xml:space="preserve">По скорости инференса на одну карту — лучше 4 × RTX 4090 без TP overhead.</w:t>
+      </w:r>
+    </w:p>
+    <w:p>
+      <w:pPr>
+        <w:pStyle w:val="ListParagraph"/>
+        <w:numPr>
+          <w:ilvl w:val="0"/>
+          <w:numId w:val="2"/>
+        </w:numPr>
+        <w:spacing w:after="60"/>
+      </w:pPr>
+      <w:r>
+        <w:rPr>
+          <w:color w:val="1A1A1A"/>
+          <w:sz w:val="22"/>
+          <w:szCs w:val="22"/>
+        </w:rPr>
+        <w:t xml:space="preserve">Рекомендуется как основной потребительский вариант, если инфраструктура не допускает серверный рэк.</w:t>
+      </w:r>
+    </w:p>
+    <w:p>
+      <w:pPr>
+        <w:pStyle w:val="Heading2"/>
+        <w:spacing w:after="120" w:before="240"/>
+      </w:pPr>
+      <w:r>
+        <w:rPr>
+          <w:b/>
+          <w:bCs/>
+          <w:color w:val="2E75B6"/>
+          <w:sz w:val="28"/>
+          <w:szCs w:val="28"/>
+        </w:rPr>
+        <w:t xml:space="preserve">Сборка E. Серверное решение AMD Instinct (если доступно)</w:t>
+      </w:r>
+    </w:p>
+    <w:p>
+      <w:pPr>
+        <w:spacing w:after="100"/>
+        <w:jc w:val="both"/>
+      </w:pPr>
+      <w:r>
+        <w:rPr>
+          <w:color w:val="1A1A1A"/>
+          <w:sz w:val="22"/>
+          <w:szCs w:val="22"/>
+        </w:rPr>
+        <w:t xml:space="default">GPU: 1 × AMD Instinct MI300X 192 ГБ HBM3 (опционально расширение до 2 карт).</w:t>
+      </w:r>
+    </w:p>
+    <w:tbl>
+      <w:tblPr>
+        <w:tblW w:type="dxa" w:w="9360"/>
+        <w:tblBorders>
+          <w:top w:val="single" w:color="auto" w:sz="4"/>
+          <w:left w:val="single" w:color="auto" w:sz="4"/>
+          <w:bottom w:val="single" w:color="auto" w:sz="4"/>
+          <w:right w:val="single" w:color="auto" w:sz="4"/>
+          <w:insideH w:val="single" w:color="auto" w:sz="4"/>
+          <w:insideV w:val="single" w:color="auto" w:sz="4"/>
+        </w:tblBorders>
+      </w:tblPr>
+      <w:tblGrid>
+        <w:gridCol w:w="2800"/>
+        <w:gridCol w:w="6560"/>
+      </w:tblGrid>
+      <w:tr>
+        <w:trPr>
+          <w:tblHeader/>
+        </w:trPr>
+        <w:tc>
+          <w:tcPr>
+            <w:tcW w:type="dxa" w:w="2800"/>
+            <w:tcBorders>
+              <w:top w:val="single" w:color="CCCCCC" w:sz="4"/>
+              <w:left w:val="single" w:color="CCCCCC" w:sz="4"/>
+              <w:bottom w:val="single" w:color="CCCCCC" w:sz="4"/>
+              <w:right w:val="single" w:color="CCCCCC" w:sz="4"/>
+            </w:tcBorders>
+            <w:shd w:fill="D5E8F0" w:color="auto" w:val="clear"/>
+            <w:tcMar>
+              <w:top w:type="dxa" w:w="80"/>
+              <w:left w:type="dxa" w:w="120"/>
+              <w:bottom w:type="dxa" w:w="80"/>
+              <w:right w:type="dxa" w:w="120"/>
+            </w:tcMar>
+          </w:tcPr>
+          <w:p>
+            <w:pPr>
+              <w:jc w:val="left"/>
+            </w:pPr>
+            <w:r>
+              <w:rPr>
+                <w:b/>
+                <w:bCs/>
+                <w:color w:val="1A1A1A"/>
+                <w:sz w:val="20"/>
+                <w:szCs w:val="20"/>
+              </w:rPr>
+              <w:t xml:space="preserve">Компонент</w:t>
+            </w:r>
+          </w:p>
+        </w:tc>
+        <w:tc>
+          <w:tcPr>
+            <w:tcW w:type="dxa" w:w="6560"/>
+            <w:tcBorders>
+              <w:top w:val="single" w:color="CCCCCC" w:sz="4"/>
+              <w:left w:val="single" w:color="CCCCCC" w:sz="4"/>
+              <w:bottom w:val="single" w:color="CCCCCC" w:sz="4"/>
+              <w:right w:val="single" w:color="CCCCCC" w:sz="4"/>
+            </w:tcBorders>
+            <w:shd w:fill="D5E8F0" w:color="auto" w:val="clear"/>
+            <w:tcMar>
+              <w:top w:type="dxa" w:w="80"/>
+              <w:left w:type="dxa" w:w="120"/>
+              <w:bottom w:type="dxa" w:w="80"/>
+              <w:right w:type="dxa" w:w="120"/>
+            </w:tcMar>
+          </w:tcPr>
+          <w:p>
+            <w:pPr>
+              <w:jc w:val="left"/>
+            </w:pPr>
+            <w:r>
+              <w:rPr>
+                <w:b/>
+                <w:bCs/>
+                <w:color w:val="1A1A1A"/>
+                <w:sz w:val="20"/>
+                <w:szCs w:val="20"/>
+              </w:rPr>
+              <w:t xml:space="preserve">Характеристика</w:t>
+            </w:r>
+          </w:p>
+        </w:tc>
+      </w:tr>
+      <w:tr>
+        <w:tc>
+          <w:tcPr>
+            <w:tcW w:type="dxa" w:w="2800"/>
+            <w:tcBorders>
+              <w:top w:val="single" w:color="CCCCCC" w:sz="4"/>
+              <w:left w:val="single" w:color="CCCCCC" w:sz="4"/>
+              <w:bottom w:val="single" w:color="CCCCCC" w:sz="4"/>
+              <w:right w:val="single" w:color="CCCCCC" w:sz="4"/>
+            </w:tcBorders>
+            <w:shd w:fill="FFFFFF" w:color="auto" w:val="clear"/>
+            <w:tcMar>
+              <w:top w:type="dxa" w:w="60"/>
+              <w:left w:type="dxa" w:w="120"/>
+              <w:bottom w:type="dxa" w:w="60"/>
+              <w:right w:type="dxa" w:w="120"/>
+            </w:tcMar>
+          </w:tcPr>
+          <w:p>
+            <w:pPr>
+              <w:jc w:val="left"/>
+            </w:pPr>
+            <w:r>
+              <w:rPr>
+                <w:b/>
+                <w:bCs/>
+                <w:color w:val="1A1A1A"/>
+                <w:sz w:val="20"/>
+                <w:szCs w:val="20"/>
+              </w:rPr>
+              <w:t xml:space="preserve">Платформа</w:t>
+            </w:r>
+          </w:p>
+        </w:tc>
+        <w:tc>
+          <w:tcPr>
+            <w:tcW w:type="dxa" w:w="6560"/>
+            <w:tcBorders>
+              <w:top w:val="single" w:color="CCCCCC" w:sz="4"/>
+              <w:left w:val="single" w:color="CCCCCC" w:sz="4"/>
+              <w:bottom w:val="single" w:color="CCCCCC" w:sz="4"/>
+              <w:right w:val="single" w:color="CCCCCC" w:sz="4"/>
+            </w:tcBorders>
+            <w:shd w:fill="FFFFFF" w:color="auto" w:val="clear"/>
+            <w:tcMar>
+              <w:top w:type="dxa" w:w="60"/>
+              <w:left w:type="dxa" w:w="120"/>
+              <w:bottom w:type="dxa" w:w="60"/>
+              <w:right w:type="dxa" w:w="120"/>
+            </w:tcMar>
+          </w:tcPr>
+          <w:p>
+            <w:pPr>
+              <w:jc w:val="left"/>
+            </w:pPr>
+            <w:r>
+              <w:rPr>
+                <w:b/>
+                <w:bCs/>
+                <w:color w:val="1A1A1A"/>
+                <w:sz w:val="20"/>
+                <w:szCs w:val="20"/>
+              </w:rPr>
+              <w:t xml:space="preserve">Dell PowerEdge XE9680 / Supermicro AS-8125GS-TNMR2 / HPE Cray XD675</w:t>
+            </w:r>
+          </w:p>
+        </w:tc>
+      </w:tr>
+      <w:tr>
+        <w:tc>
+          <w:tcPr>
+            <w:tcW w:type="dxa" w:w="2800"/>
+            <w:tcBorders>
+              <w:top w:val="single" w:color="CCCCCC" w:sz="4"/>
+              <w:left w:val="single" w:color="CCCCCC" w:sz="4"/>
+              <w:bottom w:val="single" w:color="CCCCCC" w:sz="4"/>
+              <w:right w:val="single" w:color="CCCCCC" w:sz="4"/>
+            </w:tcBorders>
+            <w:shd w:fill="F2F7FB" w:color="auto" w:val="clear"/>
+            <w:tcMar>
+              <w:top w:type="dxa" w:w="60"/>
+              <w:left w:type="dxa" w:w="120"/>
+              <w:bottom w:type="dxa" w:w="60"/>
+              <w:right w:type="dxa" w:w="120"/>
+            </w:tcMar>
+          </w:tcPr>
+          <w:p>
+            <w:pPr>
+              <w:jc w:val="left"/>
+            </w:pPr>
+            <w:r>
+              <w:rPr>
+                <w:b/>
+                <w:bCs/>
+                <w:color w:val="1A1A1A"/>
+                <w:sz w:val="20"/>
+                <w:szCs w:val="20"/>
+              </w:rPr>
+              <w:t xml:space="preserve">Процессор</w:t>
+            </w:r>
+          </w:p>
+        </w:tc>
+        <w:tc>
+          <w:tcPr>
+            <w:tcW w:type="dxa" w:w="6560"/>
+            <w:tcBorders>
+              <w:top w:val="single" w:color="CCCCCC" w:sz="4"/>
+              <w:left w:val="single" w:color="CCCCCC" w:sz="4"/>
+              <w:bottom w:val="single" w:color="CCCCCC" w:sz="4"/>
+              <w:right w:val="single" w:color="CCCCCC" w:sz="4"/>
+            </w:tcBorders>
+            <w:shd w:fill="F2F7FB" w:color="auto" w:val="clear"/>
+            <w:tcMar>
+              <w:top w:type="dxa" w:w="60"/>
+              <w:left w:type="dxa" w:w="120"/>
+              <w:bottom w:type="dxa" w:w="60"/>
+              <w:right w:type="dxa" w:w="120"/>
+            </w:tcMar>
+          </w:tcPr>
+          <w:p>
+            <w:pPr>
+              <w:jc w:val="left"/>
+            </w:pPr>
+            <w:r>
+              <w:rPr>
+                <w:b/>
+                <w:bCs/>
+                <w:color w:val="1A1A1A"/>
+                <w:sz w:val="20"/>
+                <w:szCs w:val="20"/>
+              </w:rPr>
+              <w:t xml:space="preserve">2 × AMD EPYC 9354 (64 ядра суммарно)</w:t>
+            </w:r>
+          </w:p>
+        </w:tc>
+      </w:tr>
+      <w:tr>
+        <w:tc>
+          <w:tcPr>
+            <w:tcW w:type="dxa" w:w="2800"/>
+            <w:tcBorders>
+              <w:top w:val="single" w:color="CCCCCC" w:sz="4"/>
+              <w:left w:val="single" w:color="CCCCCC" w:sz="4"/>
+              <w:bottom w:val="single" w:color="CCCCCC" w:sz="4"/>
+              <w:right w:val="single" w:color="CCCCCC" w:sz="4"/>
+            </w:tcBorders>
+            <w:shd w:fill="FFFFFF" w:color="auto" w:val="clear"/>
+            <w:tcMar>
+              <w:top w:type="dxa" w:w="60"/>
+              <w:left w:type="dxa" w:w="120"/>
+              <w:bottom w:type="dxa" w:w="60"/>
+              <w:right w:type="dxa" w:w="120"/>
+            </w:tcMar>
+          </w:tcPr>
+          <w:p>
+            <w:pPr>
+              <w:jc w:val="left"/>
+            </w:pPr>
+            <w:r>
+              <w:rPr>
+                <w:b/>
+                <w:bCs/>
+                <w:color w:val="1A1A1A"/>
+                <w:sz w:val="20"/>
+                <w:szCs w:val="20"/>
+              </w:rPr>
+              <w:t xml:space="preserve">ОЗУ</w:t>
+            </w:r>
+          </w:p>
+        </w:tc>
+        <w:tc>
+          <w:tcPr>
+            <w:tcW w:type="dxa" w:w="6560"/>
+            <w:tcBorders>
+              <w:top w:val="single" w:color="CCCCCC" w:sz="4"/>
+              <w:left w:val="single" w:color="CCCCCC" w:sz="4"/>
+              <w:bottom w:val="single" w:color="CCCCCC" w:sz="4"/>
+              <w:right w:val="single" w:color="CCCCCC" w:sz="4"/>
+            </w:tcBorders>
+            <w:shd w:fill="FFFFFF" w:color="auto" w:val="clear"/>
+            <w:tcMar>
+              <w:top w:type="dxa" w:w="60"/>
+              <w:left w:type="dxa" w:w="120"/>
+              <w:bottom w:type="dxa" w:w="60"/>
+              <w:right w:type="dxa" w:w="120"/>
+            </w:tcMar>
+          </w:tcPr>
+          <w:p>
+            <w:pPr>
+              <w:jc w:val="left"/>
+            </w:pPr>
+            <w:r>
+              <w:rPr>
+                <w:b/>
+                <w:bCs/>
+                <w:color w:val="1A1A1A"/>
+                <w:sz w:val="20"/>
+                <w:szCs w:val="20"/>
+              </w:rPr>
+              <w:t xml:space="preserve">512 ГБ DDR5 ECC RDIMM</w:t>
+            </w:r>
+          </w:p>
+        </w:tc>
+      </w:tr>
+      <w:tr>
+        <w:tc>
+          <w:tcPr>
+            <w:tcW w:type="dxa" w:w="2800"/>
+            <w:tcBorders>
+              <w:top w:val="single" w:color="CCCCCC" w:sz="4"/>
+              <w:left w:val="single" w:color="CCCCCC" w:sz="4"/>
+              <w:bottom w:val="single" w:color="CCCCCC" w:sz="4"/>
+              <w:right w:val="single" w:color="CCCCCC" w:sz="4"/>
+            </w:tcBorders>
+            <w:shd w:fill="F2F7FB" w:color="auto" w:val="clear"/>
+            <w:tcMar>
+              <w:top w:type="dxa" w:w="60"/>
+              <w:left w:type="dxa" w:w="120"/>
+              <w:bottom w:type="dxa" w:w="60"/>
+              <w:right w:type="dxa" w:w="120"/>
+            </w:tcMar>
+          </w:tcPr>
+          <w:p>
+            <w:pPr>
+              <w:jc w:val="left"/>
+            </w:pPr>
+            <w:r>
+              <w:rPr>
+                <w:b/>
+                <w:bCs/>
+                <w:color w:val="1A1A1A"/>
+                <w:sz w:val="20"/>
+                <w:szCs w:val="20"/>
+              </w:rPr>
+              <w:t xml:space="preserve">Системный диск</w:t>
+            </w:r>
+          </w:p>
+        </w:tc>
+        <w:tc>
+          <w:tcPr>
+            <w:tcW w:type="dxa" w:w="6560"/>
+            <w:tcBorders>
+              <w:top w:val="single" w:color="CCCCCC" w:sz="4"/>
+              <w:left w:val="single" w:color="CCCCCC" w:sz="4"/>
+              <w:bottom w:val="single" w:color="CCCCCC" w:sz="4"/>
+              <w:right w:val="single" w:color="CCCCCC" w:sz="4"/>
+            </w:tcBorders>
+            <w:shd w:fill="F2F7FB" w:color="auto" w:val="clear"/>
+            <w:tcMar>
+              <w:top w:type="dxa" w:w="60"/>
+              <w:left w:type="dxa" w:w="120"/>
+              <w:bottom w:type="dxa" w:w="60"/>
+              <w:right w:type="dxa" w:w="120"/>
+            </w:tcMar>
+          </w:tcPr>
+          <w:p>
+            <w:pPr>
+              <w:jc w:val="left"/>
+            </w:pPr>
+            <w:r>
+              <w:rPr>
+                <w:b/>
+                <w:bCs/>
+                <w:color w:val="1A1A1A"/>
+                <w:sz w:val="20"/>
+                <w:szCs w:val="20"/>
+              </w:rPr>
+              <w:t xml:space="preserve">2 × 3.84 ТБ Samsung PM9A3 NVMe (RAID 1)</w:t>
+            </w:r>
+          </w:p>
+        </w:tc>
+      </w:tr>
+      <w:tr>
+        <w:tc>
+          <w:tcPr>
+            <w:tcW w:type="dxa" w:w="2800"/>
+            <w:tcBorders>
+              <w:top w:val="single" w:color="CCCCCC" w:sz="4"/>
+              <w:left w:val="single" w:color="CCCCCC" w:sz="4"/>
+              <w:bottom w:val="single" w:color="CCCCCC" w:sz="4"/>
+              <w:right w:val="single" w:color="CCCCCC" w:sz="4"/>
+            </w:tcBorders>
+            <w:shd w:fill="FFFFFF" w:color="auto" w:val="clear"/>
+            <w:tcMar>
+              <w:top w:type="dxa" w:w="60"/>
+              <w:left w:type="dxa" w:w="120"/>
+              <w:bottom w:type="dxa" w:w="60"/>
+              <w:right w:type="dxa" w:w="120"/>
+            </w:tcMar>
+          </w:tcPr>
+          <w:p>
+            <w:pPr>
+              <w:jc w:val="left"/>
+            </w:pPr>
+            <w:r>
+              <w:rPr>
+                <w:b/>
+                <w:bCs/>
+                <w:color w:val="1A1A1A"/>
+                <w:sz w:val="20"/>
+                <w:szCs w:val="20"/>
+              </w:rPr>
+              <w:t xml:space="preserve">Диск для моделей</w:t>
+            </w:r>
+          </w:p>
+        </w:tc>
+        <w:tc>
+          <w:tcPr>
+            <w:tcW w:type="dxa" w:w="6560"/>
+            <w:tcBorders>
+              <w:top w:val="single" w:color="CCCCCC" w:sz="4"/>
+              <w:left w:val="single" w:color="CCCCCC" w:sz="4"/>
+              <w:bottom w:val="single" w:color="CCCCCC" w:sz="4"/>
+              <w:right w:val="single" w:color="CCCCCC" w:sz="4"/>
+            </w:tcBorders>
+            <w:shd w:fill="FFFFFF" w:color="auto" w:val="clear"/>
+            <w:tcMar>
+              <w:top w:type="dxa" w:w="60"/>
+              <w:left w:type="dxa" w:w="120"/>
+              <w:bottom w:type="dxa" w:w="60"/>
+              <w:right w:type="dxa" w:w="120"/>
+            </w:tcMar>
+          </w:tcPr>
+          <w:p>
+            <w:pPr>
+              <w:jc w:val="left"/>
+            </w:pPr>
+            <w:r>
+              <w:rPr>
+                <w:b/>
+                <w:bCs/>
+                <w:color w:val="1A1A1A"/>
+                <w:sz w:val="20"/>
+                <w:szCs w:val="20"/>
+              </w:rPr>
+              <w:t xml:space="preserve">4 × 7.68 ТБ Samsung PM9A3 NVMe (RAID 10, 15.36 ТБ полезно)</w:t>
+            </w:r>
+          </w:p>
+        </w:tc>
+      </w:tr>
+      <w:tr>
+        <w:tc>
+          <w:tcPr>
+            <w:tcW w:type="dxa" w:w="2800"/>
+            <w:tcBorders>
+              <w:top w:val="single" w:color="CCCCCC" w:sz="4"/>
+              <w:left w:val="single" w:color="CCCCCC" w:sz="4"/>
+              <w:bottom w:val="single" w:color="CCCCCC" w:sz="4"/>
+              <w:right w:val="single" w:color="CCCCCC" w:sz="4"/>
+            </w:tcBorders>
+            <w:shd w:fill="F2F7FB" w:color="auto" w:val="clear"/>
+            <w:tcMar>
+              <w:top w:type="dxa" w:w="60"/>
+              <w:left w:type="dxa" w:w="120"/>
+              <w:bottom w:type="dxa" w:w="60"/>
+              <w:right w:type="dxa" w:w="120"/>
+            </w:tcMar>
+          </w:tcPr>
+          <w:p>
+            <w:pPr>
+              <w:jc w:val="left"/>
+            </w:pPr>
+            <w:r>
+              <w:rPr>
+                <w:b/>
+                <w:bCs/>
+                <w:color w:val="1A1A1A"/>
+                <w:sz w:val="20"/>
+                <w:szCs w:val="20"/>
+              </w:rPr>
+              <w:t xml:space="preserve">Сеть</w:t>
+            </w:r>
+          </w:p>
+        </w:tc>
+        <w:tc>
+          <w:tcPr>
+            <w:tcW w:type="dxa" w:w="6560"/>
+            <w:tcBorders>
+              <w:top w:val="single" w:color="CCCCCC" w:sz="4"/>
+              <w:left w:val="single" w:color="CCCCCC" w:sz="4"/>
+              <w:bottom w:val="single" w:color="CCCCCC" w:sz="4"/>
+              <w:right w:val="single" w:color="CCCCCC" w:sz="4"/>
+            </w:tcBorders>
+            <w:shd w:fill="F2F7FB" w:color="auto" w:val="clear"/>
+            <w:tcMar>
+              <w:top w:type="dxa" w:w="60"/>
+              <w:left w:type="dxa" w:w="120"/>
+              <w:bottom w:type="dxa" w:w="60"/>
+              <w:right w:type="dxa" w:w="120"/>
+            </w:tcMar>
+          </w:tcPr>
+          <w:p>
+            <w:pPr>
+              <w:jc w:val="left"/>
+            </w:pPr>
+            <w:r>
+              <w:rPr>
+                <w:b/>
+                <w:bCs/>
+                <w:color w:val="1A1A1A"/>
+                <w:sz w:val="20"/>
+                <w:szCs w:val="20"/>
+              </w:rPr>
+              <w:t xml:space="preserve">2 × Mellanox ConnectX-6 25 GbE</w:t>
+            </w:r>
+          </w:p>
+        </w:tc>
+      </w:tr>
+      <w:tr>
+        <w:tc>
+          <w:tcPr>
+            <w:tcW w:type="dxa" w:w="2800"/>
+            <w:tcBorders>
+              <w:top w:val="single" w:color="CCCCCC" w:sz="4"/>
+              <w:left w:val="single" w:color="CCCCCC" w:sz="4"/>
+              <w:bottom w:val="single" w:color="CCCCCC" w:sz="4"/>
+              <w:right w:val="single" w:color="CCCCCC" w:sz="4"/>
+            </w:tcBorders>
+            <w:shd w:fill="FFFFFF" w:color="auto" w:val="clear"/>
+            <w:tcMar>
+              <w:top w:type="dxa" w:w="60"/>
+              <w:left w:type="dxa" w:w="120"/>
+              <w:bottom w:type="dxa" w:w="60"/>
+              <w:right w:type="dxa" w:w="120"/>
+            </w:tcMar>
+          </w:tcPr>
+          <w:p>
+            <w:pPr>
+              <w:jc w:val="left"/>
+            </w:pPr>
+            <w:r>
+              <w:rPr>
+                <w:b/>
+                <w:bCs/>
+                <w:color w:val="1A1A1A"/>
+                <w:sz w:val="20"/>
+                <w:szCs w:val="20"/>
+              </w:rPr>
+              <w:t xml:space="preserve">Блок питания</w:t>
+            </w:r>
+          </w:p>
+        </w:tc>
+        <w:tc>
+          <w:tcPr>
+            <w:tcW w:type="dxa" w:w="6560"/>
+            <w:tcBorders>
+              <w:top w:val="single" w:color="CCCCCC" w:sz="4"/>
+              <w:left w:val="single" w:color="CCCCCC" w:sz="4"/>
+              <w:bottom w:val="single" w:color="CCCCCC" w:sz="4"/>
+              <w:right w:val="single" w:color="CCCCCC" w:sz="4"/>
+            </w:tcBorders>
+            <w:shd w:fill="FFFFFF" w:color="auto" w:val="clear"/>
+            <w:tcMar>
+              <w:top w:type="dxa" w:w="60"/>
+              <w:left w:type="dxa" w:w="120"/>
+              <w:bottom w:type="dxa" w:w="60"/>
+              <w:right w:type="dxa" w:w="120"/>
+            </w:tcMar>
+          </w:tcPr>
+          <w:p>
+            <w:pPr>
+              <w:jc w:val="left"/>
+            </w:pPr>
+            <w:r>
+              <w:rPr>
+                <w:b/>
+                <w:bCs/>
+                <w:color w:val="1A1A1A"/>
+                <w:sz w:val="20"/>
+                <w:szCs w:val="20"/>
+              </w:rPr>
+              <w:t xml:space="preserve">4 × 2000 Вт 80+ Platinum (N+N)</w:t>
+            </w:r>
+          </w:p>
+        </w:tc>
+      </w:tr>
+      <w:tr>
+        <w:tc>
+          <w:tcPr>
+            <w:tcW w:type="dxa" w:w="2800"/>
+            <w:tcBorders>
+              <w:top w:val="single" w:color="CCCCCC" w:sz="4"/>
+              <w:left w:val="single" w:color="CCCCCC" w:sz="4"/>
+              <w:bottom w:val="single" w:color="CCCCCC" w:sz="4"/>
+              <w:right w:val="single" w:color="CCCCCC" w:sz="4"/>
+            </w:tcBorders>
+            <w:shd w:fill="F2F7FB" w:color="auto" w:val="clear"/>
+            <w:tcMar>
+              <w:top w:type="dxa" w:w="60"/>
+              <w:left w:type="dxa" w:w="120"/>
+              <w:bottom w:type="dxa" w:w="60"/>
+              <w:right w:type="dxa" w:w="120"/>
+            </w:tcMar>
+          </w:tcPr>
+          <w:p>
+            <w:pPr>
+              <w:jc w:val="left"/>
+            </w:pPr>
+            <w:r>
+              <w:rPr>
+                <w:b/>
+                <w:bCs/>
+                <w:color w:val="1A1A1A"/>
+                <w:sz w:val="20"/>
+                <w:szCs w:val="20"/>
+              </w:rPr>
+              <w:t xml:space="preserve">Корпус</w:t>
+            </w:r>
+          </w:p>
+        </w:tc>
+        <w:tc>
+          <w:tcPr>
+            <w:tcW w:type="dxa" w:w="6560"/>
+            <w:tcBorders>
+              <w:top w:val="single" w:color="CCCCCC" w:sz="4"/>
+              <w:left w:val="single" w:color="CCCCCC" w:sz="4"/>
+              <w:bottom w:val="single" w:color="CCCCCC" w:sz="4"/>
+              <w:right w:val="single" w:color="CCCCCC" w:sz="4"/>
+            </w:tcBorders>
+            <w:shd w:fill="F2F7FB" w:color="auto" w:val="clear"/>
+            <w:tcMar>
+              <w:top w:type="dxa" w:w="60"/>
+              <w:left w:type="dxa" w:w="120"/>
+              <w:bottom w:type="dxa" w:w="60"/>
+              <w:right w:type="dxa" w:w="120"/>
+            </w:tcMar>
+          </w:tcPr>
+          <w:p>
+            <w:pPr>
+              <w:jc w:val="left"/>
+            </w:pPr>
+            <w:r>
+              <w:rPr>
+                <w:b/>
+                <w:bCs/>
+                <w:color w:val="1A1A1A"/>
+                <w:sz w:val="20"/>
+                <w:szCs w:val="20"/>
+              </w:rPr>
+              <w:t xml:space="preserve">4U rack-mount</w:t>
+            </w:r>
+          </w:p>
+        </w:tc>
+      </w:tr>
+      <w:tr>
+        <w:tc>
+          <w:tcPr>
+            <w:tcW w:type="dxa" w:w="2800"/>
+            <w:tcBorders>
+              <w:top w:val="single" w:color="CCCCCC" w:sz="4"/>
+              <w:left w:val="single" w:color="CCCCCC" w:sz="4"/>
+              <w:bottom w:val="single" w:color="CCCCCC" w:sz="4"/>
+              <w:right w:val="single" w:color="CCCCCC" w:sz="4"/>
+            </w:tcBorders>
+            <w:shd w:fill="FFFFFF" w:color="auto" w:val="clear"/>
+            <w:tcMar>
+              <w:top w:type="dxa" w:w="60"/>
+              <w:left w:type="dxa" w:w="120"/>
+              <w:bottom w:type="dxa" w:w="60"/>
+              <w:right w:type="dxa" w:w="120"/>
+            </w:tcMar>
+          </w:tcPr>
+          <w:p>
+            <w:pPr>
+              <w:jc w:val="left"/>
+            </w:pPr>
+            <w:r>
+              <w:rPr>
+                <w:b/>
+                <w:bCs/>
+                <w:color w:val="1A1A1A"/>
+                <w:sz w:val="20"/>
+                <w:szCs w:val="20"/>
+              </w:rPr>
+              <w:t xml:space="preserve">Охлаждение</w:t>
+            </w:r>
+          </w:p>
+        </w:tc>
+        <w:tc>
+          <w:tcPr>
+            <w:tcW w:type="dxa" w:w="6560"/>
+            <w:tcBorders>
+              <w:top w:val="single" w:color="CCCCCC" w:sz="4"/>
+              <w:left w:val="single" w:color="CCCCCC" w:sz="4"/>
+              <w:bottom w:val="single" w:color="CCCCCC" w:sz="4"/>
+              <w:right w:val="single" w:color="CCCCCC" w:sz="4"/>
+            </w:tcBorders>
+            <w:shd w:fill="FFFFFF" w:color="auto" w:val="clear"/>
+            <w:tcMar>
+              <w:top w:type="dxa" w:w="60"/>
+              <w:left w:type="dxa" w:w="120"/>
+              <w:bottom w:type="dxa" w:w="60"/>
+              <w:right w:type="dxa" w:w="120"/>
+            </w:tcMar>
+          </w:tcPr>
+          <w:p>
+            <w:pPr>
+              <w:jc w:val="left"/>
+            </w:pPr>
+            <w:r>
+              <w:rPr>
+                <w:b/>
+                <w:bCs/>
+                <w:color w:val="1A1A1A"/>
+                <w:sz w:val="20"/>
+                <w:szCs w:val="20"/>
+              </w:rPr>
+              <w:t xml:space="preserve">Серверное стоечное, холодный коридор ≤ 22 °C</w:t>
+            </w:r>
+          </w:p>
+        </w:tc>
+      </w:tr>
+      <w:tr>
+        <w:tc>
+          <w:tcPr>
+            <w:tcW w:type="dxa" w:w="2800"/>
+            <w:tcBorders>
+              <w:top w:val="single" w:color="CCCCCC" w:sz="4"/>
+              <w:left w:val="single" w:color="CCCCCC" w:sz="4"/>
+              <w:bottom w:val="single" w:color="CCCCCC" w:sz="4"/>
+              <w:right w:val="single" w:color="CCCCCC" w:sz="4"/>
+            </w:tcBorders>
+            <w:shd w:fill="F2F7FB" w:color="auto" w:val="clear"/>
+            <w:tcMar>
+              <w:top w:type="dxa" w:w="60"/>
+              <w:left w:type="dxa" w:w="120"/>
+              <w:bottom w:type="dxa" w:w="60"/>
+              <w:right w:type="dxa" w:w="120"/>
+            </w:tcMar>
+          </w:tcPr>
+          <w:p>
+            <w:pPr>
+              <w:jc w:val="left"/>
+            </w:pPr>
+            <w:r>
+              <w:rPr>
+                <w:b/>
+                <w:bCs/>
+                <w:color w:val="1A1A1A"/>
+                <w:sz w:val="20"/>
+                <w:szCs w:val="20"/>
+              </w:rPr>
+              <w:t xml:space="preserve">ОС</w:t>
+            </w:r>
+          </w:p>
+        </w:tc>
+        <w:tc>
+          <w:tcPr>
+            <w:tcW w:type="dxa" w:w="6560"/>
+            <w:tcBorders>
+              <w:top w:val="single" w:color="CCCCCC" w:sz="4"/>
+              <w:left w:val="single" w:color="CCCCCC" w:sz="4"/>
+              <w:bottom w:val="single" w:color="CCCCCC" w:sz="4"/>
+              <w:right w:val="single" w:color="CCCCCC" w:sz="4"/>
+            </w:tcBorders>
+            <w:shd w:fill="F2F7FB" w:color="auto" w:val="clear"/>
+            <w:tcMar>
+              <w:top w:type="dxa" w:w="60"/>
+              <w:left w:type="dxa" w:w="120"/>
+              <w:bottom w:type="dxa" w:w="60"/>
+              <w:right w:type="dxa" w:w="120"/>
+            </w:tcMar>
+          </w:tcPr>
+          <w:p>
+            <w:pPr>
+              <w:jc w:val="left"/>
+            </w:pPr>
+            <w:r>
+              <w:rPr>
+                <w:b/>
+                <w:bCs/>
+                <w:color w:val="1A1A1A"/>
+                <w:sz w:val="20"/>
+                <w:szCs w:val="20"/>
+              </w:rPr>
+              <w:t xml:space="preserve">Ubuntu 24.04 LTS</w:t>
+            </w:r>
+          </w:p>
+        </w:tc>
+      </w:tr>
+      <w:tr>
+        <w:tc>
+          <w:tcPr>
+            <w:tcW w:type="dxa" w:w="2800"/>
+            <w:tcBorders>
+              <w:top w:val="single" w:color="CCCCCC" w:sz="4"/>
+              <w:left w:val="single" w:color="CCCCCC" w:sz="4"/>
+              <w:bottom w:val="single" w:color="CCCCCC" w:sz="4"/>
+              <w:right w:val="single" w:color="CCCCCC" w:sz="4"/>
+            </w:tcBorders>
+            <w:shd w:fill="FFFFFF" w:color="auto" w:val="clear"/>
+            <w:tcMar>
+              <w:top w:type="dxa" w:w="60"/>
+              <w:left w:type="dxa" w:w="120"/>
+              <w:bottom w:type="dxa" w:w="60"/>
+              <w:right w:type="dxa" w:w="120"/>
+            </w:tcMar>
+          </w:tcPr>
+          <w:p>
+            <w:pPr>
+              <w:jc w:val="left"/>
+            </w:pPr>
+            <w:r>
+              <w:rPr>
+                <w:b/>
+                <w:bCs/>
+                <w:color w:val="1A1A1A"/>
+                <w:sz w:val="20"/>
+                <w:szCs w:val="20"/>
+              </w:rPr>
+              <w:t xml:space="preserve">Программный стек</w:t>
+            </w:r>
+          </w:p>
+        </w:tc>
+        <w:tc>
+          <w:tcPr>
+            <w:tcW w:type="dxa" w:w="6560"/>
+            <w:tcBorders>
+              <w:top w:val="single" w:color="CCCCCC" w:sz="4"/>
+              <w:left w:val="single" w:color="CCCCCC" w:sz="4"/>
+              <w:bottom w:val="single" w:color="CCCCCC" w:sz="4"/>
+              <w:right w:val="single" w:color="CCCCCC" w:sz="4"/>
+            </w:tcBorders>
+            <w:shd w:fill="FFFFFF" w:color="auto" w:val="clear"/>
+            <w:tcMar>
+              <w:top w:type="dxa" w:w="60"/>
+              <w:left w:type="dxa" w:w="120"/>
+              <w:bottom w:type="dxa" w:w="60"/>
+              <w:right w:type="dxa" w:w="120"/>
+            </w:tcMar>
+          </w:tcPr>
+          <w:p>
+            <w:pPr>
+              <w:jc w:val="left"/>
+            </w:pPr>
+            <w:r>
+              <w:rPr>
+                <w:b/>
+                <w:bCs/>
+                <w:color w:val="1A1A1A"/>
+                <w:sz w:val="20"/>
+                <w:szCs w:val="20"/>
+              </w:rPr>
+              <w:t xml:space="preserve">ROCm 7.0 + vLLM 0.9+ (AMD контейнер rocm/vllm:rocm7.0_vllm_mi300x)</w:t>
+            </w:r>
+          </w:p>
+        </w:tc>
+      </w:tr>
+    </w:tbl>
+    <w:p>
+      <w:pPr>
+        <w:spacing w:after="100"/>
+        <w:jc w:val="both"/>
+      </w:pPr>
+      <w:r>
+        <w:rPr>
+          <w:color w:val="1A1A1A"/>
+          <w:sz w:val="22"/>
+          <w:szCs w:val="22"/>
+        </w:rPr>
+        <w:t xml:space="default">Что покрывает:</w:t>
+      </w:r>
+    </w:p>
+    <w:p>
+      <w:pPr>
+        <w:pStyle w:val="ListParagraph"/>
+        <w:numPr>
+          <w:ilvl w:val="0"/>
+          <w:numId w:val="2"/>
+        </w:numPr>
+        <w:spacing w:after="60"/>
+      </w:pPr>
+      <w:r>
+        <w:rPr>
+          <w:color w:val="1A1A1A"/>
+          <w:sz w:val="22"/>
+          <w:szCs w:val="22"/>
+        </w:rPr>
+        <w:t xml:space="preserve">Инференс всех заявленных моделей кроме GLM-5.1 для 25–30 одновременных пользователей.</w:t>
+      </w:r>
+    </w:p>
+    <w:p>
+      <w:pPr>
+        <w:pStyle w:val="ListParagraph"/>
+        <w:numPr>
+          <w:ilvl w:val="0"/>
+          <w:numId w:val="2"/>
+        </w:numPr>
+        <w:spacing w:after="60"/>
+      </w:pPr>
+      <w:r>
+        <w:rPr>
+          <w:color w:val="1A1A1A"/>
+          <w:sz w:val="22"/>
+          <w:szCs w:val="22"/>
+        </w:rPr>
+        <w:t xml:space="preserve">LoRA / QLoRA моделей до 70 B на одной карте.</w:t>
+      </w:r>
+    </w:p>
+    <w:p>
+      <w:pPr>
+        <w:pStyle w:val="ListParagraph"/>
+        <w:numPr>
+          <w:ilvl w:val="0"/>
+          <w:numId w:val="2"/>
+        </w:numPr>
+        <w:spacing w:after="60"/>
+      </w:pPr>
+      <w:r>
+        <w:rPr>
+          <w:color w:val="1A1A1A"/>
+          <w:sz w:val="22"/>
+          <w:szCs w:val="22"/>
+        </w:rPr>
+        <w:t xml:space="preserve">При расширении до 2 × MI300X (384 ГБ) — GLM-5.1 в квантизации INT4 становится доступна.</w:t>
+      </w:r>
+    </w:p>
+    <w:p>
+      <w:pPr>
+        <w:pStyle w:val="ListParagraph"/>
+        <w:numPr>
+          <w:ilvl w:val="0"/>
+          <w:numId w:val="2"/>
+        </w:numPr>
+        <w:spacing w:after="60"/>
+      </w:pPr>
+      <w:r>
+        <w:rPr>
+          <w:color w:val="1A1A1A"/>
+          <w:sz w:val="22"/>
+          <w:szCs w:val="22"/>
+        </w:rPr>
+        <w:t xml:space="preserve">Параллельное выполнение инференса и дообучения в одной машине.</w:t>
+      </w:r>
+    </w:p>
+    <w:p>
+      <w:pPr>
+        <w:spacing w:after="100"/>
+        <w:jc w:val="both"/>
+      </w:pPr>
+      <w:r>
+        <w:rPr>
+          <w:color w:val="1A1A1A"/>
+          <w:sz w:val="22"/>
+          <w:szCs w:val="22"/>
+        </w:rPr>
+        <w:t xml:space="default">Что не покрывает:</w:t>
+      </w:r>
+    </w:p>
+    <w:p>
+      <w:pPr>
+        <w:pStyle w:val="ListParagraph"/>
+        <w:numPr>
+          <w:ilvl w:val="0"/>
+          <w:numId w:val="2"/>
+        </w:numPr>
+        <w:spacing w:after="60"/>
+      </w:pPr>
+      <w:r>
+        <w:rPr>
+          <w:color w:val="1A1A1A"/>
+          <w:sz w:val="22"/>
+          <w:szCs w:val="22"/>
+        </w:rPr>
+        <w:t xml:space="preserve">Не вписывается в обычный офис / open-space — требует серверного помещения.</w:t>
+      </w:r>
+    </w:p>
+    <w:p>
+      <w:pPr>
+        <w:pStyle w:val="ListParagraph"/>
+        <w:numPr>
+          <w:ilvl w:val="0"/>
+          <w:numId w:val="2"/>
+        </w:numPr>
+        <w:spacing w:after="60"/>
+      </w:pPr>
+      <w:r>
+        <w:rPr>
+          <w:color w:val="1A1A1A"/>
+          <w:sz w:val="22"/>
+          <w:szCs w:val="22"/>
+        </w:rPr>
+        <w:t xml:space="preserve">Одна карта MI300X — не распределяется по сценариям tensor parallelism.</w:t>
+      </w:r>
+    </w:p>
+    <w:p>
+      <w:pPr>
+        <w:spacing w:after="100"/>
+        <w:jc w:val="both"/>
+      </w:pPr>
+      <w:r>
+        <w:rPr>
+          <w:color w:val="1A1A1A"/>
+          <w:sz w:val="22"/>
+          <w:szCs w:val="22"/>
+        </w:rPr>
+        <w:t xml:space="default">Особенности:</w:t>
+      </w:r>
+    </w:p>
+    <w:p>
+      <w:pPr>
+        <w:pStyle w:val="ListParagraph"/>
+        <w:numPr>
+          <w:ilvl w:val="0"/>
+          <w:numId w:val="2"/>
+        </w:numPr>
+        <w:spacing w:after="60"/>
+      </w:pPr>
+      <w:r>
+        <w:rPr>
+          <w:color w:val="1A1A1A"/>
+          <w:sz w:val="22"/>
+          <w:szCs w:val="22"/>
+        </w:rPr>
+        <w:t xml:space="preserve">192 ГБ HBM3 в одной карте — рекордная плотность видеопамяти.</w:t>
+      </w:r>
+    </w:p>
+    <w:p>
+      <w:pPr>
+        <w:pStyle w:val="ListParagraph"/>
+        <w:numPr>
+          <w:ilvl w:val="0"/>
+          <w:numId w:val="2"/>
+        </w:numPr>
+        <w:spacing w:after="60"/>
+      </w:pPr>
+      <w:r>
+        <w:rPr>
+          <w:color w:val="1A1A1A"/>
+          <w:sz w:val="22"/>
+          <w:szCs w:val="22"/>
+        </w:rPr>
+        <w:t xml:space="preserve">Bandwidth памяти 5.3 ТБ/с — втрое выше RTX 5090.</w:t>
+      </w:r>
+    </w:p>
+    <w:p>
+      <w:pPr>
+        <w:pStyle w:val="ListParagraph"/>
+        <w:numPr>
+          <w:ilvl w:val="0"/>
+          <w:numId w:val="2"/>
+        </w:numPr>
+        <w:spacing w:after="60"/>
+      </w:pPr>
+      <w:r>
+        <w:rPr>
+          <w:color w:val="1A1A1A"/>
+          <w:sz w:val="22"/>
+          <w:szCs w:val="22"/>
+        </w:rPr>
+        <w:t xml:space="preserve">Активная поддержка AMD до 2028–2029 гг.</w:t>
+      </w:r>
+    </w:p>
+    <w:p>
+      <w:pPr>
+        <w:pStyle w:val="ListParagraph"/>
+        <w:numPr>
+          <w:ilvl w:val="0"/>
+          <w:numId w:val="2"/>
+        </w:numPr>
+        <w:spacing w:after="60"/>
+      </w:pPr>
+      <w:r>
+        <w:rPr>
+          <w:color w:val="1A1A1A"/>
+          <w:sz w:val="22"/>
+          <w:szCs w:val="22"/>
+        </w:rPr>
+        <w:t xml:space="preserve">Требует OEM-платформу — закупка через корпоративные каналы. На потребительском рынке недоступно.</w:t>
+      </w:r>
+    </w:p>
+    <w:p>
+      <w:pPr>
+        <w:pStyle w:val="ListParagraph"/>
+        <w:numPr>
+          <w:ilvl w:val="0"/>
+          <w:numId w:val="2"/>
+        </w:numPr>
+        <w:spacing w:after="60"/>
+      </w:pPr>
+      <w:r>
+        <w:rPr>
+          <w:color w:val="1A1A1A"/>
+          <w:sz w:val="22"/>
+          <w:szCs w:val="22"/>
+        </w:rPr>
+        <w:t xml:space="preserve">Оправдано при наличии серверного помещения с кондиционированием, горизонта 3+ года, перспективы 20+ пользователей.</w:t>
+      </w:r>
+    </w:p>
+    <w:p>
+      <w:pPr>
+        <w:pStyle w:val="Heading1"/>
+        <w:spacing w:after="180" w:before="320"/>
+      </w:pPr>
+      <w:r>
+        <w:rPr>
+          <w:b/>
+          <w:bCs/>
+          <w:color w:val="1F4E79"/>
+          <w:sz w:val="36"/>
+          <w:szCs w:val="36"/>
+        </w:rPr>
+        <w:t xml:space="preserve">Сопоставление сборок</w:t>
+      </w:r>
+    </w:p>
+    <w:tbl>
+      <w:tblPr>
+        <w:tblW w:type="dxa" w:w="9360"/>
+        <w:tblBorders>
+          <w:top w:val="single" w:color="auto" w:sz="4"/>
+          <w:left w:val="single" w:color="auto" w:sz="4"/>
+          <w:bottom w:val="single" w:color="auto" w:sz="4"/>
+          <w:right w:val="single" w:color="auto" w:sz="4"/>
+          <w:insideH w:val="single" w:color="auto" w:sz="4"/>
+          <w:insideV w:val="single" w:color="auto" w:sz="4"/>
+        </w:tblBorders>
+      </w:tblPr>
+      <w:tblGrid>
+        <w:gridCol w:w="2400"/>
+        <w:gridCol w:w="1392"/>
+        <w:gridCol w:w="1392"/>
+        <w:gridCol w:w="1392"/>
+        <w:gridCol w:w="1392"/>
+        <w:gridCol w:w="1392"/>
+      </w:tblGrid>
+      <w:tr>
+        <w:trPr>
+          <w:tblHeader/>
+        </w:trPr>
+        <w:tc>
+          <w:tcPr>
+            <w:tcW w:type="dxa" w:w="2400"/>
+            <w:tcBorders>
+              <w:top w:val="single" w:color="CCCCCC" w:sz="4"/>
+              <w:left w:val="single" w:color="CCCCCC" w:sz="4"/>
+              <w:bottom w:val="single" w:color="CCCCCC" w:sz="4"/>
+              <w:right w:val="single" w:color="CCCCCC" w:sz="4"/>
+            </w:tcBorders>
+            <w:shd w:fill="D5E8F0" w:color="auto" w:val="clear"/>
+            <w:tcMar>
+              <w:top w:type="dxa" w:w="80"/>
+              <w:left w:type="dxa" w:w="120"/>
+              <w:bottom w:type="dxa" w:w="80"/>
+              <w:right w:type="dxa" w:w="120"/>
+            </w:tcMar>
+          </w:tcPr>
+          <w:p>
+            <w:pPr>
+              <w:jc w:val="left"/>
+            </w:pPr>
+            <w:r>
+              <w:rPr>
+                <w:b/>
+                <w:bCs/>
+                <w:color w:val="1A1A1A"/>
+                <w:sz w:val="20"/>
+                <w:szCs w:val="20"/>
+              </w:rPr>
+              <w:t xml:space="preserve">Критерий</w:t>
+            </w:r>
+          </w:p>
+        </w:tc>
+        <w:tc>
+          <w:tcPr>
+            <w:tcW w:type="dxa" w:w="1392"/>
+            <w:tcBorders>
+              <w:top w:val="single" w:color="CCCCCC" w:sz="4"/>
+              <w:left w:val="single" w:color="CCCCCC" w:sz="4"/>
+              <w:bottom w:val="single" w:color="CCCCCC" w:sz="4"/>
+              <w:right w:val="single" w:color="CCCCCC" w:sz="4"/>
+            </w:tcBorders>
+            <w:shd w:fill="D5E8F0" w:color="auto" w:val="clear"/>
+            <w:tcMar>
+              <w:top w:type="dxa" w:w="80"/>
+              <w:left w:type="dxa" w:w="120"/>
+              <w:bottom w:type="dxa" w:w="80"/>
+              <w:right w:type="dxa" w:w="120"/>
+            </w:tcMar>
+          </w:tcPr>
+          <w:p>
+            <w:pPr>
+              <w:jc w:val="center"/>
+            </w:pPr>
+            <w:r>
+              <w:rPr>
+                <w:b/>
+                <w:bCs/>
+                <w:color w:val="1A1A1A"/>
+                <w:sz w:val="20"/>
+                <w:szCs w:val="20"/>
+              </w:rPr>
+              <w:t xml:space="preserve">A (4×5060Ti)</w:t>
+            </w:r>
+          </w:p>
+        </w:tc>
+        <w:tc>
+          <w:tcPr>
+            <w:tcW w:type="dxa" w:w="1392"/>
+            <w:tcBorders>
+              <w:top w:val="single" w:color="CCCCCC" w:sz="4"/>
+              <w:left w:val="single" w:color="CCCCCC" w:sz="4"/>
+              <w:bottom w:val="single" w:color="CCCCCC" w:sz="4"/>
+              <w:right w:val="single" w:color="CCCCCC" w:sz="4"/>
+            </w:tcBorders>
+            <w:shd w:fill="D5E8F0" w:color="auto" w:val="clear"/>
+            <w:tcMar>
+              <w:top w:type="dxa" w:w="80"/>
+              <w:left w:type="dxa" w:w="120"/>
+              <w:bottom w:type="dxa" w:w="80"/>
+              <w:right w:type="dxa" w:w="120"/>
+            </w:tcMar>
+          </w:tcPr>
+          <w:p>
+            <w:pPr>
+              <w:jc w:val="center"/>
+            </w:pPr>
+            <w:r>
+              <w:rPr>
+                <w:b/>
+                <w:bCs/>
+                <w:color w:val="1A1A1A"/>
+                <w:sz w:val="20"/>
+                <w:szCs w:val="20"/>
+              </w:rPr>
+              <w:t xml:space="preserve">B (4×5080)</w:t>
+            </w:r>
+          </w:p>
+        </w:tc>
+        <w:tc>
+          <w:tcPr>
+            <w:tcW w:type="dxa" w:w="1392"/>
+            <w:tcBorders>
+              <w:top w:val="single" w:color="CCCCCC" w:sz="4"/>
+              <w:left w:val="single" w:color="CCCCCC" w:sz="4"/>
+              <w:bottom w:val="single" w:color="CCCCCC" w:sz="4"/>
+              <w:right w:val="single" w:color="CCCCCC" w:sz="4"/>
+            </w:tcBorders>
+            <w:shd w:fill="D5E8F0" w:color="auto" w:val="clear"/>
+            <w:tcMar>
+              <w:top w:type="dxa" w:w="80"/>
+              <w:left w:type="dxa" w:w="120"/>
+              <w:bottom w:type="dxa" w:w="80"/>
+              <w:right w:type="dxa" w:w="120"/>
+            </w:tcMar>
+          </w:tcPr>
+          <w:p>
+            <w:pPr>
+              <w:jc w:val="center"/>
+            </w:pPr>
+            <w:r>
+              <w:rPr>
+                <w:b/>
+                <w:bCs/>
+                <w:color w:val="1A1A1A"/>
+                <w:sz w:val="20"/>
+                <w:szCs w:val="20"/>
+              </w:rPr>
+              <w:t xml:space="preserve">C (4×4090)</w:t>
+            </w:r>
+          </w:p>
+        </w:tc>
+        <w:tc>
+          <w:tcPr>
+            <w:tcW w:type="dxa" w:w="1392"/>
+            <w:tcBorders>
+              <w:top w:val="single" w:color="CCCCCC" w:sz="4"/>
+              <w:left w:val="single" w:color="CCCCCC" w:sz="4"/>
+              <w:bottom w:val="single" w:color="CCCCCC" w:sz="4"/>
+              <w:right w:val="single" w:color="CCCCCC" w:sz="4"/>
+            </w:tcBorders>
+            <w:shd w:fill="D5E8F0" w:color="auto" w:val="clear"/>
+            <w:tcMar>
+              <w:top w:type="dxa" w:w="80"/>
+              <w:left w:type="dxa" w:w="120"/>
+              <w:bottom w:type="dxa" w:w="80"/>
+              <w:right w:type="dxa" w:w="120"/>
+            </w:tcMar>
+          </w:tcPr>
+          <w:p>
+            <w:pPr>
+              <w:jc w:val="center"/>
+            </w:pPr>
+            <w:r>
+              <w:rPr>
+                <w:b/>
+                <w:bCs/>
+                <w:color w:val="1A1A1A"/>
+                <w:sz w:val="20"/>
+                <w:szCs w:val="20"/>
+              </w:rPr>
+              <w:t xml:space="preserve">D (2×5090)</w:t>
+            </w:r>
+          </w:p>
+        </w:tc>
+        <w:tc>
+          <w:tcPr>
+            <w:tcW w:type="dxa" w:w="1392"/>
+            <w:tcBorders>
+              <w:top w:val="single" w:color="CCCCCC" w:sz="4"/>
+              <w:left w:val="single" w:color="CCCCCC" w:sz="4"/>
+              <w:bottom w:val="single" w:color="CCCCCC" w:sz="4"/>
+              <w:right w:val="single" w:color="CCCCCC" w:sz="4"/>
+            </w:tcBorders>
+            <w:shd w:fill="D5E8F0" w:color="auto" w:val="clear"/>
+            <w:tcMar>
+              <w:top w:type="dxa" w:w="80"/>
+              <w:left w:type="dxa" w:w="120"/>
+              <w:bottom w:type="dxa" w:w="80"/>
+              <w:right w:type="dxa" w:w="120"/>
+            </w:tcMar>
+          </w:tcPr>
+          <w:p>
+            <w:pPr>
+              <w:jc w:val="center"/>
+            </w:pPr>
+            <w:r>
+              <w:rPr>
+                <w:b/>
+                <w:bCs/>
+                <w:color w:val="1A1A1A"/>
+                <w:sz w:val="20"/>
+                <w:szCs w:val="20"/>
+              </w:rPr>
+              <w:t xml:space="preserve">E (1×MI300X)</w:t>
+            </w:r>
+          </w:p>
+        </w:tc>
+      </w:tr>
+      <w:tr>
+        <w:tc>
+          <w:tcPr>
+            <w:tcW w:type="dxa" w:w="2400"/>
+            <w:tcBorders>
+              <w:top w:val="single" w:color="CCCCCC" w:sz="4"/>
+              <w:left w:val="single" w:color="CCCCCC" w:sz="4"/>
+              <w:bottom w:val="single" w:color="CCCCCC" w:sz="4"/>
+              <w:right w:val="single" w:color="CCCCCC" w:sz="4"/>
+            </w:tcBorders>
+            <w:shd w:fill="FFFFFF" w:color="auto" w:val="clear"/>
+            <w:tcMar>
+              <w:top w:type="dxa" w:w="60"/>
+              <w:left w:type="dxa" w:w="120"/>
+              <w:bottom w:type="dxa" w:w="60"/>
+              <w:right w:type="dxa" w:w="120"/>
+            </w:tcMar>
+          </w:tcPr>
+          <w:p>
+            <w:pPr>
+              <w:jc w:val="left"/>
+            </w:pPr>
+            <w:r>
+              <w:rPr>
+                <w:b/>
+                <w:bCs/>
+                <w:color w:val="1A1A1A"/>
+                <w:sz w:val="20"/>
+                <w:szCs w:val="20"/>
+              </w:rPr>
+              <w:t xml:space="preserve">VRAM, ГБ</w:t>
+            </w:r>
+          </w:p>
+        </w:tc>
+        <w:tc>
+          <w:tcPr>
+            <w:tcW w:type="dxa" w:w="1392"/>
+            <w:tcBorders>
+              <w:top w:val="single" w:color="CCCCCC" w:sz="4"/>
+              <w:left w:val="single" w:color="CCCCCC" w:sz="4"/>
+              <w:bottom w:val="single" w:color="CCCCCC" w:sz="4"/>
+              <w:right w:val="single" w:color="CCCCCC" w:sz="4"/>
+            </w:tcBorders>
+            <w:shd w:fill="FFFFFF" w:color="auto" w:val="clear"/>
+            <w:tcMar>
+              <w:top w:type="dxa" w:w="60"/>
+              <w:left w:type="dxa" w:w="120"/>
+              <w:bottom w:type="dxa" w:w="60"/>
+              <w:right w:type="dxa" w:w="120"/>
+            </w:tcMar>
+          </w:tcPr>
+          <w:p>
+            <w:pPr>
+              <w:jc w:val="center"/>
+            </w:pPr>
+            <w:r>
+              <w:rPr>
+                <w:b/>
+                <w:bCs/>
+                <w:color w:val="1A1A1A"/>
+                <w:sz w:val="20"/>
+                <w:szCs w:val="20"/>
+              </w:rPr>
+              <w:t xml:space="preserve">64</w:t>
+            </w:r>
+          </w:p>
+        </w:tc>
+        <w:tc>
+          <w:tcPr>
+            <w:tcW w:type="dxa" w:w="1392"/>
+            <w:tcBorders>
+              <w:top w:val="single" w:color="CCCCCC" w:sz="4"/>
+              <w:left w:val="single" w:color="CCCCCC" w:sz="4"/>
+              <w:bottom w:val="single" w:color="CCCCCC" w:sz="4"/>
+              <w:right w:val="single" w:color="CCCCCC" w:sz="4"/>
+            </w:tcBorders>
+            <w:shd w:fill="FFFFFF" w:color="auto" w:val="clear"/>
+            <w:tcMar>
+              <w:top w:type="dxa" w:w="60"/>
+              <w:left w:type="dxa" w:w="120"/>
+              <w:bottom w:type="dxa" w:w="60"/>
+              <w:right w:type="dxa" w:w="120"/>
+            </w:tcMar>
+          </w:tcPr>
+          <w:p>
+            <w:pPr>
+              <w:jc w:val="center"/>
+            </w:pPr>
+            <w:r>
+              <w:rPr>
+                <w:b/>
+                <w:bCs/>
+                <w:color w:val="1A1A1A"/>
+                <w:sz w:val="20"/>
+                <w:szCs w:val="20"/>
+              </w:rPr>
+              <w:t xml:space="preserve">64</w:t>
+            </w:r>
+          </w:p>
+        </w:tc>
+        <w:tc>
+          <w:tcPr>
+            <w:tcW w:type="dxa" w:w="1392"/>
+            <w:tcBorders>
+              <w:top w:val="single" w:color="CCCCCC" w:sz="4"/>
+              <w:left w:val="single" w:color="CCCCCC" w:sz="4"/>
+              <w:bottom w:val="single" w:color="CCCCCC" w:sz="4"/>
+              <w:right w:val="single" w:color="CCCCCC" w:sz="4"/>
+            </w:tcBorders>
+            <w:shd w:fill="FFFFFF" w:color="auto" w:val="clear"/>
+            <w:tcMar>
+              <w:top w:type="dxa" w:w="60"/>
+              <w:left w:type="dxa" w:w="120"/>
+              <w:bottom w:type="dxa" w:w="60"/>
+              <w:right w:type="dxa" w:w="120"/>
+            </w:tcMar>
+          </w:tcPr>
+          <w:p>
+            <w:pPr>
+              <w:jc w:val="center"/>
+            </w:pPr>
+            <w:r>
+              <w:rPr>
+                <w:b/>
+                <w:bCs/>
+                <w:color w:val="1A1A1A"/>
+                <w:sz w:val="20"/>
+                <w:szCs w:val="20"/>
+              </w:rPr>
+              <w:t xml:space="preserve">96</w:t>
+            </w:r>
+          </w:p>
+        </w:tc>
+        <w:tc>
+          <w:tcPr>
+            <w:tcW w:type="dxa" w:w="1392"/>
+            <w:tcBorders>
+              <w:top w:val="single" w:color="CCCCCC" w:sz="4"/>
+              <w:left w:val="single" w:color="CCCCCC" w:sz="4"/>
+              <w:bottom w:val="single" w:color="CCCCCC" w:sz="4"/>
+              <w:right w:val="single" w:color="CCCCCC" w:sz="4"/>
+            </w:tcBorders>
+            <w:shd w:fill="FFFFFF" w:color="auto" w:val="clear"/>
+            <w:tcMar>
+              <w:top w:type="dxa" w:w="60"/>
+              <w:left w:type="dxa" w:w="120"/>
+              <w:bottom w:type="dxa" w:w="60"/>
+              <w:right w:type="dxa" w:w="120"/>
+            </w:tcMar>
+          </w:tcPr>
+          <w:p>
+            <w:pPr>
+              <w:jc w:val="center"/>
+            </w:pPr>
+            <w:r>
+              <w:rPr>
+                <w:b/>
+                <w:bCs/>
+                <w:color w:val="1A1A1A"/>
+                <w:sz w:val="20"/>
+                <w:szCs w:val="20"/>
+              </w:rPr>
+              <w:t xml:space="preserve">64</w:t>
+            </w:r>
+          </w:p>
+        </w:tc>
+        <w:tc>
+          <w:tcPr>
+            <w:tcW w:type="dxa" w:w="1392"/>
+            <w:tcBorders>
+              <w:top w:val="single" w:color="CCCCCC" w:sz="4"/>
+              <w:left w:val="single" w:color="CCCCCC" w:sz="4"/>
+              <w:bottom w:val="single" w:color="CCCCCC" w:sz="4"/>
+              <w:right w:val="single" w:color="CCCCCC" w:sz="4"/>
+            </w:tcBorders>
+            <w:shd w:fill="FFFFFF" w:color="auto" w:val="clear"/>
+            <w:tcMar>
+              <w:top w:type="dxa" w:w="60"/>
+              <w:left w:type="dxa" w:w="120"/>
+              <w:bottom w:type="dxa" w:w="60"/>
+              <w:right w:type="dxa" w:w="120"/>
+            </w:tcMar>
+          </w:tcPr>
+          <w:p>
+            <w:pPr>
+              <w:jc w:val="center"/>
+            </w:pPr>
+            <w:r>
+              <w:rPr>
+                <w:b/>
+                <w:bCs/>
+                <w:color w:val="1A1A1A"/>
+                <w:sz w:val="20"/>
+                <w:szCs w:val="20"/>
+              </w:rPr>
+              <w:t xml:space="preserve">192</w:t>
+            </w:r>
+          </w:p>
+        </w:tc>
+      </w:tr>
+      <w:tr>
+        <w:tc>
+          <w:tcPr>
+            <w:tcW w:type="dxa" w:w="2400"/>
+            <w:tcBorders>
+              <w:top w:val="single" w:color="CCCCCC" w:sz="4"/>
+              <w:left w:val="single" w:color="CCCCCC" w:sz="4"/>
+              <w:bottom w:val="single" w:color="CCCCCC" w:sz="4"/>
+              <w:right w:val="single" w:color="CCCCCC" w:sz="4"/>
+            </w:tcBorders>
+            <w:shd w:fill="F2F7FB" w:color="auto" w:val="clear"/>
+            <w:tcMar>
+              <w:top w:type="dxa" w:w="60"/>
+              <w:left w:type="dxa" w:w="120"/>
+              <w:bottom w:type="dxa" w:w="60"/>
+              <w:right w:type="dxa" w:w="120"/>
+            </w:tcMar>
+          </w:tcPr>
+          <w:p>
+            <w:pPr>
+              <w:jc w:val="left"/>
+            </w:pPr>
+            <w:r>
+              <w:rPr>
+                <w:b/>
+                <w:bCs/>
+                <w:color w:val="1A1A1A"/>
+                <w:sz w:val="20"/>
+                <w:szCs w:val="20"/>
+              </w:rPr>
+              <w:t xml:space="preserve">Польз. одновр.</w:t>
+            </w:r>
+          </w:p>
+        </w:tc>
+        <w:tc>
+          <w:tcPr>
+            <w:tcW w:type="dxa" w:w="1392"/>
+            <w:tcBorders>
+              <w:top w:val="single" w:color="CCCCCC" w:sz="4"/>
+              <w:left w:val="single" w:color="CCCCCC" w:sz="4"/>
+              <w:bottom w:val="single" w:color="CCCCCC" w:sz="4"/>
+              <w:right w:val="single" w:color="CCCCCC" w:sz="4"/>
+            </w:tcBorders>
+            <w:shd w:fill="F2F7FB" w:color="auto" w:val="clear"/>
+            <w:tcMar>
+              <w:top w:type="dxa" w:w="60"/>
+              <w:left w:type="dxa" w:w="120"/>
+              <w:bottom w:type="dxa" w:w="60"/>
+              <w:right w:type="dxa" w:w="120"/>
+            </w:tcMar>
+          </w:tcPr>
+          <w:p>
+            <w:pPr>
+              <w:jc w:val="center"/>
+            </w:pPr>
+            <w:r>
+              <w:rPr>
+                <w:b/>
+                <w:bCs/>
+                <w:color w:val="1A1A1A"/>
+                <w:sz w:val="20"/>
+                <w:szCs w:val="20"/>
+              </w:rPr>
+              <w:t xml:space="preserve">8–10</w:t>
+            </w:r>
+          </w:p>
+        </w:tc>
+        <w:tc>
+          <w:tcPr>
+            <w:tcW w:type="dxa" w:w="1392"/>
+            <w:tcBorders>
+              <w:top w:val="single" w:color="CCCCCC" w:sz="4"/>
+              <w:left w:val="single" w:color="CCCCCC" w:sz="4"/>
+              <w:bottom w:val="single" w:color="CCCCCC" w:sz="4"/>
+              <w:right w:val="single" w:color="CCCCCC" w:sz="4"/>
+            </w:tcBorders>
+            <w:shd w:fill="F2F7FB" w:color="auto" w:val="clear"/>
+            <w:tcMar>
+              <w:top w:type="dxa" w:w="60"/>
+              <w:left w:type="dxa" w:w="120"/>
+              <w:bottom w:type="dxa" w:w="60"/>
+              <w:right w:type="dxa" w:w="120"/>
+            </w:tcMar>
+          </w:tcPr>
+          <w:p>
+            <w:pPr>
+              <w:jc w:val="center"/>
+            </w:pPr>
+            <w:r>
+              <w:rPr>
+                <w:b/>
+                <w:bCs/>
+                <w:color w:val="1A1A1A"/>
+                <w:sz w:val="20"/>
+                <w:szCs w:val="20"/>
+              </w:rPr>
+              <w:t xml:space="preserve">10–12</w:t>
+            </w:r>
+          </w:p>
+        </w:tc>
+        <w:tc>
+          <w:tcPr>
+            <w:tcW w:type="dxa" w:w="1392"/>
+            <w:tcBorders>
+              <w:top w:val="single" w:color="CCCCCC" w:sz="4"/>
+              <w:left w:val="single" w:color="CCCCCC" w:sz="4"/>
+              <w:bottom w:val="single" w:color="CCCCCC" w:sz="4"/>
+              <w:right w:val="single" w:color="CCCCCC" w:sz="4"/>
+            </w:tcBorders>
+            <w:shd w:fill="F2F7FB" w:color="auto" w:val="clear"/>
+            <w:tcMar>
+              <w:top w:type="dxa" w:w="60"/>
+              <w:left w:type="dxa" w:w="120"/>
+              <w:bottom w:type="dxa" w:w="60"/>
+              <w:right w:type="dxa" w:w="120"/>
+            </w:tcMar>
+          </w:tcPr>
+          <w:p>
+            <w:pPr>
+              <w:jc w:val="center"/>
+            </w:pPr>
+            <w:r>
+              <w:rPr>
+                <w:b/>
+                <w:bCs/>
+                <w:color w:val="1A1A1A"/>
+                <w:sz w:val="20"/>
+                <w:szCs w:val="20"/>
+              </w:rPr>
+              <w:t xml:space="preserve">14–16</w:t>
+            </w:r>
+          </w:p>
+        </w:tc>
+        <w:tc>
+          <w:tcPr>
+            <w:tcW w:type="dxa" w:w="1392"/>
+            <w:tcBorders>
+              <w:top w:val="single" w:color="CCCCCC" w:sz="4"/>
+              <w:left w:val="single" w:color="CCCCCC" w:sz="4"/>
+              <w:bottom w:val="single" w:color="CCCCCC" w:sz="4"/>
+              <w:right w:val="single" w:color="CCCCCC" w:sz="4"/>
+            </w:tcBorders>
+            <w:shd w:fill="F2F7FB" w:color="auto" w:val="clear"/>
+            <w:tcMar>
+              <w:top w:type="dxa" w:w="60"/>
+              <w:left w:type="dxa" w:w="120"/>
+              <w:bottom w:type="dxa" w:w="60"/>
+              <w:right w:type="dxa" w:w="120"/>
+            </w:tcMar>
+          </w:tcPr>
+          <w:p>
+            <w:pPr>
+              <w:jc w:val="center"/>
+            </w:pPr>
+            <w:r>
+              <w:rPr>
+                <w:b/>
+                <w:bCs/>
+                <w:color w:val="1A1A1A"/>
+                <w:sz w:val="20"/>
+                <w:szCs w:val="20"/>
+              </w:rPr>
+              <w:t xml:space="preserve">12–14</w:t>
+            </w:r>
+          </w:p>
+        </w:tc>
+        <w:tc>
+          <w:tcPr>
+            <w:tcW w:type="dxa" w:w="1392"/>
+            <w:tcBorders>
+              <w:top w:val="single" w:color="CCCCCC" w:sz="4"/>
+              <w:left w:val="single" w:color="CCCCCC" w:sz="4"/>
+              <w:bottom w:val="single" w:color="CCCCCC" w:sz="4"/>
+              <w:right w:val="single" w:color="CCCCCC" w:sz="4"/>
+            </w:tcBorders>
+            <w:shd w:fill="F2F7FB" w:color="auto" w:val="clear"/>
+            <w:tcMar>
+              <w:top w:type="dxa" w:w="60"/>
+              <w:left w:type="dxa" w:w="120"/>
+              <w:bottom w:type="dxa" w:w="60"/>
+              <w:right w:type="dxa" w:w="120"/>
+            </w:tcMar>
+          </w:tcPr>
+          <w:p>
+            <w:pPr>
+              <w:jc w:val="center"/>
+            </w:pPr>
+            <w:r>
+              <w:rPr>
+                <w:b/>
+                <w:bCs/>
+                <w:color w:val="1A1A1A"/>
+                <w:sz w:val="20"/>
+                <w:szCs w:val="20"/>
+              </w:rPr>
+              <w:t xml:space="preserve">25–30</w:t>
+            </w:r>
+          </w:p>
+        </w:tc>
+      </w:tr>
+      <w:tr>
+        <w:tc>
+          <w:tcPr>
+            <w:tcW w:type="dxa" w:w="2400"/>
+            <w:tcBorders>
+              <w:top w:val="single" w:color="CCCCCC" w:sz="4"/>
+              <w:left w:val="single" w:color="CCCCCC" w:sz="4"/>
+              <w:bottom w:val="single" w:color="CCCCCC" w:sz="4"/>
+              <w:right w:val="single" w:color="CCCCCC" w:sz="4"/>
+            </w:tcBorders>
+            <w:shd w:fill="FFFFFF" w:color="auto" w:val="clear"/>
+            <w:tcMar>
+              <w:top w:type="dxa" w:w="60"/>
+              <w:left w:type="dxa" w:w="120"/>
+              <w:bottom w:type="dxa" w:w="60"/>
+              <w:right w:type="dxa" w:w="120"/>
+            </w:tcMar>
+          </w:tcPr>
+          <w:p>
+            <w:pPr>
+              <w:jc w:val="left"/>
+            </w:pPr>
+            <w:r>
+              <w:rPr>
+                <w:b/>
+                <w:bCs/>
+                <w:color w:val="1A1A1A"/>
+                <w:sz w:val="20"/>
+                <w:szCs w:val="20"/>
+              </w:rPr>
+              <w:t xml:space="preserve">LoRA 14 B</w:t>
+            </w:r>
+          </w:p>
+        </w:tc>
+        <w:tc>
+          <w:tcPr>
+            <w:tcW w:type="dxa" w:w="1392"/>
+            <w:tcBorders>
+              <w:top w:val="single" w:color="CCCCCC" w:sz="4"/>
+              <w:left w:val="single" w:color="CCCCCC" w:sz="4"/>
+              <w:bottom w:val="single" w:color="CCCCCC" w:sz="4"/>
+              <w:right w:val="single" w:color="CCCCCC" w:sz="4"/>
+            </w:tcBorders>
+            <w:shd w:fill="FFFFFF" w:color="auto" w:val="clear"/>
+            <w:tcMar>
+              <w:top w:type="dxa" w:w="60"/>
+              <w:left w:type="dxa" w:w="120"/>
+              <w:bottom w:type="dxa" w:w="60"/>
+              <w:right w:type="dxa" w:w="120"/>
+            </w:tcMar>
+          </w:tcPr>
+          <w:p>
+            <w:pPr>
+              <w:jc w:val="center"/>
+            </w:pPr>
+            <w:r>
+              <w:rPr>
+                <w:b/>
+                <w:bCs/>
+                <w:color w:val="1A1A1A"/>
+                <w:sz w:val="20"/>
+                <w:szCs w:val="20"/>
+              </w:rPr>
+              <w:t xml:space="preserve">нет</w:t>
+            </w:r>
+          </w:p>
+        </w:tc>
+        <w:tc>
+          <w:tcPr>
+            <w:tcW w:type="dxa" w:w="1392"/>
+            <w:tcBorders>
+              <w:top w:val="single" w:color="CCCCCC" w:sz="4"/>
+              <w:left w:val="single" w:color="CCCCCC" w:sz="4"/>
+              <w:bottom w:val="single" w:color="CCCCCC" w:sz="4"/>
+              <w:right w:val="single" w:color="CCCCCC" w:sz="4"/>
+            </w:tcBorders>
+            <w:shd w:fill="FFFFFF" w:color="auto" w:val="clear"/>
+            <w:tcMar>
+              <w:top w:type="dxa" w:w="60"/>
+              <w:left w:type="dxa" w:w="120"/>
+              <w:bottom w:type="dxa" w:w="60"/>
+              <w:right w:type="dxa" w:w="120"/>
+            </w:tcMar>
+          </w:tcPr>
+          <w:p>
+            <w:pPr>
+              <w:jc w:val="center"/>
+            </w:pPr>
+            <w:r>
+              <w:rPr>
+                <w:b/>
+                <w:bCs/>
+                <w:color w:val="1A1A1A"/>
+                <w:sz w:val="20"/>
+                <w:szCs w:val="20"/>
+              </w:rPr>
+              <w:t xml:space="preserve">1 карта</w:t>
+            </w:r>
+          </w:p>
+        </w:tc>
+        <w:tc>
+          <w:tcPr>
+            <w:tcW w:type="dxa" w:w="1392"/>
+            <w:tcBorders>
+              <w:top w:val="single" w:color="CCCCCC" w:sz="4"/>
+              <w:left w:val="single" w:color="CCCCCC" w:sz="4"/>
+              <w:bottom w:val="single" w:color="CCCCCC" w:sz="4"/>
+              <w:right w:val="single" w:color="CCCCCC" w:sz="4"/>
+            </w:tcBorders>
+            <w:shd w:fill="FFFFFF" w:color="auto" w:val="clear"/>
+            <w:tcMar>
+              <w:top w:type="dxa" w:w="60"/>
+              <w:left w:type="dxa" w:w="120"/>
+              <w:bottom w:type="dxa" w:w="60"/>
+              <w:right w:type="dxa" w:w="120"/>
+            </w:tcMar>
+          </w:tcPr>
+          <w:p>
+            <w:pPr>
+              <w:jc w:val="center"/>
+            </w:pPr>
+            <w:r>
+              <w:rPr>
+                <w:b/>
+                <w:bCs/>
+                <w:color w:val="1A1A1A"/>
+                <w:sz w:val="20"/>
+                <w:szCs w:val="20"/>
+              </w:rPr>
+              <w:t xml:space="preserve">да</w:t>
+            </w:r>
+          </w:p>
+        </w:tc>
+        <w:tc>
+          <w:tcPr>
+            <w:tcW w:type="dxa" w:w="1392"/>
+            <w:tcBorders>
+              <w:top w:val="single" w:color="CCCCCC" w:sz="4"/>
+              <w:left w:val="single" w:color="CCCCCC" w:sz="4"/>
+              <w:bottom w:val="single" w:color="CCCCCC" w:sz="4"/>
+              <w:right w:val="single" w:color="CCCCCC" w:sz="4"/>
+            </w:tcBorders>
+            <w:shd w:fill="FFFFFF" w:color="auto" w:val="clear"/>
+            <w:tcMar>
+              <w:top w:type="dxa" w:w="60"/>
+              <w:left w:type="dxa" w:w="120"/>
+              <w:bottom w:type="dxa" w:w="60"/>
+              <w:right w:type="dxa" w:w="120"/>
+            </w:tcMar>
+          </w:tcPr>
+          <w:p>
+            <w:pPr>
+              <w:jc w:val="center"/>
+            </w:pPr>
+            <w:r>
+              <w:rPr>
+                <w:b/>
+                <w:bCs/>
+                <w:color w:val="1A1A1A"/>
+                <w:sz w:val="20"/>
+                <w:szCs w:val="20"/>
+              </w:rPr>
+              <w:t xml:space="preserve">да</w:t>
+            </w:r>
+          </w:p>
+        </w:tc>
+        <w:tc>
+          <w:tcPr>
+            <w:tcW w:type="dxa" w:w="1392"/>
+            <w:tcBorders>
+              <w:top w:val="single" w:color="CCCCCC" w:sz="4"/>
+              <w:left w:val="single" w:color="CCCCCC" w:sz="4"/>
+              <w:bottom w:val="single" w:color="CCCCCC" w:sz="4"/>
+              <w:right w:val="single" w:color="CCCCCC" w:sz="4"/>
+            </w:tcBorders>
+            <w:shd w:fill="FFFFFF" w:color="auto" w:val="clear"/>
+            <w:tcMar>
+              <w:top w:type="dxa" w:w="60"/>
+              <w:left w:type="dxa" w:w="120"/>
+              <w:bottom w:type="dxa" w:w="60"/>
+              <w:right w:type="dxa" w:w="120"/>
+            </w:tcMar>
+          </w:tcPr>
+          <w:p>
+            <w:pPr>
+              <w:jc w:val="center"/>
+            </w:pPr>
+            <w:r>
+              <w:rPr>
+                <w:b/>
+                <w:bCs/>
+                <w:color w:val="1A1A1A"/>
+                <w:sz w:val="20"/>
+                <w:szCs w:val="20"/>
+              </w:rPr>
+              <w:t xml:space="preserve">да</w:t>
+            </w:r>
+          </w:p>
+        </w:tc>
+      </w:tr>
+      <w:tr>
+        <w:tc>
+          <w:tcPr>
+            <w:tcW w:type="dxa" w:w="2400"/>
+            <w:tcBorders>
+              <w:top w:val="single" w:color="CCCCCC" w:sz="4"/>
+              <w:left w:val="single" w:color="CCCCCC" w:sz="4"/>
+              <w:bottom w:val="single" w:color="CCCCCC" w:sz="4"/>
+              <w:right w:val="single" w:color="CCCCCC" w:sz="4"/>
+            </w:tcBorders>
+            <w:shd w:fill="F2F7FB" w:color="auto" w:val="clear"/>
+            <w:tcMar>
+              <w:top w:type="dxa" w:w="60"/>
+              <w:left w:type="dxa" w:w="120"/>
+              <w:bottom w:type="dxa" w:w="60"/>
+              <w:right w:type="dxa" w:w="120"/>
+            </w:tcMar>
+          </w:tcPr>
+          <w:p>
+            <w:pPr>
+              <w:jc w:val="left"/>
+            </w:pPr>
+            <w:r>
+              <w:rPr>
+                <w:b/>
+                <w:bCs/>
+                <w:color w:val="1A1A1A"/>
+                <w:sz w:val="20"/>
+                <w:szCs w:val="20"/>
+              </w:rPr>
+              <w:t xml:space="preserve">LoRA 35 B (QLoRA)</w:t>
+            </w:r>
+          </w:p>
+        </w:tc>
+        <w:tc>
+          <w:tcPr>
+            <w:tcW w:type="dxa" w:w="1392"/>
+            <w:tcBorders>
+              <w:top w:val="single" w:color="CCCCCC" w:sz="4"/>
+              <w:left w:val="single" w:color="CCCCCC" w:sz="4"/>
+              <w:bottom w:val="single" w:color="CCCCCC" w:sz="4"/>
+              <w:right w:val="single" w:color="CCCCCC" w:sz="4"/>
+            </w:tcBorders>
+            <w:shd w:fill="F2F7FB" w:color="auto" w:val="clear"/>
+            <w:tcMar>
+              <w:top w:type="dxa" w:w="60"/>
+              <w:left w:type="dxa" w:w="120"/>
+              <w:bottom w:type="dxa" w:w="60"/>
+              <w:right w:type="dxa" w:w="120"/>
+            </w:tcMar>
+          </w:tcPr>
+          <w:p>
+            <w:pPr>
+              <w:jc w:val="center"/>
+            </w:pPr>
+            <w:r>
+              <w:rPr>
+                <w:b/>
+                <w:bCs/>
+                <w:color w:val="1A1A1A"/>
+                <w:sz w:val="20"/>
+                <w:szCs w:val="20"/>
+              </w:rPr>
+              <w:t xml:space="preserve">нет</w:t>
+            </w:r>
+          </w:p>
+        </w:tc>
+        <w:tc>
+          <w:tcPr>
+            <w:tcW w:type="dxa" w:w="1392"/>
+            <w:tcBorders>
+              <w:top w:val="single" w:color="CCCCCC" w:sz="4"/>
+              <w:left w:val="single" w:color="CCCCCC" w:sz="4"/>
+              <w:bottom w:val="single" w:color="CCCCCC" w:sz="4"/>
+              <w:right w:val="single" w:color="CCCCCC" w:sz="4"/>
+            </w:tcBorders>
+            <w:shd w:fill="F2F7FB" w:color="auto" w:val="clear"/>
+            <w:tcMar>
+              <w:top w:type="dxa" w:w="60"/>
+              <w:left w:type="dxa" w:w="120"/>
+              <w:bottom w:type="dxa" w:w="60"/>
+              <w:right w:type="dxa" w:w="120"/>
+            </w:tcMar>
+          </w:tcPr>
+          <w:p>
+            <w:pPr>
+              <w:jc w:val="center"/>
+            </w:pPr>
+            <w:r>
+              <w:rPr>
+                <w:b/>
+                <w:bCs/>
+                <w:color w:val="1A1A1A"/>
+                <w:sz w:val="20"/>
+                <w:szCs w:val="20"/>
+              </w:rPr>
+              <w:t xml:space="preserve">нет</w:t>
+            </w:r>
+          </w:p>
+        </w:tc>
+        <w:tc>
+          <w:tcPr>
+            <w:tcW w:type="dxa" w:w="1392"/>
+            <w:tcBorders>
+              <w:top w:val="single" w:color="CCCCCC" w:sz="4"/>
+              <w:left w:val="single" w:color="CCCCCC" w:sz="4"/>
+              <w:bottom w:val="single" w:color="CCCCCC" w:sz="4"/>
+              <w:right w:val="single" w:color="CCCCCC" w:sz="4"/>
+            </w:tcBorders>
+            <w:shd w:fill="F2F7FB" w:color="auto" w:val="clear"/>
+            <w:tcMar>
+              <w:top w:type="dxa" w:w="60"/>
+              <w:left w:type="dxa" w:w="120"/>
+              <w:bottom w:type="dxa" w:w="60"/>
+              <w:right w:type="dxa" w:w="120"/>
+            </w:tcMar>
+          </w:tcPr>
+          <w:p>
+            <w:pPr>
+              <w:jc w:val="center"/>
+            </w:pPr>
+            <w:r>
+              <w:rPr>
+                <w:b/>
+                <w:bCs/>
+                <w:color w:val="1A1A1A"/>
+                <w:sz w:val="20"/>
+                <w:szCs w:val="20"/>
+              </w:rPr>
+              <w:t xml:space="preserve">да</w:t>
+            </w:r>
+          </w:p>
+        </w:tc>
+        <w:tc>
+          <w:tcPr>
+            <w:tcW w:type="dxa" w:w="1392"/>
+            <w:tcBorders>
+              <w:top w:val="single" w:color="CCCCCC" w:sz="4"/>
+              <w:left w:val="single" w:color="CCCCCC" w:sz="4"/>
+              <w:bottom w:val="single" w:color="CCCCCC" w:sz="4"/>
+              <w:right w:val="single" w:color="CCCCCC" w:sz="4"/>
+            </w:tcBorders>
+            <w:shd w:fill="F2F7FB" w:color="auto" w:val="clear"/>
+            <w:tcMar>
+              <w:top w:type="dxa" w:w="60"/>
+              <w:left w:type="dxa" w:w="120"/>
+              <w:bottom w:type="dxa" w:w="60"/>
+              <w:right w:type="dxa" w:w="120"/>
+            </w:tcMar>
+          </w:tcPr>
+          <w:p>
+            <w:pPr>
+              <w:jc w:val="center"/>
+            </w:pPr>
+            <w:r>
+              <w:rPr>
+                <w:b/>
+                <w:bCs/>
+                <w:color w:val="1A1A1A"/>
+                <w:sz w:val="20"/>
+                <w:szCs w:val="20"/>
+              </w:rPr>
+              <w:t xml:space="preserve">да</w:t>
+            </w:r>
+          </w:p>
+        </w:tc>
+        <w:tc>
+          <w:tcPr>
+            <w:tcW w:type="dxa" w:w="1392"/>
+            <w:tcBorders>
+              <w:top w:val="single" w:color="CCCCCC" w:sz="4"/>
+              <w:left w:val="single" w:color="CCCCCC" w:sz="4"/>
+              <w:bottom w:val="single" w:color="CCCCCC" w:sz="4"/>
+              <w:right w:val="single" w:color="CCCCCC" w:sz="4"/>
+            </w:tcBorders>
+            <w:shd w:fill="F2F7FB" w:color="auto" w:val="clear"/>
+            <w:tcMar>
+              <w:top w:type="dxa" w:w="60"/>
+              <w:left w:type="dxa" w:w="120"/>
+              <w:bottom w:type="dxa" w:w="60"/>
+              <w:right w:type="dxa" w:w="120"/>
+            </w:tcMar>
+          </w:tcPr>
+          <w:p>
+            <w:pPr>
+              <w:jc w:val="center"/>
+            </w:pPr>
+            <w:r>
+              <w:rPr>
+                <w:b/>
+                <w:bCs/>
+                <w:color w:val="1A1A1A"/>
+                <w:sz w:val="20"/>
+                <w:szCs w:val="20"/>
+              </w:rPr>
+              <w:t xml:space="preserve">да</w:t>
+            </w:r>
+          </w:p>
+        </w:tc>
+      </w:tr>
+      <w:tr>
+        <w:tc>
+          <w:tcPr>
+            <w:tcW w:type="dxa" w:w="2400"/>
+            <w:tcBorders>
+              <w:top w:val="single" w:color="CCCCCC" w:sz="4"/>
+              <w:left w:val="single" w:color="CCCCCC" w:sz="4"/>
+              <w:bottom w:val="single" w:color="CCCCCC" w:sz="4"/>
+              <w:right w:val="single" w:color="CCCCCC" w:sz="4"/>
+            </w:tcBorders>
+            <w:shd w:fill="FFFFFF" w:color="auto" w:val="clear"/>
+            <w:tcMar>
+              <w:top w:type="dxa" w:w="60"/>
+              <w:left w:type="dxa" w:w="120"/>
+              <w:bottom w:type="dxa" w:w="60"/>
+              <w:right w:type="dxa" w:w="120"/>
+            </w:tcMar>
+          </w:tcPr>
+          <w:p>
+            <w:pPr>
+              <w:jc w:val="left"/>
+            </w:pPr>
+            <w:r>
+              <w:rPr>
+                <w:b/>
+                <w:bCs/>
+                <w:color w:val="1A1A1A"/>
+                <w:sz w:val="20"/>
+                <w:szCs w:val="20"/>
+              </w:rPr>
+              <w:t xml:space="preserve">LoRA 70 B</w:t>
+            </w:r>
+          </w:p>
+        </w:tc>
+        <w:tc>
+          <w:tcPr>
+            <w:tcW w:type="dxa" w:w="1392"/>
+            <w:tcBorders>
+              <w:top w:val="single" w:color="CCCCCC" w:sz="4"/>
+              <w:left w:val="single" w:color="CCCCCC" w:sz="4"/>
+              <w:bottom w:val="single" w:color="CCCCCC" w:sz="4"/>
+              <w:right w:val="single" w:color="CCCCCC" w:sz="4"/>
+            </w:tcBorders>
+            <w:shd w:fill="FFFFFF" w:color="auto" w:val="clear"/>
+            <w:tcMar>
+              <w:top w:type="dxa" w:w="60"/>
+              <w:left w:type="dxa" w:w="120"/>
+              <w:bottom w:type="dxa" w:w="60"/>
+              <w:right w:type="dxa" w:w="120"/>
+            </w:tcMar>
+          </w:tcPr>
+          <w:p>
+            <w:pPr>
+              <w:jc w:val="center"/>
+            </w:pPr>
+            <w:r>
+              <w:rPr>
+                <w:b/>
+                <w:bCs/>
+                <w:color w:val="1A1A1A"/>
+                <w:sz w:val="20"/>
+                <w:szCs w:val="20"/>
+              </w:rPr>
+              <w:t xml:space="preserve">нет</w:t>
+            </w:r>
+          </w:p>
+        </w:tc>
+        <w:tc>
+          <w:tcPr>
+            <w:tcW w:type="dxa" w:w="1392"/>
+            <w:tcBorders>
+              <w:top w:val="single" w:color="CCCCCC" w:sz="4"/>
+              <w:left w:val="single" w:color="CCCCCC" w:sz="4"/>
+              <w:bottom w:val="single" w:color="CCCCCC" w:sz="4"/>
+              <w:right w:val="single" w:color="CCCCCC" w:sz="4"/>
+            </w:tcBorders>
+            <w:shd w:fill="FFFFFF" w:color="auto" w:val="clear"/>
+            <w:tcMar>
+              <w:top w:type="dxa" w:w="60"/>
+              <w:left w:type="dxa" w:w="120"/>
+              <w:bottom w:type="dxa" w:w="60"/>
+              <w:right w:type="dxa" w:w="120"/>
+            </w:tcMar>
+          </w:tcPr>
+          <w:p>
+            <w:pPr>
+              <w:jc w:val="center"/>
+            </w:pPr>
+            <w:r>
+              <w:rPr>
+                <w:b/>
+                <w:bCs/>
+                <w:color w:val="1A1A1A"/>
+                <w:sz w:val="20"/>
+                <w:szCs w:val="20"/>
+              </w:rPr>
+              <w:t xml:space="preserve">нет</w:t>
+            </w:r>
+          </w:p>
+        </w:tc>
+        <w:tc>
+          <w:tcPr>
+            <w:tcW w:type="dxa" w:w="1392"/>
+            <w:tcBorders>
+              <w:top w:val="single" w:color="CCCCCC" w:sz="4"/>
+              <w:left w:val="single" w:color="CCCCCC" w:sz="4"/>
+              <w:bottom w:val="single" w:color="CCCCCC" w:sz="4"/>
+              <w:right w:val="single" w:color="CCCCCC" w:sz="4"/>
+            </w:tcBorders>
+            <w:shd w:fill="FFFFFF" w:color="auto" w:val="clear"/>
+            <w:tcMar>
+              <w:top w:type="dxa" w:w="60"/>
+              <w:left w:type="dxa" w:w="120"/>
+              <w:bottom w:type="dxa" w:w="60"/>
+              <w:right w:type="dxa" w:w="120"/>
+            </w:tcMar>
+          </w:tcPr>
+          <w:p>
+            <w:pPr>
+              <w:jc w:val="center"/>
+            </w:pPr>
+            <w:r>
+              <w:rPr>
+                <w:b/>
+                <w:bCs/>
+                <w:color w:val="1A1A1A"/>
+                <w:sz w:val="20"/>
+                <w:szCs w:val="20"/>
+              </w:rPr>
+              <w:t xml:space="preserve">нет</w:t>
+            </w:r>
+          </w:p>
+        </w:tc>
+        <w:tc>
+          <w:tcPr>
+            <w:tcW w:type="dxa" w:w="1392"/>
+            <w:tcBorders>
+              <w:top w:val="single" w:color="CCCCCC" w:sz="4"/>
+              <w:left w:val="single" w:color="CCCCCC" w:sz="4"/>
+              <w:bottom w:val="single" w:color="CCCCCC" w:sz="4"/>
+              <w:right w:val="single" w:color="CCCCCC" w:sz="4"/>
+            </w:tcBorders>
+            <w:shd w:fill="FFFFFF" w:color="auto" w:val="clear"/>
+            <w:tcMar>
+              <w:top w:type="dxa" w:w="60"/>
+              <w:left w:type="dxa" w:w="120"/>
+              <w:bottom w:type="dxa" w:w="60"/>
+              <w:right w:type="dxa" w:w="120"/>
+            </w:tcMar>
+          </w:tcPr>
+          <w:p>
+            <w:pPr>
+              <w:jc w:val="center"/>
+            </w:pPr>
+            <w:r>
+              <w:rPr>
+                <w:b/>
+                <w:bCs/>
+                <w:color w:val="1A1A1A"/>
+                <w:sz w:val="20"/>
+                <w:szCs w:val="20"/>
+              </w:rPr>
+              <w:t xml:space="preserve">нет</w:t>
+            </w:r>
+          </w:p>
+        </w:tc>
+        <w:tc>
+          <w:tcPr>
+            <w:tcW w:type="dxa" w:w="1392"/>
+            <w:tcBorders>
+              <w:top w:val="single" w:color="CCCCCC" w:sz="4"/>
+              <w:left w:val="single" w:color="CCCCCC" w:sz="4"/>
+              <w:bottom w:val="single" w:color="CCCCCC" w:sz="4"/>
+              <w:right w:val="single" w:color="CCCCCC" w:sz="4"/>
+            </w:tcBorders>
+            <w:shd w:fill="FFFFFF" w:color="auto" w:val="clear"/>
+            <w:tcMar>
+              <w:top w:type="dxa" w:w="60"/>
+              <w:left w:type="dxa" w:w="120"/>
+              <w:bottom w:type="dxa" w:w="60"/>
+              <w:right w:type="dxa" w:w="120"/>
+            </w:tcMar>
+          </w:tcPr>
+          <w:p>
+            <w:pPr>
+              <w:jc w:val="center"/>
+            </w:pPr>
+            <w:r>
+              <w:rPr>
+                <w:b/>
+                <w:bCs/>
+                <w:color w:val="1A1A1A"/>
+                <w:sz w:val="20"/>
+                <w:szCs w:val="20"/>
+              </w:rPr>
+              <w:t xml:space="preserve">да</w:t>
+            </w:r>
+          </w:p>
+        </w:tc>
+      </w:tr>
+      <w:tr>
+        <w:tc>
+          <w:tcPr>
+            <w:tcW w:type="dxa" w:w="2400"/>
+            <w:tcBorders>
+              <w:top w:val="single" w:color="CCCCCC" w:sz="4"/>
+              <w:left w:val="single" w:color="CCCCCC" w:sz="4"/>
+              <w:bottom w:val="single" w:color="CCCCCC" w:sz="4"/>
+              <w:right w:val="single" w:color="CCCCCC" w:sz="4"/>
+            </w:tcBorders>
+            <w:shd w:fill="F2F7FB" w:color="auto" w:val="clear"/>
+            <w:tcMar>
+              <w:top w:type="dxa" w:w="60"/>
+              <w:left w:type="dxa" w:w="120"/>
+              <w:bottom w:type="dxa" w:w="60"/>
+              <w:right w:type="dxa" w:w="120"/>
+            </w:tcMar>
+          </w:tcPr>
+          <w:p>
+            <w:pPr>
+              <w:jc w:val="left"/>
+            </w:pPr>
+            <w:r>
+              <w:rPr>
+                <w:b/>
+                <w:bCs/>
+                <w:color w:val="1A1A1A"/>
+                <w:sz w:val="20"/>
+                <w:szCs w:val="20"/>
+              </w:rPr>
+              <w:t xml:space="preserve">GLM-5.1</w:t>
+            </w:r>
+          </w:p>
+        </w:tc>
+        <w:tc>
+          <w:tcPr>
+            <w:tcW w:type="dxa" w:w="1392"/>
+            <w:tcBorders>
+              <w:top w:val="single" w:color="CCCCCC" w:sz="4"/>
+              <w:left w:val="single" w:color="CCCCCC" w:sz="4"/>
+              <w:bottom w:val="single" w:color="CCCCCC" w:sz="4"/>
+              <w:right w:val="single" w:color="CCCCCC" w:sz="4"/>
+            </w:tcBorders>
+            <w:shd w:fill="F2F7FB" w:color="auto" w:val="clear"/>
+            <w:tcMar>
+              <w:top w:type="dxa" w:w="60"/>
+              <w:left w:type="dxa" w:w="120"/>
+              <w:bottom w:type="dxa" w:w="60"/>
+              <w:right w:type="dxa" w:w="120"/>
+            </w:tcMar>
+          </w:tcPr>
+          <w:p>
+            <w:pPr>
+              <w:jc w:val="center"/>
+            </w:pPr>
+            <w:r>
+              <w:rPr>
+                <w:b/>
+                <w:bCs/>
+                <w:color w:val="1A1A1A"/>
+                <w:sz w:val="20"/>
+                <w:szCs w:val="20"/>
+              </w:rPr>
+              <w:t xml:space="preserve">нет</w:t>
+            </w:r>
+          </w:p>
+        </w:tc>
+        <w:tc>
+          <w:tcPr>
+            <w:tcW w:type="dxa" w:w="1392"/>
+            <w:tcBorders>
+              <w:top w:val="single" w:color="CCCCCC" w:sz="4"/>
+              <w:left w:val="single" w:color="CCCCCC" w:sz="4"/>
+              <w:bottom w:val="single" w:color="CCCCCC" w:sz="4"/>
+              <w:right w:val="single" w:color="CCCCCC" w:sz="4"/>
+            </w:tcBorders>
+            <w:shd w:fill="F2F7FB" w:color="auto" w:val="clear"/>
+            <w:tcMar>
+              <w:top w:type="dxa" w:w="60"/>
+              <w:left w:type="dxa" w:w="120"/>
+              <w:bottom w:type="dxa" w:w="60"/>
+              <w:right w:type="dxa" w:w="120"/>
+            </w:tcMar>
+          </w:tcPr>
+          <w:p>
+            <w:pPr>
+              <w:jc w:val="center"/>
+            </w:pPr>
+            <w:r>
+              <w:rPr>
+                <w:b/>
+                <w:bCs/>
+                <w:color w:val="1A1A1A"/>
+                <w:sz w:val="20"/>
+                <w:szCs w:val="20"/>
+              </w:rPr>
+              <w:t xml:space="preserve">нет</w:t>
+            </w:r>
+          </w:p>
+        </w:tc>
+        <w:tc>
+          <w:tcPr>
+            <w:tcW w:type="dxa" w:w="1392"/>
+            <w:tcBorders>
+              <w:top w:val="single" w:color="CCCCCC" w:sz="4"/>
+              <w:left w:val="single" w:color="CCCCCC" w:sz="4"/>
+              <w:bottom w:val="single" w:color="CCCCCC" w:sz="4"/>
+              <w:right w:val="single" w:color="CCCCCC" w:sz="4"/>
+            </w:tcBorders>
+            <w:shd w:fill="F2F7FB" w:color="auto" w:val="clear"/>
+            <w:tcMar>
+              <w:top w:type="dxa" w:w="60"/>
+              <w:left w:type="dxa" w:w="120"/>
+              <w:bottom w:type="dxa" w:w="60"/>
+              <w:right w:type="dxa" w:w="120"/>
+            </w:tcMar>
+          </w:tcPr>
+          <w:p>
+            <w:pPr>
+              <w:jc w:val="center"/>
+            </w:pPr>
+            <w:r>
+              <w:rPr>
+                <w:b/>
+                <w:bCs/>
+                <w:color w:val="1A1A1A"/>
+                <w:sz w:val="20"/>
+                <w:szCs w:val="20"/>
+              </w:rPr>
+              <w:t xml:space="preserve">нет</w:t>
+            </w:r>
+          </w:p>
+        </w:tc>
+        <w:tc>
+          <w:tcPr>
+            <w:tcW w:type="dxa" w:w="1392"/>
+            <w:tcBorders>
+              <w:top w:val="single" w:color="CCCCCC" w:sz="4"/>
+              <w:left w:val="single" w:color="CCCCCC" w:sz="4"/>
+              <w:bottom w:val="single" w:color="CCCCCC" w:sz="4"/>
+              <w:right w:val="single" w:color="CCCCCC" w:sz="4"/>
+            </w:tcBorders>
+            <w:shd w:fill="F2F7FB" w:color="auto" w:val="clear"/>
+            <w:tcMar>
+              <w:top w:type="dxa" w:w="60"/>
+              <w:left w:type="dxa" w:w="120"/>
+              <w:bottom w:type="dxa" w:w="60"/>
+              <w:right w:type="dxa" w:w="120"/>
+            </w:tcMar>
+          </w:tcPr>
+          <w:p>
+            <w:pPr>
+              <w:jc w:val="center"/>
+            </w:pPr>
+            <w:r>
+              <w:rPr>
+                <w:b/>
+                <w:bCs/>
+                <w:color w:val="1A1A1A"/>
+                <w:sz w:val="20"/>
+                <w:szCs w:val="20"/>
+              </w:rPr>
+              <w:t xml:space="preserve">нет</w:t>
+            </w:r>
+          </w:p>
+        </w:tc>
+        <w:tc>
+          <w:tcPr>
+            <w:tcW w:type="dxa" w:w="1392"/>
+            <w:tcBorders>
+              <w:top w:val="single" w:color="CCCCCC" w:sz="4"/>
+              <w:left w:val="single" w:color="CCCCCC" w:sz="4"/>
+              <w:bottom w:val="single" w:color="CCCCCC" w:sz="4"/>
+              <w:right w:val="single" w:color="CCCCCC" w:sz="4"/>
+            </w:tcBorders>
+            <w:shd w:fill="F2F7FB" w:color="auto" w:val="clear"/>
+            <w:tcMar>
+              <w:top w:type="dxa" w:w="60"/>
+              <w:left w:type="dxa" w:w="120"/>
+              <w:bottom w:type="dxa" w:w="60"/>
+              <w:right w:type="dxa" w:w="120"/>
+            </w:tcMar>
+          </w:tcPr>
+          <w:p>
+            <w:pPr>
+              <w:jc w:val="center"/>
+            </w:pPr>
+            <w:r>
+              <w:rPr>
+                <w:b/>
+                <w:bCs/>
+                <w:color w:val="1A1A1A"/>
+                <w:sz w:val="20"/>
+                <w:szCs w:val="20"/>
+              </w:rPr>
+              <w:t xml:space="preserve">только 2 карты</w:t>
+            </w:r>
+          </w:p>
+        </w:tc>
+      </w:tr>
+      <w:tr>
+        <w:tc>
+          <w:tcPr>
+            <w:tcW w:type="dxa" w:w="2400"/>
+            <w:tcBorders>
+              <w:top w:val="single" w:color="CCCCCC" w:sz="4"/>
+              <w:left w:val="single" w:color="CCCCCC" w:sz="4"/>
+              <w:bottom w:val="single" w:color="CCCCCC" w:sz="4"/>
+              <w:right w:val="single" w:color="CCCCCC" w:sz="4"/>
+            </w:tcBorders>
+            <w:shd w:fill="FFFFFF" w:color="auto" w:val="clear"/>
+            <w:tcMar>
+              <w:top w:type="dxa" w:w="60"/>
+              <w:left w:type="dxa" w:w="120"/>
+              <w:bottom w:type="dxa" w:w="60"/>
+              <w:right w:type="dxa" w:w="120"/>
+            </w:tcMar>
+          </w:tcPr>
+          <w:p>
+            <w:pPr>
+              <w:jc w:val="left"/>
+            </w:pPr>
+            <w:r>
+              <w:rPr>
+                <w:b/>
+                <w:bCs/>
+                <w:color w:val="1A1A1A"/>
+                <w:sz w:val="20"/>
+                <w:szCs w:val="20"/>
+              </w:rPr>
+              <w:t xml:space="preserve">Форм-фактор</w:t>
+            </w:r>
+          </w:p>
+        </w:tc>
+        <w:tc>
+          <w:tcPr>
+            <w:tcW w:type="dxa" w:w="1392"/>
+            <w:tcBorders>
+              <w:top w:val="single" w:color="CCCCCC" w:sz="4"/>
+              <w:left w:val="single" w:color="CCCCCC" w:sz="4"/>
+              <w:bottom w:val="single" w:color="CCCCCC" w:sz="4"/>
+              <w:right w:val="single" w:color="CCCCCC" w:sz="4"/>
+            </w:tcBorders>
+            <w:shd w:fill="FFFFFF" w:color="auto" w:val="clear"/>
+            <w:tcMar>
+              <w:top w:type="dxa" w:w="60"/>
+              <w:left w:type="dxa" w:w="120"/>
+              <w:bottom w:type="dxa" w:w="60"/>
+              <w:right w:type="dxa" w:w="120"/>
+            </w:tcMar>
+          </w:tcPr>
+          <w:p>
+            <w:pPr>
+              <w:jc w:val="center"/>
+            </w:pPr>
+            <w:r>
+              <w:rPr>
+                <w:b/>
+                <w:bCs/>
+                <w:color w:val="1A1A1A"/>
+                <w:sz w:val="20"/>
+                <w:szCs w:val="20"/>
+              </w:rPr>
+              <w:t xml:space="preserve">Workstation</w:t>
+            </w:r>
+          </w:p>
+        </w:tc>
+        <w:tc>
+          <w:tcPr>
+            <w:tcW w:type="dxa" w:w="1392"/>
+            <w:tcBorders>
+              <w:top w:val="single" w:color="CCCCCC" w:sz="4"/>
+              <w:left w:val="single" w:color="CCCCCC" w:sz="4"/>
+              <w:bottom w:val="single" w:color="CCCCCC" w:sz="4"/>
+              <w:right w:val="single" w:color="CCCCCC" w:sz="4"/>
+            </w:tcBorders>
+            <w:shd w:fill="FFFFFF" w:color="auto" w:val="clear"/>
+            <w:tcMar>
+              <w:top w:type="dxa" w:w="60"/>
+              <w:left w:type="dxa" w:w="120"/>
+              <w:bottom w:type="dxa" w:w="60"/>
+              <w:right w:type="dxa" w:w="120"/>
+            </w:tcMar>
+          </w:tcPr>
+          <w:p>
+            <w:pPr>
+              <w:jc w:val="center"/>
+            </w:pPr>
+            <w:r>
+              <w:rPr>
+                <w:b/>
+                <w:bCs/>
+                <w:color w:val="1A1A1A"/>
+                <w:sz w:val="20"/>
+                <w:szCs w:val="20"/>
+              </w:rPr>
+              <w:t xml:space="preserve">Workstation</w:t>
+            </w:r>
+          </w:p>
+        </w:tc>
+        <w:tc>
+          <w:tcPr>
+            <w:tcW w:type="dxa" w:w="1392"/>
+            <w:tcBorders>
+              <w:top w:val="single" w:color="CCCCCC" w:sz="4"/>
+              <w:left w:val="single" w:color="CCCCCC" w:sz="4"/>
+              <w:bottom w:val="single" w:color="CCCCCC" w:sz="4"/>
+              <w:right w:val="single" w:color="CCCCCC" w:sz="4"/>
+            </w:tcBorders>
+            <w:shd w:fill="FFFFFF" w:color="auto" w:val="clear"/>
+            <w:tcMar>
+              <w:top w:type="dxa" w:w="60"/>
+              <w:left w:type="dxa" w:w="120"/>
+              <w:bottom w:type="dxa" w:w="60"/>
+              <w:right w:type="dxa" w:w="120"/>
+            </w:tcMar>
+          </w:tcPr>
+          <w:p>
+            <w:pPr>
+              <w:jc w:val="center"/>
+            </w:pPr>
+            <w:r>
+              <w:rPr>
+                <w:b/>
+                <w:bCs/>
+                <w:color w:val="1A1A1A"/>
+                <w:sz w:val="20"/>
+                <w:szCs w:val="20"/>
+              </w:rPr>
+              <w:t xml:space="preserve">Workstation</w:t>
+            </w:r>
+          </w:p>
+        </w:tc>
+        <w:tc>
+          <w:tcPr>
+            <w:tcW w:type="dxa" w:w="1392"/>
+            <w:tcBorders>
+              <w:top w:val="single" w:color="CCCCCC" w:sz="4"/>
+              <w:left w:val="single" w:color="CCCCCC" w:sz="4"/>
+              <w:bottom w:val="single" w:color="CCCCCC" w:sz="4"/>
+              <w:right w:val="single" w:color="CCCCCC" w:sz="4"/>
+            </w:tcBorders>
+            <w:shd w:fill="FFFFFF" w:color="auto" w:val="clear"/>
+            <w:tcMar>
+              <w:top w:type="dxa" w:w="60"/>
+              <w:left w:type="dxa" w:w="120"/>
+              <w:bottom w:type="dxa" w:w="60"/>
+              <w:right w:type="dxa" w:w="120"/>
+            </w:tcMar>
+          </w:tcPr>
+          <w:p>
+            <w:pPr>
+              <w:jc w:val="center"/>
+            </w:pPr>
+            <w:r>
+              <w:rPr>
+                <w:b/>
+                <w:bCs/>
+                <w:color w:val="1A1A1A"/>
+                <w:sz w:val="20"/>
+                <w:szCs w:val="20"/>
+              </w:rPr>
+              <w:t xml:space="preserve">Workstation</w:t>
+            </w:r>
+          </w:p>
+        </w:tc>
+        <w:tc>
+          <w:tcPr>
+            <w:tcW w:type="dxa" w:w="1392"/>
+            <w:tcBorders>
+              <w:top w:val="single" w:color="CCCCCC" w:sz="4"/>
+              <w:left w:val="single" w:color="CCCCCC" w:sz="4"/>
+              <w:bottom w:val="single" w:color="CCCCCC" w:sz="4"/>
+              <w:right w:val="single" w:color="CCCCCC" w:sz="4"/>
+            </w:tcBorders>
+            <w:shd w:fill="FFFFFF" w:color="auto" w:val="clear"/>
+            <w:tcMar>
+              <w:top w:type="dxa" w:w="60"/>
+              <w:left w:type="dxa" w:w="120"/>
+              <w:bottom w:type="dxa" w:w="60"/>
+              <w:right w:type="dxa" w:w="120"/>
+            </w:tcMar>
+          </w:tcPr>
+          <w:p>
+            <w:pPr>
+              <w:jc w:val="center"/>
+            </w:pPr>
+            <w:r>
+              <w:rPr>
+                <w:b/>
+                <w:bCs/>
+                <w:color w:val="1A1A1A"/>
+                <w:sz w:val="20"/>
+                <w:szCs w:val="20"/>
+              </w:rPr>
+              <w:t xml:space="preserve">Серверный рэк</w:t>
+            </w:r>
+          </w:p>
+        </w:tc>
+      </w:tr>
+      <w:tr>
+        <w:tc>
+          <w:tcPr>
+            <w:tcW w:type="dxa" w:w="2400"/>
+            <w:tcBorders>
+              <w:top w:val="single" w:color="CCCCCC" w:sz="4"/>
+              <w:left w:val="single" w:color="CCCCCC" w:sz="4"/>
+              <w:bottom w:val="single" w:color="CCCCCC" w:sz="4"/>
+              <w:right w:val="single" w:color="CCCCCC" w:sz="4"/>
+            </w:tcBorders>
+            <w:shd w:fill="F2F7FB" w:color="auto" w:val="clear"/>
+            <w:tcMar>
+              <w:top w:type="dxa" w:w="60"/>
+              <w:left w:type="dxa" w:w="120"/>
+              <w:bottom w:type="dxa" w:w="60"/>
+              <w:right w:type="dxa" w:w="120"/>
+            </w:tcMar>
+          </w:tcPr>
+          <w:p>
+            <w:pPr>
+              <w:jc w:val="left"/>
+            </w:pPr>
+            <w:r>
+              <w:rPr>
+                <w:b/>
+                <w:bCs/>
+                <w:color w:val="1A1A1A"/>
+                <w:sz w:val="20"/>
+                <w:szCs w:val="20"/>
+              </w:rPr>
+              <w:t xml:space="preserve">NVLink</w:t>
+            </w:r>
+          </w:p>
+        </w:tc>
+        <w:tc>
+          <w:tcPr>
+            <w:tcW w:type="dxa" w:w="1392"/>
+            <w:tcBorders>
+              <w:top w:val="single" w:color="CCCCCC" w:sz="4"/>
+              <w:left w:val="single" w:color="CCCCCC" w:sz="4"/>
+              <w:bottom w:val="single" w:color="CCCCCC" w:sz="4"/>
+              <w:right w:val="single" w:color="CCCCCC" w:sz="4"/>
+            </w:tcBorders>
+            <w:shd w:fill="F2F7FB" w:color="auto" w:val="clear"/>
+            <w:tcMar>
+              <w:top w:type="dxa" w:w="60"/>
+              <w:left w:type="dxa" w:w="120"/>
+              <w:bottom w:type="dxa" w:w="60"/>
+              <w:right w:type="dxa" w:w="120"/>
+            </w:tcMar>
+          </w:tcPr>
+          <w:p>
+            <w:pPr>
+              <w:jc w:val="center"/>
+            </w:pPr>
+            <w:r>
+              <w:rPr>
+                <w:b/>
+                <w:bCs/>
+                <w:color w:val="1A1A1A"/>
+                <w:sz w:val="20"/>
+                <w:szCs w:val="20"/>
+              </w:rPr>
+              <w:t xml:space="preserve">нет</w:t>
+            </w:r>
+          </w:p>
+        </w:tc>
+        <w:tc>
+          <w:tcPr>
+            <w:tcW w:type="dxa" w:w="1392"/>
+            <w:tcBorders>
+              <w:top w:val="single" w:color="CCCCCC" w:sz="4"/>
+              <w:left w:val="single" w:color="CCCCCC" w:sz="4"/>
+              <w:bottom w:val="single" w:color="CCCCCC" w:sz="4"/>
+              <w:right w:val="single" w:color="CCCCCC" w:sz="4"/>
+            </w:tcBorders>
+            <w:shd w:fill="F2F7FB" w:color="auto" w:val="clear"/>
+            <w:tcMar>
+              <w:top w:type="dxa" w:w="60"/>
+              <w:left w:type="dxa" w:w="120"/>
+              <w:bottom w:type="dxa" w:w="60"/>
+              <w:right w:type="dxa" w:w="120"/>
+            </w:tcMar>
+          </w:tcPr>
+          <w:p>
+            <w:pPr>
+              <w:jc w:val="center"/>
+            </w:pPr>
+            <w:r>
+              <w:rPr>
+                <w:b/>
+                <w:bCs/>
+                <w:color w:val="1A1A1A"/>
+                <w:sz w:val="20"/>
+                <w:szCs w:val="20"/>
+              </w:rPr>
+              <w:t xml:space="preserve">нет</w:t>
+            </w:r>
+          </w:p>
+        </w:tc>
+        <w:tc>
+          <w:tcPr>
+            <w:tcW w:type="dxa" w:w="1392"/>
+            <w:tcBorders>
+              <w:top w:val="single" w:color="CCCCCC" w:sz="4"/>
+              <w:left w:val="single" w:color="CCCCCC" w:sz="4"/>
+              <w:bottom w:val="single" w:color="CCCCCC" w:sz="4"/>
+              <w:right w:val="single" w:color="CCCCCC" w:sz="4"/>
+            </w:tcBorders>
+            <w:shd w:fill="F2F7FB" w:color="auto" w:val="clear"/>
+            <w:tcMar>
+              <w:top w:type="dxa" w:w="60"/>
+              <w:left w:type="dxa" w:w="120"/>
+              <w:bottom w:type="dxa" w:w="60"/>
+              <w:right w:type="dxa" w:w="120"/>
+            </w:tcMar>
+          </w:tcPr>
+          <w:p>
+            <w:pPr>
+              <w:jc w:val="center"/>
+            </w:pPr>
+            <w:r>
+              <w:rPr>
+                <w:b/>
+                <w:bCs/>
+                <w:color w:val="1A1A1A"/>
+                <w:sz w:val="20"/>
+                <w:szCs w:val="20"/>
+              </w:rPr>
+              <w:t xml:space="preserve">нет</w:t>
+            </w:r>
+          </w:p>
+        </w:tc>
+        <w:tc>
+          <w:tcPr>
+            <w:tcW w:type="dxa" w:w="1392"/>
+            <w:tcBorders>
+              <w:top w:val="single" w:color="CCCCCC" w:sz="4"/>
+              <w:left w:val="single" w:color="CCCCCC" w:sz="4"/>
+              <w:bottom w:val="single" w:color="CCCCCC" w:sz="4"/>
+              <w:right w:val="single" w:color="CCCCCC" w:sz="4"/>
+            </w:tcBorders>
+            <w:shd w:fill="F2F7FB" w:color="auto" w:val="clear"/>
+            <w:tcMar>
+              <w:top w:type="dxa" w:w="60"/>
+              <w:left w:type="dxa" w:w="120"/>
+              <w:bottom w:type="dxa" w:w="60"/>
+              <w:right w:type="dxa" w:w="120"/>
+            </w:tcMar>
+          </w:tcPr>
+          <w:p>
+            <w:pPr>
+              <w:jc w:val="center"/>
+            </w:pPr>
+            <w:r>
+              <w:rPr>
+                <w:b/>
+                <w:bCs/>
+                <w:color w:val="1A1A1A"/>
+                <w:sz w:val="20"/>
+                <w:szCs w:val="20"/>
+              </w:rPr>
+              <w:t xml:space="preserve">нет</w:t>
+            </w:r>
+          </w:p>
+        </w:tc>
+        <w:tc>
+          <w:tcPr>
+            <w:tcW w:type="dxa" w:w="1392"/>
+            <w:tcBorders>
+              <w:top w:val="single" w:color="CCCCCC" w:sz="4"/>
+              <w:left w:val="single" w:color="CCCCCC" w:sz="4"/>
+              <w:bottom w:val="single" w:color="CCCCCC" w:sz="4"/>
+              <w:right w:val="single" w:color="CCCCCC" w:sz="4"/>
+            </w:tcBorders>
+            <w:shd w:fill="F2F7FB" w:color="auto" w:val="clear"/>
+            <w:tcMar>
+              <w:top w:type="dxa" w:w="60"/>
+              <w:left w:type="dxa" w:w="120"/>
+              <w:bottom w:type="dxa" w:w="60"/>
+              <w:right w:type="dxa" w:w="120"/>
+            </w:tcMar>
+          </w:tcPr>
+          <w:p>
+            <w:pPr>
+              <w:jc w:val="center"/>
+            </w:pPr>
+            <w:r>
+              <w:rPr>
+                <w:b/>
+                <w:bCs/>
+                <w:color w:val="1A1A1A"/>
+                <w:sz w:val="20"/>
+                <w:szCs w:val="20"/>
+              </w:rPr>
+              <w:t xml:space="preserve">HBM3 единая</w:t>
+            </w:r>
+          </w:p>
+        </w:tc>
+      </w:tr>
+      <w:tr>
+        <w:tc>
+          <w:tcPr>
+            <w:tcW w:type="dxa" w:w="2400"/>
+            <w:tcBorders>
+              <w:top w:val="single" w:color="CCCCCC" w:sz="4"/>
+              <w:left w:val="single" w:color="CCCCCC" w:sz="4"/>
+              <w:bottom w:val="single" w:color="CCCCCC" w:sz="4"/>
+              <w:right w:val="single" w:color="CCCCCC" w:sz="4"/>
+            </w:tcBorders>
+            <w:shd w:fill="FFFFFF" w:color="auto" w:val="clear"/>
+            <w:tcMar>
+              <w:top w:type="dxa" w:w="60"/>
+              <w:left w:type="dxa" w:w="120"/>
+              <w:bottom w:type="dxa" w:w="60"/>
+              <w:right w:type="dxa" w:w="120"/>
+            </w:tcMar>
+          </w:tcPr>
+          <w:p>
+            <w:pPr>
+              <w:jc w:val="left"/>
+            </w:pPr>
+            <w:r>
+              <w:rPr>
+                <w:b/>
+                <w:bCs/>
+                <w:color w:val="1A1A1A"/>
+                <w:sz w:val="20"/>
+                <w:szCs w:val="20"/>
+              </w:rPr>
+              <w:t xml:space="preserve">Доступность GPU</w:t>
+            </w:r>
+          </w:p>
+        </w:tc>
+        <w:tc>
+          <w:tcPr>
+            <w:tcW w:type="dxa" w:w="1392"/>
+            <w:tcBorders>
+              <w:top w:val="single" w:color="CCCCCC" w:sz="4"/>
+              <w:left w:val="single" w:color="CCCCCC" w:sz="4"/>
+              <w:bottom w:val="single" w:color="CCCCCC" w:sz="4"/>
+              <w:right w:val="single" w:color="CCCCCC" w:sz="4"/>
+            </w:tcBorders>
+            <w:shd w:fill="FFFFFF" w:color="auto" w:val="clear"/>
+            <w:tcMar>
+              <w:top w:type="dxa" w:w="60"/>
+              <w:left w:type="dxa" w:w="120"/>
+              <w:bottom w:type="dxa" w:w="60"/>
+              <w:right w:type="dxa" w:w="120"/>
+            </w:tcMar>
+          </w:tcPr>
+          <w:p>
+            <w:pPr>
+              <w:jc w:val="center"/>
+            </w:pPr>
+            <w:r>
+              <w:rPr>
+                <w:b/>
+                <w:bCs/>
+                <w:color w:val="1A1A1A"/>
+                <w:sz w:val="20"/>
+                <w:szCs w:val="20"/>
+              </w:rPr>
+              <w:t xml:space="preserve">Высокая</w:t>
+            </w:r>
+          </w:p>
+        </w:tc>
+        <w:tc>
+          <w:tcPr>
+            <w:tcW w:type="dxa" w:w="1392"/>
+            <w:tcBorders>
+              <w:top w:val="single" w:color="CCCCCC" w:sz="4"/>
+              <w:left w:val="single" w:color="CCCCCC" w:sz="4"/>
+              <w:bottom w:val="single" w:color="CCCCCC" w:sz="4"/>
+              <w:right w:val="single" w:color="CCCCCC" w:sz="4"/>
+            </w:tcBorders>
+            <w:shd w:fill="FFFFFF" w:color="auto" w:val="clear"/>
+            <w:tcMar>
+              <w:top w:type="dxa" w:w="60"/>
+              <w:left w:type="dxa" w:w="120"/>
+              <w:bottom w:type="dxa" w:w="60"/>
+              <w:right w:type="dxa" w:w="120"/>
+            </w:tcMar>
+          </w:tcPr>
+          <w:p>
+            <w:pPr>
+              <w:jc w:val="center"/>
+            </w:pPr>
+            <w:r>
+              <w:rPr>
+                <w:b/>
+                <w:bCs/>
+                <w:color w:val="1A1A1A"/>
+                <w:sz w:val="20"/>
+                <w:szCs w:val="20"/>
+              </w:rPr>
+              <w:t xml:space="preserve">Высокая</w:t>
+            </w:r>
+          </w:p>
+        </w:tc>
+        <w:tc>
+          <w:tcPr>
+            <w:tcW w:type="dxa" w:w="1392"/>
+            <w:tcBorders>
+              <w:top w:val="single" w:color="CCCCCC" w:sz="4"/>
+              <w:left w:val="single" w:color="CCCCCC" w:sz="4"/>
+              <w:bottom w:val="single" w:color="CCCCCC" w:sz="4"/>
+              <w:right w:val="single" w:color="CCCCCC" w:sz="4"/>
+            </w:tcBorders>
+            <w:shd w:fill="FFFFFF" w:color="auto" w:val="clear"/>
+            <w:tcMar>
+              <w:top w:type="dxa" w:w="60"/>
+              <w:left w:type="dxa" w:w="120"/>
+              <w:bottom w:type="dxa" w:w="60"/>
+              <w:right w:type="dxa" w:w="120"/>
+            </w:tcMar>
+          </w:tcPr>
+          <w:p>
+            <w:pPr>
+              <w:jc w:val="center"/>
+            </w:pPr>
+            <w:r>
+              <w:rPr>
+                <w:b/>
+                <w:bCs/>
+                <w:color w:val="1A1A1A"/>
+                <w:sz w:val="20"/>
+                <w:szCs w:val="20"/>
+              </w:rPr>
+              <w:t xml:space="preserve">Остатки</w:t>
+            </w:r>
+          </w:p>
+        </w:tc>
+        <w:tc>
+          <w:tcPr>
+            <w:tcW w:type="dxa" w:w="1392"/>
+            <w:tcBorders>
+              <w:top w:val="single" w:color="CCCCCC" w:sz="4"/>
+              <w:left w:val="single" w:color="CCCCCC" w:sz="4"/>
+              <w:bottom w:val="single" w:color="CCCCCC" w:sz="4"/>
+              <w:right w:val="single" w:color="CCCCCC" w:sz="4"/>
+            </w:tcBorders>
+            <w:shd w:fill="FFFFFF" w:color="auto" w:val="clear"/>
+            <w:tcMar>
+              <w:top w:type="dxa" w:w="60"/>
+              <w:left w:type="dxa" w:w="120"/>
+              <w:bottom w:type="dxa" w:w="60"/>
+              <w:right w:type="dxa" w:w="120"/>
+            </w:tcMar>
+          </w:tcPr>
+          <w:p>
+            <w:pPr>
+              <w:jc w:val="center"/>
+            </w:pPr>
+            <w:r>
+              <w:rPr>
+                <w:b/>
+                <w:bCs/>
+                <w:color w:val="1A1A1A"/>
+                <w:sz w:val="20"/>
+                <w:szCs w:val="20"/>
+              </w:rPr>
+              <w:t xml:space="preserve">Высокая</w:t>
+            </w:r>
+          </w:p>
+        </w:tc>
+        <w:tc>
+          <w:tcPr>
+            <w:tcW w:type="dxa" w:w="1392"/>
+            <w:tcBorders>
+              <w:top w:val="single" w:color="CCCCCC" w:sz="4"/>
+              <w:left w:val="single" w:color="CCCCCC" w:sz="4"/>
+              <w:bottom w:val="single" w:color="CCCCCC" w:sz="4"/>
+              <w:right w:val="single" w:color="CCCCCC" w:sz="4"/>
+            </w:tcBorders>
+            <w:shd w:fill="FFFFFF" w:color="auto" w:val="clear"/>
+            <w:tcMar>
+              <w:top w:type="dxa" w:w="60"/>
+              <w:left w:type="dxa" w:w="120"/>
+              <w:bottom w:type="dxa" w:w="60"/>
+              <w:right w:type="dxa" w:w="120"/>
+            </w:tcMar>
+          </w:tcPr>
+          <w:p>
+            <w:pPr>
+              <w:jc w:val="center"/>
+            </w:pPr>
+            <w:r>
+              <w:rPr>
+                <w:b/>
+                <w:bCs/>
+                <w:color w:val="1A1A1A"/>
+                <w:sz w:val="20"/>
+                <w:szCs w:val="20"/>
+              </w:rPr>
+              <w:t xml:space="preserve">Через OEM</w:t>
+            </w:r>
+          </w:p>
+        </w:tc>
+      </w:tr>
+      <w:tr>
+        <w:tc>
+          <w:tcPr>
+            <w:tcW w:type="dxa" w:w="2400"/>
+            <w:tcBorders>
+              <w:top w:val="single" w:color="CCCCCC" w:sz="4"/>
+              <w:left w:val="single" w:color="CCCCCC" w:sz="4"/>
+              <w:bottom w:val="single" w:color="CCCCCC" w:sz="4"/>
+              <w:right w:val="single" w:color="CCCCCC" w:sz="4"/>
+            </w:tcBorders>
+            <w:shd w:fill="F2F7FB" w:color="auto" w:val="clear"/>
+            <w:tcMar>
+              <w:top w:type="dxa" w:w="60"/>
+              <w:left w:type="dxa" w:w="120"/>
+              <w:bottom w:type="dxa" w:w="60"/>
+              <w:right w:type="dxa" w:w="120"/>
+            </w:tcMar>
+          </w:tcPr>
+          <w:p>
+            <w:pPr>
+              <w:jc w:val="left"/>
+            </w:pPr>
+            <w:r>
+              <w:rPr>
+                <w:b/>
+                <w:bCs/>
+                <w:color w:val="1A1A1A"/>
+                <w:sz w:val="20"/>
+                <w:szCs w:val="20"/>
+              </w:rPr>
+              <w:t xml:space="preserve">Срок поддержки</w:t>
+            </w:r>
+          </w:p>
+        </w:tc>
+        <w:tc>
+          <w:tcPr>
+            <w:tcW w:type="dxa" w:w="1392"/>
+            <w:tcBorders>
+              <w:top w:val="single" w:color="CCCCCC" w:sz="4"/>
+              <w:left w:val="single" w:color="CCCCCC" w:sz="4"/>
+              <w:bottom w:val="single" w:color="CCCCCC" w:sz="4"/>
+              <w:right w:val="single" w:color="CCCCCC" w:sz="4"/>
+            </w:tcBorders>
+            <w:shd w:fill="F2F7FB" w:color="auto" w:val="clear"/>
+            <w:tcMar>
+              <w:top w:type="dxa" w:w="60"/>
+              <w:left w:type="dxa" w:w="120"/>
+              <w:bottom w:type="dxa" w:w="60"/>
+              <w:right w:type="dxa" w:w="120"/>
+            </w:tcMar>
+          </w:tcPr>
+          <w:p>
+            <w:pPr>
+              <w:jc w:val="center"/>
+            </w:pPr>
+            <w:r>
+              <w:rPr>
+                <w:b/>
+                <w:bCs/>
+                <w:color w:val="1A1A1A"/>
+                <w:sz w:val="20"/>
+                <w:szCs w:val="20"/>
+              </w:rPr>
+              <w:t xml:space="preserve">3–4 года</w:t>
+            </w:r>
+          </w:p>
+        </w:tc>
+        <w:tc>
+          <w:tcPr>
+            <w:tcW w:type="dxa" w:w="1392"/>
+            <w:tcBorders>
+              <w:top w:val="single" w:color="CCCCCC" w:sz="4"/>
+              <w:left w:val="single" w:color="CCCCCC" w:sz="4"/>
+              <w:bottom w:val="single" w:color="CCCCCC" w:sz="4"/>
+              <w:right w:val="single" w:color="CCCCCC" w:sz="4"/>
+            </w:tcBorders>
+            <w:shd w:fill="F2F7FB" w:color="auto" w:val="clear"/>
+            <w:tcMar>
+              <w:top w:type="dxa" w:w="60"/>
+              <w:left w:type="dxa" w:w="120"/>
+              <w:bottom w:type="dxa" w:w="60"/>
+              <w:right w:type="dxa" w:w="120"/>
+            </w:tcMar>
+          </w:tcPr>
+          <w:p>
+            <w:pPr>
+              <w:jc w:val="center"/>
+            </w:pPr>
+            <w:r>
+              <w:rPr>
+                <w:b/>
+                <w:bCs/>
+                <w:color w:val="1A1A1A"/>
+                <w:sz w:val="20"/>
+                <w:szCs w:val="20"/>
+              </w:rPr>
+              <w:t xml:space="preserve">3–4 года</w:t>
+            </w:r>
+          </w:p>
+        </w:tc>
+        <w:tc>
+          <w:tcPr>
+            <w:tcW w:type="dxa" w:w="1392"/>
+            <w:tcBorders>
+              <w:top w:val="single" w:color="CCCCCC" w:sz="4"/>
+              <w:left w:val="single" w:color="CCCCCC" w:sz="4"/>
+              <w:bottom w:val="single" w:color="CCCCCC" w:sz="4"/>
+              <w:right w:val="single" w:color="CCCCCC" w:sz="4"/>
+            </w:tcBorders>
+            <w:shd w:fill="F2F7FB" w:color="auto" w:val="clear"/>
+            <w:tcMar>
+              <w:top w:type="dxa" w:w="60"/>
+              <w:left w:type="dxa" w:w="120"/>
+              <w:bottom w:type="dxa" w:w="60"/>
+              <w:right w:type="dxa" w:w="120"/>
+            </w:tcMar>
+          </w:tcPr>
+          <w:p>
+            <w:pPr>
+              <w:jc w:val="center"/>
+            </w:pPr>
+            <w:r>
+              <w:rPr>
+                <w:b/>
+                <w:bCs/>
+                <w:color w:val="1A1A1A"/>
+                <w:sz w:val="20"/>
+                <w:szCs w:val="20"/>
+              </w:rPr>
+              <w:t xml:space="preserve">3–4 года</w:t>
+            </w:r>
+          </w:p>
+        </w:tc>
+        <w:tc>
+          <w:tcPr>
+            <w:tcW w:type="dxa" w:w="1392"/>
+            <w:tcBorders>
+              <w:top w:val="single" w:color="CCCCCC" w:sz="4"/>
+              <w:left w:val="single" w:color="CCCCCC" w:sz="4"/>
+              <w:bottom w:val="single" w:color="CCCCCC" w:sz="4"/>
+              <w:right w:val="single" w:color="CCCCCC" w:sz="4"/>
+            </w:tcBorders>
+            <w:shd w:fill="F2F7FB" w:color="auto" w:val="clear"/>
+            <w:tcMar>
+              <w:top w:type="dxa" w:w="60"/>
+              <w:left w:type="dxa" w:w="120"/>
+              <w:bottom w:type="dxa" w:w="60"/>
+              <w:right w:type="dxa" w:w="120"/>
+            </w:tcMar>
+          </w:tcPr>
+          <w:p>
+            <w:pPr>
+              <w:jc w:val="center"/>
+            </w:pPr>
+            <w:r>
+              <w:rPr>
+                <w:b/>
+                <w:bCs/>
+                <w:color w:val="1A1A1A"/>
+                <w:sz w:val="20"/>
+                <w:szCs w:val="20"/>
+              </w:rPr>
+              <w:t xml:space="preserve">4–5 лет</w:t>
+            </w:r>
+          </w:p>
+        </w:tc>
+        <w:tc>
+          <w:tcPr>
+            <w:tcW w:type="dxa" w:w="1392"/>
+            <w:tcBorders>
+              <w:top w:val="single" w:color="CCCCCC" w:sz="4"/>
+              <w:left w:val="single" w:color="CCCCCC" w:sz="4"/>
+              <w:bottom w:val="single" w:color="CCCCCC" w:sz="4"/>
+              <w:right w:val="single" w:color="CCCCCC" w:sz="4"/>
+            </w:tcBorders>
+            <w:shd w:fill="F2F7FB" w:color="auto" w:val="clear"/>
+            <w:tcMar>
+              <w:top w:type="dxa" w:w="60"/>
+              <w:left w:type="dxa" w:w="120"/>
+              <w:bottom w:type="dxa" w:w="60"/>
+              <w:right w:type="dxa" w:w="120"/>
+            </w:tcMar>
+          </w:tcPr>
+          <w:p>
+            <w:pPr>
+              <w:jc w:val="center"/>
+            </w:pPr>
+            <w:r>
+              <w:rPr>
+                <w:b/>
+                <w:bCs/>
+                <w:color w:val="1A1A1A"/>
+                <w:sz w:val="20"/>
+                <w:szCs w:val="20"/>
+              </w:rPr>
+              <w:t xml:space="preserve">4–5 лет</w:t>
+            </w:r>
+          </w:p>
+        </w:tc>
+      </w:tr>
+    </w:tbl>
+    <w:p>
+      <w:pPr>
+        <w:pStyle w:val="Heading1"/>
+        <w:spacing w:after="180" w:before="320"/>
+      </w:pPr>
+      <w:r>
+        <w:rPr>
+          <w:b/>
+          <w:bCs/>
+          <w:color w:val="1F4E79"/>
+          <w:sz w:val="36"/>
+          <w:szCs w:val="36"/>
+        </w:rPr>
+        <w:t xml:space="preserve">Рекомендация</w:t>
+      </w:r>
+    </w:p>
+    <w:p>
+      <w:pPr>
+        <w:spacing w:after="100"/>
+        <w:jc w:val="both"/>
+      </w:pPr>
+      <w:r>
+        <w:rPr>
+          <w:color w:val="1A1A1A"/>
+          <w:sz w:val="22"/>
+          <w:szCs w:val="22"/>
+        </w:rPr>
+        <w:t xml:space="default">Если инфраструктура допускает серверный рэк </w:t>
+      </w:r>
+    </w:p>
+    <w:p>
+      <w:pPr>
+        <w:spacing w:after="100"/>
+        <w:jc w:val="both"/>
+      </w:pPr>
+      <w:r>
+        <w:rPr>
+          <w:color w:val="1A1A1A"/>
+          <w:sz w:val="22"/>
+          <w:szCs w:val="22"/>
+        </w:rPr>
+        <w:t xml:space="preserve">и доступна закупка через OEM — предпочтителен вариант E (1 × MI300X). Одна карта покрывает все задачи с запасом на рост до 3+ лет.</w:t>
+      </w:r>
+    </w:p>
+    <w:p>
+      <w:pPr>
+        <w:spacing w:after="100"/>
+        <w:jc w:val="both"/>
+      </w:pPr>
+      <w:r>
+        <w:rPr>
+          <w:color w:val="1A1A1A"/>
+          <w:sz w:val="22"/>
+          <w:szCs w:val="22"/>
+        </w:rPr>
+        <w:t xml:space="default">Если серверный рэк не вписывается в офис </w:t>
+      </w:r>
+    </w:p>
+    <w:p>
+      <w:pPr>
+        <w:spacing w:after="100"/>
+        <w:jc w:val="both"/>
+      </w:pPr>
+      <w:r>
+        <w:rPr>
+          <w:color w:val="1A1A1A"/>
+          <w:sz w:val="22"/>
+          <w:szCs w:val="22"/>
+        </w:rPr>
+        <w:t xml:space="preserve">или карты AMD Instinct недоступны по каналам снабжения — предпочтителен вариант D (2 × RTX 5090). Самый компактный потребительский вариант, покрывающий задачу на 1.5–2 года.</w:t>
+      </w:r>
+    </w:p>
+    <w:p>
+      <w:pPr>
+        <w:spacing w:after="100"/>
+        <w:jc w:val="both"/>
+      </w:pPr>
+      <w:r>
+        <w:rPr>
+          <w:color w:val="1A1A1A"/>
+          <w:sz w:val="22"/>
+          <w:szCs w:val="22"/>
+        </w:rPr>
+        <w:t xml:space="default">Варианты A и B (4 × RTX 5060 Ti / 5080) </w:t>
+      </w:r>
+    </w:p>
+    <w:p>
+      <w:pPr>
+        <w:spacing w:after="100"/>
+        <w:jc w:val="both"/>
+      </w:pPr>
+      <w:r>
+        <w:rPr>
+          <w:color w:val="1A1A1A"/>
+          <w:sz w:val="22"/>
+          <w:szCs w:val="22"/>
+        </w:rPr>
+        <w:t xml:space="preserve">пригодны как первая серверная установка с ограниченным бюджетом и пониманием что через 12–18 месяцев потребуется апгрейд.</w:t>
+      </w:r>
+    </w:p>
+    <w:p>
+      <w:pPr>
+        <w:spacing w:after="100"/>
+        <w:jc w:val="both"/>
+      </w:pPr>
+      <w:r>
+        <w:rPr>
+          <w:color w:val="1A1A1A"/>
+          <w:sz w:val="22"/>
+          <w:szCs w:val="22"/>
+        </w:rPr>
+        <w:t xml:space="default">Вариант C (4 × RTX 4090) </w:t>
+      </w:r>
+    </w:p>
+    <w:p>
+      <w:pPr>
+        <w:spacing w:after="100"/>
+        <w:jc w:val="both"/>
+      </w:pPr>
+      <w:r>
+        <w:rPr>
+          <w:color w:val="1A1A1A"/>
+          <w:sz w:val="22"/>
+          <w:szCs w:val="22"/>
+        </w:rPr>
+        <w:t xml:space="preserve">— классическая проверенная конфигурация, но RTX 4090 сняты с производства; закупка возможна только из остатков складов.</w:t>
+      </w:r>
+    </w:p>
+    <w:p>
+      <w:pPr>
+        <w:spacing w:after="100"/>
+        <w:jc w:val="both"/>
+      </w:pPr>
+      <w:r>
+        <w:rPr>
+          <w:color w:val="1A1A1A"/>
+          <w:sz w:val="22"/>
+          <w:szCs w:val="22"/>
+        </w:rPr>
+        <w:t xml:space="default">Варианты MI210 / MI250 / MI350 </w:t>
+      </w:r>
+    </w:p>
+    <w:p>
+      <w:pPr>
+        <w:spacing w:after="100"/>
+        <w:jc w:val="both"/>
+      </w:pPr>
+      <w:r>
+        <w:rPr>
+          <w:color w:val="1A1A1A"/>
+          <w:sz w:val="22"/>
+          <w:szCs w:val="22"/>
+        </w:rPr>
+        <w:t xml:space="preserve">— не рекомендуются: первые два теряют программную поддержку, третий избыточен для заявленной задачи.</w:t>
       </w:r>
     </w:p>
     <w:sectPr>
